--- a/README.docx
+++ b/README.docx
@@ -111,15 +111,7 @@
           <w:szCs w:val="56"/>
           <w:lang w:val="ro-RO"/>
         </w:rPr>
-        <w:t xml:space="preserve">Tema proiectului: </w:t>
-      </w:r>
-      <w:r>
-        <w:rPr>
-          <w:sz w:val="56"/>
-          <w:szCs w:val="56"/>
-          <w:lang w:val="ro-RO"/>
-        </w:rPr>
-        <w:t>Tic-Tac-Toe</w:t>
+        <w:t>Tema proiectului: Tic-Tac-Toe</w:t>
       </w:r>
     </w:p>
     <w:p>
@@ -205,13 +197,6 @@
         </w:rPr>
         <w:t>Alterescu Cristina</w:t>
         <w:tab/>
-      </w:r>
-      <w:r>
-        <w:rPr>
-          <w:sz w:val="52"/>
-          <w:szCs w:val="52"/>
-          <w:lang w:val="ro-RO"/>
-        </w:rPr>
         <w:t>Țuburlui Mihai</w:t>
       </w:r>
     </w:p>
@@ -266,7 +251,10 @@
         <w:spacing w:lineRule="auto" w:line="360"/>
         <w:rPr/>
       </w:pPr>
-      <w:bookmarkStart w:id="0" w:name="tic-tac-toe"/>
+      <w:bookmarkStart w:id="0" w:name="__RefHeading___Toc2435_434376567"/>
+      <w:bookmarkStart w:id="1" w:name="tic-tac-toe"/>
+      <w:bookmarkEnd w:id="0"/>
+      <w:bookmarkEnd w:id="1"/>
       <w:r>
         <w:rPr/>
         <w:t>Tic-Tac-Toe</w:t>
@@ -278,7 +266,8 @@
         <w:spacing w:lineRule="auto" w:line="360"/>
         <w:rPr/>
       </w:pPr>
-      <w:bookmarkStart w:id="1" w:name="descriere"/>
+      <w:bookmarkStart w:id="2" w:name="__RefHeading___Toc2437_434376567"/>
+      <w:bookmarkEnd w:id="2"/>
       <w:r>
         <w:rPr/>
         <w:t>Descriere</w:t>
@@ -288,14 +277,15 @@
       <w:pPr>
         <w:pStyle w:val="FirstParagraph"/>
         <w:spacing w:lineRule="auto" w:line="360"/>
-        <w:rPr/>
-      </w:pPr>
-      <w:bookmarkStart w:id="2" w:name="descriere"/>
+        <w:jc w:val="both"/>
+        <w:rPr/>
+      </w:pPr>
+      <w:bookmarkStart w:id="3" w:name="descriere"/>
       <w:r>
         <w:rPr/>
         <w:t>Acesta este un joc clasic de Tic-Tac-Toe (X și 0) implementat în C++ cu o interfață grafică folosind OpenGL și GLUT. Jocul include un AI (Inteligență Artificială) care poate juca la diferite niveluri de dificultate, făcând jocul potrivit atât pentru începători, cât și pentru jucătorii experimentați.</w:t>
       </w:r>
-      <w:bookmarkEnd w:id="2"/>
+      <w:bookmarkEnd w:id="3"/>
     </w:p>
     <w:p>
       <w:pPr>
@@ -303,7 +293,8 @@
         <w:spacing w:lineRule="auto" w:line="360"/>
         <w:rPr/>
       </w:pPr>
-      <w:bookmarkStart w:id="3" w:name="cum-funcționează-jocul"/>
+      <w:bookmarkStart w:id="4" w:name="__RefHeading___Toc2439_434376567"/>
+      <w:bookmarkEnd w:id="4"/>
       <w:r>
         <w:rPr/>
         <w:t>Cum funcționează jocul</w:t>
@@ -313,6 +304,7 @@
       <w:pPr>
         <w:pStyle w:val="FirstParagraph"/>
         <w:spacing w:lineRule="auto" w:line="360"/>
+        <w:jc w:val="both"/>
         <w:rPr/>
       </w:pPr>
       <w:r>
@@ -326,7 +318,8 @@
         <w:spacing w:lineRule="auto" w:line="360"/>
         <w:rPr/>
       </w:pPr>
-      <w:bookmarkStart w:id="4" w:name="reguli-de-bază"/>
+      <w:bookmarkStart w:id="5" w:name="__RefHeading___Toc2441_434376567"/>
+      <w:bookmarkEnd w:id="5"/>
       <w:r>
         <w:rPr/>
         <w:t>Reguli de bază:</w:t>
@@ -417,26 +410,13 @@
         <w:spacing w:lineRule="auto" w:line="360"/>
         <w:rPr/>
       </w:pPr>
-      <w:bookmarkStart w:id="5" w:name="cum-funcționează-jocul"/>
       <w:bookmarkStart w:id="6" w:name="reguli-de-bază"/>
+      <w:bookmarkStart w:id="7" w:name="cum-funcționează-jocul"/>
       <w:r>
         <w:rPr/>
         <w:t>Toate pătratele sunt ocupate fără câștigător (egalitate).</w:t>
       </w:r>
-      <w:bookmarkEnd w:id="5"/>
       <w:bookmarkEnd w:id="6"/>
-    </w:p>
-    <w:p>
-      <w:pPr>
-        <w:pStyle w:val="Heading2"/>
-        <w:spacing w:lineRule="auto" w:line="360"/>
-        <w:rPr/>
-      </w:pPr>
-      <w:bookmarkStart w:id="7" w:name="interfața-grafica"/>
-      <w:r>
-        <w:rPr/>
-        <w:t>Interfața grafica</w:t>
-      </w:r>
       <w:bookmarkEnd w:id="7"/>
     </w:p>
     <w:p>
@@ -445,19 +425,38 @@
         <w:spacing w:lineRule="auto" w:line="360"/>
         <w:rPr/>
       </w:pPr>
-      <w:bookmarkStart w:id="8" w:name="caracteristici"/>
-      <w:r>
-        <w:rPr/>
-        <w:t>Caracteristici</w:t>
-      </w:r>
+      <w:bookmarkStart w:id="8" w:name="__RefHeading___Toc2443_434376567"/>
+      <w:bookmarkStart w:id="9" w:name="interfața-grafica"/>
+      <w:bookmarkEnd w:id="8"/>
+      <w:r>
+        <w:rPr/>
+        <w:t>Interfața grafica</w:t>
+      </w:r>
+      <w:bookmarkEnd w:id="9"/>
     </w:p>
     <w:p>
       <w:pPr>
+        <w:pStyle w:val="Heading2"/>
+        <w:spacing w:lineRule="auto" w:line="360"/>
+        <w:rPr/>
+      </w:pPr>
+      <w:bookmarkStart w:id="10" w:name="__RefHeading___Toc2445_434376567"/>
+      <w:bookmarkStart w:id="11" w:name="caracteristici"/>
+      <w:bookmarkEnd w:id="10"/>
+      <w:r>
+        <w:rPr/>
+        <w:t>Caracteristici</w:t>
+      </w:r>
+    </w:p>
+    <w:p>
+      <w:pPr>
         <w:pStyle w:val="Heading3"/>
         <w:spacing w:lineRule="auto" w:line="360"/>
         <w:rPr/>
       </w:pPr>
-      <w:bookmarkStart w:id="9" w:name="moduri-de-joc"/>
+      <w:bookmarkStart w:id="12" w:name="__RefHeading___Toc2447_434376567"/>
+      <w:bookmarkStart w:id="13" w:name="moduri-de-joc"/>
+      <w:bookmarkEnd w:id="12"/>
       <w:r>
         <w:rPr/>
         <w:t>Moduri de joc:</w:t>
@@ -506,7 +505,7 @@
         <w:rPr/>
         <w:t>: Un jucător uman joacă împotriva calculatorului.</w:t>
       </w:r>
-      <w:bookmarkEnd w:id="9"/>
+      <w:bookmarkEnd w:id="13"/>
     </w:p>
     <w:p>
       <w:pPr>
@@ -514,7 +513,9 @@
         <w:spacing w:lineRule="auto" w:line="360"/>
         <w:rPr/>
       </w:pPr>
-      <w:bookmarkStart w:id="10" w:name="opțiuni-ai"/>
+      <w:bookmarkStart w:id="14" w:name="__RefHeading___Toc2449_434376567"/>
+      <w:bookmarkStart w:id="15" w:name="opțiuni-ai"/>
+      <w:bookmarkEnd w:id="14"/>
       <w:r>
         <w:rPr/>
         <w:t>Opțiuni AI:</w:t>
@@ -651,8 +652,8 @@
         <w:rPr/>
         <w:t>: AI-ul execută constant o mutare perfectă.</w:t>
       </w:r>
-      <w:bookmarkEnd w:id="8"/>
-      <w:bookmarkEnd w:id="10"/>
+      <w:bookmarkEnd w:id="11"/>
+      <w:bookmarkEnd w:id="15"/>
     </w:p>
     <w:p>
       <w:pPr>
@@ -660,7 +661,9 @@
         <w:spacing w:lineRule="auto" w:line="360"/>
         <w:rPr/>
       </w:pPr>
-      <w:bookmarkStart w:id="11" w:name="variabile-relevante"/>
+      <w:bookmarkStart w:id="16" w:name="__RefHeading___Toc2451_434376567"/>
+      <w:bookmarkStart w:id="17" w:name="variabile-relevante"/>
+      <w:bookmarkEnd w:id="16"/>
       <w:r>
         <w:rPr/>
         <w:t>Variabile relevante:</w:t>
@@ -672,7 +675,9 @@
         <w:spacing w:lineRule="auto" w:line="360"/>
         <w:rPr/>
       </w:pPr>
-      <w:bookmarkStart w:id="12" w:name="matricele-de-stare-a-jocului"/>
+      <w:bookmarkStart w:id="18" w:name="__RefHeading___Toc2453_434376567"/>
+      <w:bookmarkStart w:id="19" w:name="matricele-de-stare-a-jocului"/>
+      <w:bookmarkEnd w:id="18"/>
       <w:r>
         <w:rPr/>
         <w:t>Matricele de stare a jocului:</w:t>
@@ -1023,6 +1028,7 @@
           <w:numId w:val="2"/>
         </w:numPr>
         <w:spacing w:lineRule="auto" w:line="360"/>
+        <w:jc w:val="both"/>
         <w:rPr/>
       </w:pPr>
       <w:r>
@@ -1037,7 +1043,7 @@
         <w:rPr/>
         <w:t>: Matricea marcajelor pentru câștig. Aceasta este folosită pentru a evidenția vizual (cu culoare aurie) liniile, coloanele sau diagonalele care formează o combinație câștigătoare. Valorile sunt 0 (neactiv) sau 1 (activ - se afișează în culoare aurie).</w:t>
       </w:r>
-      <w:bookmarkEnd w:id="12"/>
+      <w:bookmarkEnd w:id="19"/>
     </w:p>
     <w:p>
       <w:pPr>
@@ -1045,7 +1051,9 @@
         <w:spacing w:lineRule="auto" w:line="360"/>
         <w:rPr/>
       </w:pPr>
-      <w:bookmarkStart w:id="13" w:name="Xe44ac30a04a64df5a36fd7580f219e4d6ca53d7"/>
+      <w:bookmarkStart w:id="20" w:name="__RefHeading___Toc2455_434376567"/>
+      <w:bookmarkStart w:id="21" w:name="Xe44ac30a04a64df5a36fd7580f219e4d6ca53d7"/>
+      <w:bookmarkEnd w:id="20"/>
       <w:r>
         <w:rPr/>
         <w:t>Variabile de control al turului și stării:</w:t>
@@ -1059,6 +1067,7 @@
           <w:numId w:val="2"/>
         </w:numPr>
         <w:spacing w:lineRule="auto" w:line="360"/>
+        <w:jc w:val="both"/>
         <w:rPr/>
       </w:pPr>
       <w:r>
@@ -1200,6 +1209,7 @@
           <w:numId w:val="2"/>
         </w:numPr>
         <w:spacing w:lineRule="auto" w:line="360"/>
+        <w:jc w:val="both"/>
         <w:rPr/>
       </w:pPr>
       <w:r>
@@ -1325,7 +1335,7 @@
         <w:rPr/>
         <w:t xml:space="preserve"> - egalitate (tabla plină, niciun câștigător)</w:t>
       </w:r>
-      <w:bookmarkEnd w:id="13"/>
+      <w:bookmarkEnd w:id="21"/>
     </w:p>
     <w:p>
       <w:pPr>
@@ -1333,7 +1343,9 @@
         <w:spacing w:lineRule="auto" w:line="360"/>
         <w:rPr/>
       </w:pPr>
-      <w:bookmarkStart w:id="14" w:name="variabile-pentru-configurația-ai-ului"/>
+      <w:bookmarkStart w:id="22" w:name="__RefHeading___Toc2457_434376567"/>
+      <w:bookmarkStart w:id="23" w:name="variabile-pentru-configurația-ai-ului"/>
+      <w:bookmarkEnd w:id="22"/>
       <w:r>
         <w:rPr/>
         <w:t>Variabile pentru configurația AI-ului:</w:t>
@@ -1561,7 +1573,7 @@
         <w:rPr/>
         <w:t xml:space="preserve"> - Impossible: AI-ul execută mereu mișcarea optimă folosind algoritmul Minimax</w:t>
       </w:r>
-      <w:bookmarkEnd w:id="14"/>
+      <w:bookmarkEnd w:id="23"/>
     </w:p>
     <w:p>
       <w:pPr>
@@ -1569,7 +1581,9 @@
         <w:spacing w:lineRule="auto" w:line="360"/>
         <w:rPr/>
       </w:pPr>
-      <w:bookmarkStart w:id="15" w:name="variabile-de-interfață"/>
+      <w:bookmarkStart w:id="24" w:name="__RefHeading___Toc2459_434376567"/>
+      <w:bookmarkStart w:id="25" w:name="variabile-de-interfață"/>
+      <w:bookmarkEnd w:id="24"/>
       <w:r>
         <w:rPr/>
         <w:t>Variabile de interfață:</w:t>
@@ -1641,8 +1655,8 @@
         <w:rPr/>
         <w:t xml:space="preserve"> - meniul de setări este închis (se joacă jocul pe tablă)</w:t>
       </w:r>
-      <w:bookmarkEnd w:id="11"/>
-      <w:bookmarkEnd w:id="15"/>
+      <w:bookmarkEnd w:id="17"/>
+      <w:bookmarkEnd w:id="25"/>
     </w:p>
     <w:p>
       <w:pPr>
@@ -1650,7 +1664,8 @@
         <w:spacing w:lineRule="auto" w:line="360"/>
         <w:rPr/>
       </w:pPr>
-      <w:bookmarkStart w:id="16" w:name="funcții-relevante"/>
+      <w:bookmarkStart w:id="26" w:name="__RefHeading___Toc2461_434376567"/>
+      <w:bookmarkEnd w:id="26"/>
       <w:r>
         <w:rPr/>
         <w:t>Funcții relevante:</w:t>
@@ -1662,7 +1677,9 @@
         <w:spacing w:lineRule="auto" w:line="360"/>
         <w:rPr/>
       </w:pPr>
-      <w:bookmarkStart w:id="17" w:name="funcții-de-utilitate-și-detecție"/>
+      <w:bookmarkStart w:id="27" w:name="__RefHeading___Toc2463_434376567"/>
+      <w:bookmarkStart w:id="28" w:name="funcții-de-utilitate-și-detecție"/>
+      <w:bookmarkEnd w:id="27"/>
       <w:r>
         <w:rPr/>
         <w:t>Funcții de utilitate și detecție:</w:t>
@@ -1676,6 +1693,7 @@
           <w:numId w:val="2"/>
         </w:numPr>
         <w:spacing w:lineRule="auto" w:line="360"/>
+        <w:jc w:val="both"/>
         <w:rPr/>
       </w:pPr>
       <w:r>
@@ -2061,6 +2079,7 @@
           <w:numId w:val="2"/>
         </w:numPr>
         <w:spacing w:lineRule="auto" w:line="360"/>
+        <w:jc w:val="both"/>
         <w:rPr/>
       </w:pPr>
       <w:r>
@@ -2307,6 +2326,7 @@
           <w:numId w:val="2"/>
         </w:numPr>
         <w:spacing w:lineRule="auto" w:line="360"/>
+        <w:jc w:val="both"/>
         <w:rPr/>
       </w:pPr>
       <w:r>
@@ -2321,7 +2341,7 @@
         <w:rPr/>
         <w:t>: Convertește coordonatele pixelului cursorului mouse în coordonata pe tabla de 3x3. Divizează poziția mouse-ului cu dimensiunea unei celule pentru a determina linia și coloana.</w:t>
       </w:r>
-      <w:bookmarkEnd w:id="17"/>
+      <w:bookmarkEnd w:id="28"/>
     </w:p>
     <w:p>
       <w:pPr>
@@ -2329,7 +2349,9 @@
         <w:spacing w:lineRule="auto" w:line="360"/>
         <w:rPr/>
       </w:pPr>
-      <w:bookmarkStart w:id="18" w:name="funcții-de-management-al-stării-jocului"/>
+      <w:bookmarkStart w:id="29" w:name="__RefHeading___Toc2465_434376567"/>
+      <w:bookmarkStart w:id="30" w:name="funcții-de-management-al-stării-jocului"/>
+      <w:bookmarkEnd w:id="29"/>
       <w:r>
         <w:rPr/>
         <w:t>Funcții de management al stării jocului:</w:t>
@@ -2343,6 +2365,7 @@
           <w:numId w:val="2"/>
         </w:numPr>
         <w:spacing w:lineRule="auto" w:line="360"/>
+        <w:jc w:val="both"/>
         <w:rPr/>
       </w:pPr>
       <w:r>
@@ -2366,6 +2389,7 @@
           <w:numId w:val="2"/>
         </w:numPr>
         <w:spacing w:lineRule="auto" w:line="360"/>
+        <w:jc w:val="both"/>
         <w:rPr/>
       </w:pPr>
       <w:r>
@@ -3028,6 +3052,7 @@
           <w:numId w:val="2"/>
         </w:numPr>
         <w:spacing w:lineRule="auto" w:line="360"/>
+        <w:jc w:val="both"/>
         <w:rPr/>
       </w:pPr>
       <w:r>
@@ -4452,6 +4477,7 @@
           <w:numId w:val="2"/>
         </w:numPr>
         <w:spacing w:lineRule="auto" w:line="360"/>
+        <w:jc w:val="both"/>
         <w:rPr/>
       </w:pPr>
       <w:r>
@@ -4496,7 +4522,7 @@
         <w:rPr/>
         <w:t>, marchează celulele câștigătoare în matricea gold.</w:t>
       </w:r>
-      <w:bookmarkEnd w:id="18"/>
+      <w:bookmarkEnd w:id="30"/>
     </w:p>
     <w:p>
       <w:pPr>
@@ -4504,7 +4530,9 @@
         <w:spacing w:lineRule="auto" w:line="360"/>
         <w:rPr/>
       </w:pPr>
-      <w:bookmarkStart w:id="19" w:name="X7dbe277978a1b42052f8b56857981ff468213aa"/>
+      <w:bookmarkStart w:id="31" w:name="__RefHeading___Toc2467_434376567"/>
+      <w:bookmarkStart w:id="32" w:name="X7dbe277978a1b42052f8b56857981ff468213aa"/>
+      <w:bookmarkEnd w:id="31"/>
       <w:r>
         <w:rPr/>
         <w:t>Funcții ale algoritmului de inteligență artificială:</w:t>
@@ -4518,6 +4546,7 @@
           <w:numId w:val="2"/>
         </w:numPr>
         <w:spacing w:lineRule="auto" w:line="360"/>
+        <w:jc w:val="both"/>
         <w:rPr/>
       </w:pPr>
       <w:r>
@@ -4578,6 +4607,7 @@
           <w:numId w:val="2"/>
         </w:numPr>
         <w:spacing w:lineRule="auto" w:line="360"/>
+        <w:jc w:val="both"/>
         <w:rPr/>
       </w:pPr>
       <w:r>
@@ -6735,6 +6765,7 @@
           <w:numId w:val="2"/>
         </w:numPr>
         <w:spacing w:lineRule="auto" w:line="360"/>
+        <w:jc w:val="both"/>
         <w:rPr/>
       </w:pPr>
       <w:r>
@@ -8178,7 +8209,7 @@
         </w:rPr>
         <w:t>}</w:t>
       </w:r>
-      <w:bookmarkEnd w:id="19"/>
+      <w:bookmarkEnd w:id="32"/>
     </w:p>
     <w:p>
       <w:pPr>
@@ -8186,7 +8217,8 @@
         <w:spacing w:lineRule="auto" w:line="360"/>
         <w:rPr/>
       </w:pPr>
-      <w:bookmarkStart w:id="20" w:name="interfață-grafică"/>
+      <w:bookmarkStart w:id="33" w:name="__RefHeading___Toc2469_434376567"/>
+      <w:bookmarkEnd w:id="33"/>
       <w:r>
         <w:rPr/>
         <w:t>Interfață grafică:</w:t>
@@ -8232,14 +8264,14 @@
         <w:spacing w:lineRule="auto" w:line="360"/>
         <w:rPr/>
       </w:pPr>
-      <w:bookmarkStart w:id="21" w:name="funcții-relevante"/>
-      <w:bookmarkStart w:id="22" w:name="interfață-grafică"/>
+      <w:bookmarkStart w:id="34" w:name="interfață-grafică"/>
+      <w:bookmarkStart w:id="35" w:name="funcții-relevante"/>
       <w:r>
         <w:rPr/>
         <w:t>Culori atractive pentru elementele de joc.</w:t>
       </w:r>
-      <w:bookmarkEnd w:id="21"/>
-      <w:bookmarkEnd w:id="22"/>
+      <w:bookmarkEnd w:id="34"/>
+      <w:bookmarkEnd w:id="35"/>
     </w:p>
     <w:p>
       <w:pPr>
@@ -8247,7 +8279,9 @@
         <w:spacing w:lineRule="auto" w:line="360"/>
         <w:rPr/>
       </w:pPr>
-      <w:bookmarkStart w:id="23" w:name="X565d68b7cdb43d175a776f9a79452062376a483"/>
+      <w:bookmarkStart w:id="36" w:name="__RefHeading___Toc2471_434376567"/>
+      <w:bookmarkStart w:id="37" w:name="X565d68b7cdb43d175a776f9a79452062376a483"/>
+      <w:bookmarkEnd w:id="36"/>
       <w:r>
         <w:rPr/>
         <w:t>Informații pentru admiterea la informatica</w:t>
@@ -8257,6 +8291,7 @@
       <w:pPr>
         <w:pStyle w:val="FirstParagraph"/>
         <w:spacing w:lineRule="auto" w:line="360"/>
+        <w:jc w:val="both"/>
         <w:rPr/>
       </w:pPr>
       <w:r>
@@ -8270,7 +8305,9 @@
         <w:spacing w:lineRule="auto" w:line="360"/>
         <w:rPr/>
       </w:pPr>
-      <w:bookmarkStart w:id="24" w:name="competențe-demonstrare"/>
+      <w:bookmarkStart w:id="38" w:name="__RefHeading___Toc2473_434376567"/>
+      <w:bookmarkStart w:id="39" w:name="competențe-demonstrare"/>
+      <w:bookmarkEnd w:id="38"/>
       <w:r>
         <w:rPr/>
         <w:t>Competențe demonstrare:</w:t>
@@ -8284,6 +8321,7 @@
           <w:numId w:val="2"/>
         </w:numPr>
         <w:spacing w:lineRule="auto" w:line="360"/>
+        <w:jc w:val="both"/>
         <w:rPr/>
       </w:pPr>
       <w:r>
@@ -8306,6 +8344,7 @@
           <w:numId w:val="2"/>
         </w:numPr>
         <w:spacing w:lineRule="auto" w:line="360"/>
+        <w:jc w:val="both"/>
         <w:rPr/>
       </w:pPr>
       <w:r>
@@ -8328,6 +8367,7 @@
           <w:numId w:val="2"/>
         </w:numPr>
         <w:spacing w:lineRule="auto" w:line="360"/>
+        <w:jc w:val="both"/>
         <w:rPr/>
       </w:pPr>
       <w:r>
@@ -8350,6 +8390,7 @@
           <w:numId w:val="2"/>
         </w:numPr>
         <w:spacing w:lineRule="auto" w:line="360"/>
+        <w:jc w:val="both"/>
         <w:rPr/>
       </w:pPr>
       <w:r>
@@ -8372,6 +8413,7 @@
           <w:numId w:val="2"/>
         </w:numPr>
         <w:spacing w:lineRule="auto" w:line="360"/>
+        <w:jc w:val="both"/>
         <w:rPr/>
       </w:pPr>
       <w:r>
@@ -8394,6 +8436,7 @@
           <w:numId w:val="2"/>
         </w:numPr>
         <w:spacing w:lineRule="auto" w:line="360"/>
+        <w:jc w:val="both"/>
         <w:rPr/>
       </w:pPr>
       <w:r>
@@ -8407,7 +8450,7 @@
         <w:rPr/>
         <w:t>: Implementarea logicii jocului Tic-Tac-Toe, inclusiv detectarea stărilor de câștig și egalitate.</w:t>
       </w:r>
-      <w:bookmarkEnd w:id="24"/>
+      <w:bookmarkEnd w:id="39"/>
     </w:p>
     <w:p>
       <w:pPr>
@@ -8415,7 +8458,8 @@
         <w:spacing w:lineRule="auto" w:line="360"/>
         <w:rPr/>
       </w:pPr>
-      <w:bookmarkStart w:id="25" w:name="valoarea-proiectului"/>
+      <w:bookmarkStart w:id="40" w:name="__RefHeading___Toc2475_434376567"/>
+      <w:bookmarkEnd w:id="40"/>
       <w:r>
         <w:rPr/>
         <w:t>Valoarea proiectului:</w:t>
@@ -8429,6 +8473,7 @@
           <w:numId w:val="2"/>
         </w:numPr>
         <w:spacing w:lineRule="auto" w:line="360"/>
+        <w:jc w:val="both"/>
         <w:rPr/>
       </w:pPr>
       <w:r>
@@ -8444,6 +8489,7 @@
           <w:numId w:val="2"/>
         </w:numPr>
         <w:spacing w:lineRule="auto" w:line="360"/>
+        <w:jc w:val="both"/>
         <w:rPr/>
       </w:pPr>
       <w:r>
@@ -8459,6 +8505,7 @@
           <w:numId w:val="2"/>
         </w:numPr>
         <w:spacing w:lineRule="auto" w:line="360"/>
+        <w:jc w:val="both"/>
         <w:rPr/>
       </w:pPr>
       <w:r>
@@ -8474,14 +8521,15 @@
           <w:numId w:val="2"/>
         </w:numPr>
         <w:spacing w:lineRule="auto" w:line="360"/>
-        <w:rPr/>
-      </w:pPr>
-      <w:bookmarkStart w:id="26" w:name="valoarea-proiectului"/>
+        <w:jc w:val="both"/>
+        <w:rPr/>
+      </w:pPr>
+      <w:bookmarkStart w:id="41" w:name="valoarea-proiectului"/>
       <w:r>
         <w:rPr/>
         <w:t>Este un exemplu practic de aplicare a conceptelor teoretice învățate în informatică.</w:t>
       </w:r>
-      <w:bookmarkEnd w:id="26"/>
+      <w:bookmarkEnd w:id="41"/>
     </w:p>
     <w:p>
       <w:pPr>
@@ -8489,7 +8537,9 @@
         <w:spacing w:lineRule="auto" w:line="360"/>
         <w:rPr/>
       </w:pPr>
-      <w:bookmarkStart w:id="27" w:name="Xb38f45c76d99ce86c0ee08716e1ffb36fb25f64"/>
+      <w:bookmarkStart w:id="42" w:name="__RefHeading___Toc2477_434376567"/>
+      <w:bookmarkStart w:id="43" w:name="Xb38f45c76d99ce86c0ee08716e1ffb36fb25f64"/>
+      <w:bookmarkEnd w:id="42"/>
       <w:r>
         <w:rPr/>
         <w:t>Exemple de cod și concepte avansate pentru atestatul la informatică:</w:t>
@@ -8501,7 +8551,9 @@
         <w:spacing w:lineRule="auto" w:line="360"/>
         <w:rPr/>
       </w:pPr>
-      <w:bookmarkStart w:id="28" w:name="utilizarea-tablourilor-2d-și-indexării"/>
+      <w:bookmarkStart w:id="44" w:name="__RefHeading___Toc2479_434376567"/>
+      <w:bookmarkStart w:id="45" w:name="utilizarea-tablourilor-2d-și-indexării"/>
+      <w:bookmarkEnd w:id="44"/>
       <w:r>
         <w:rPr/>
         <w:t>1. Utilizarea tablourilor 2D și indexării:</w:t>
@@ -8900,7 +8952,7 @@
         </w:rPr>
         <w:t>// Iterare 2D</w:t>
       </w:r>
-      <w:bookmarkEnd w:id="28"/>
+      <w:bookmarkEnd w:id="45"/>
     </w:p>
     <w:p>
       <w:pPr>
@@ -8908,7 +8960,9 @@
         <w:spacing w:lineRule="auto" w:line="360"/>
         <w:rPr/>
       </w:pPr>
-      <w:bookmarkStart w:id="29" w:name="X2338956ec37caeb4bbd9cb1ff6e88f7297f8b91"/>
+      <w:bookmarkStart w:id="46" w:name="__RefHeading___Toc2481_434376567"/>
+      <w:bookmarkStart w:id="47" w:name="X2338956ec37caeb4bbd9cb1ff6e88f7297f8b91"/>
+      <w:bookmarkEnd w:id="46"/>
       <w:r>
         <w:rPr/>
         <w:t xml:space="preserve">2. Tipul de dată </w:t>
@@ -9200,7 +9254,7 @@
         </w:rPr>
         <w:t>// Acces la al doilea element</w:t>
       </w:r>
-      <w:bookmarkEnd w:id="29"/>
+      <w:bookmarkEnd w:id="47"/>
     </w:p>
     <w:p>
       <w:pPr>
@@ -9208,7 +9262,9 @@
         <w:spacing w:lineRule="auto" w:line="360"/>
         <w:rPr/>
       </w:pPr>
-      <w:bookmarkStart w:id="30" w:name="X5b36c36a5122a2021d9303f62751d5a0ffed757"/>
+      <w:bookmarkStart w:id="48" w:name="__RefHeading___Toc2483_434376567"/>
+      <w:bookmarkStart w:id="49" w:name="X5b36c36a5122a2021d9303f62751d5a0ffed757"/>
+      <w:bookmarkEnd w:id="48"/>
       <w:r>
         <w:rPr/>
         <w:t xml:space="preserve">3. Utilizarea bibliotecii </w:t>
@@ -9567,7 +9623,7 @@
         </w:rPr>
         <w:t>}</w:t>
       </w:r>
-      <w:bookmarkEnd w:id="30"/>
+      <w:bookmarkEnd w:id="49"/>
     </w:p>
     <w:p>
       <w:pPr>
@@ -9575,7 +9631,9 @@
         <w:spacing w:lineRule="auto" w:line="360"/>
         <w:rPr/>
       </w:pPr>
-      <w:bookmarkStart w:id="31" w:name="valori-limitate-din-climits"/>
+      <w:bookmarkStart w:id="50" w:name="__RefHeading___Toc2485_434376567"/>
+      <w:bookmarkStart w:id="51" w:name="valori-limitate-din-climits"/>
+      <w:bookmarkEnd w:id="50"/>
       <w:r>
         <w:rPr/>
         <w:t xml:space="preserve">4. Valori limitate din </w:t>
@@ -9778,7 +9836,7 @@
         </w:rPr>
         <w:t>// Maximization în Minimax</w:t>
       </w:r>
-      <w:bookmarkEnd w:id="31"/>
+      <w:bookmarkEnd w:id="51"/>
     </w:p>
     <w:p>
       <w:pPr>
@@ -9786,7 +9844,9 @@
         <w:spacing w:lineRule="auto" w:line="360"/>
         <w:rPr/>
       </w:pPr>
-      <w:bookmarkStart w:id="32" w:name="structuri-și-clase-în-c"/>
+      <w:bookmarkStart w:id="52" w:name="__RefHeading___Toc2487_434376567"/>
+      <w:bookmarkStart w:id="53" w:name="structuri-și-clase-în-c"/>
+      <w:bookmarkEnd w:id="52"/>
       <w:r>
         <w:rPr/>
         <w:t>5. Structuri și clase în C++:</w:t>
@@ -10268,7 +10328,7 @@
         </w:rPr>
         <w:t>};</w:t>
       </w:r>
-      <w:bookmarkEnd w:id="32"/>
+      <w:bookmarkEnd w:id="53"/>
     </w:p>
     <w:p>
       <w:pPr>
@@ -10276,7 +10336,9 @@
         <w:spacing w:lineRule="auto" w:line="360"/>
         <w:rPr/>
       </w:pPr>
-      <w:bookmarkStart w:id="33" w:name="operatori-logici-și-boolean"/>
+      <w:bookmarkStart w:id="54" w:name="__RefHeading___Toc2489_434376567"/>
+      <w:bookmarkStart w:id="55" w:name="operatori-logici-și-boolean"/>
+      <w:bookmarkEnd w:id="54"/>
       <w:r>
         <w:rPr/>
         <w:t>6. Operatori logici și boolean:</w:t>
@@ -10694,7 +10756,7 @@
         </w:rPr>
         <w:t>// Schimbare</w:t>
       </w:r>
-      <w:bookmarkEnd w:id="33"/>
+      <w:bookmarkEnd w:id="55"/>
     </w:p>
     <w:p>
       <w:pPr>
@@ -10702,7 +10764,9 @@
         <w:spacing w:lineRule="auto" w:line="360"/>
         <w:rPr/>
       </w:pPr>
-      <w:bookmarkStart w:id="34" w:name="operatori-ternari-și-transformări"/>
+      <w:bookmarkStart w:id="56" w:name="__RefHeading___Toc2491_434376567"/>
+      <w:bookmarkStart w:id="57" w:name="operatori-ternari-și-transformări"/>
+      <w:bookmarkEnd w:id="56"/>
       <w:r>
         <w:rPr/>
         <w:t>7. Operatori ternari și transformări:</w:t>
@@ -10997,7 +11061,7 @@
         </w:rPr>
         <w:t>;</w:t>
       </w:r>
-      <w:bookmarkEnd w:id="34"/>
+      <w:bookmarkEnd w:id="57"/>
     </w:p>
     <w:p>
       <w:pPr>
@@ -11005,7 +11069,9 @@
         <w:spacing w:lineRule="auto" w:line="360"/>
         <w:rPr/>
       </w:pPr>
-      <w:bookmarkStart w:id="35" w:name="recursivitate-în-minimax"/>
+      <w:bookmarkStart w:id="58" w:name="__RefHeading___Toc2493_434376567"/>
+      <w:bookmarkStart w:id="59" w:name="recursivitate-în-minimax"/>
+      <w:bookmarkEnd w:id="58"/>
       <w:r>
         <w:rPr/>
         <w:t>8. Recursivitate în Minimax:</w:t>
@@ -11809,7 +11875,7 @@
         </w:rPr>
         <w:t>}</w:t>
       </w:r>
-      <w:bookmarkEnd w:id="35"/>
+      <w:bookmarkEnd w:id="59"/>
     </w:p>
     <w:p>
       <w:pPr>
@@ -11817,7 +11883,9 @@
         <w:spacing w:lineRule="auto" w:line="360"/>
         <w:rPr/>
       </w:pPr>
-      <w:bookmarkStart w:id="36" w:name="algoritmi---minimax-game-tree-search"/>
+      <w:bookmarkStart w:id="60" w:name="__RefHeading___Toc2495_434376567"/>
+      <w:bookmarkStart w:id="61" w:name="algoritmi---minimax-game-tree-search"/>
+      <w:bookmarkEnd w:id="60"/>
       <w:r>
         <w:rPr/>
         <w:t>9. Algoritmi - Minimax (game tree search):</w:t>
@@ -11827,6 +11895,7 @@
       <w:pPr>
         <w:pStyle w:val="FirstParagraph"/>
         <w:spacing w:lineRule="auto" w:line="360"/>
+        <w:jc w:val="both"/>
         <w:rPr/>
       </w:pPr>
       <w:r>
@@ -13706,7 +13775,7 @@
         </w:rPr>
         <w:t>}</w:t>
       </w:r>
-      <w:bookmarkEnd w:id="36"/>
+      <w:bookmarkEnd w:id="61"/>
     </w:p>
     <w:p>
       <w:pPr>
@@ -13714,7 +13783,9 @@
         <w:spacing w:lineRule="auto" w:line="360"/>
         <w:rPr/>
       </w:pPr>
-      <w:bookmarkStart w:id="37" w:name="pointers-și-transmitere-de-parametri"/>
+      <w:bookmarkStart w:id="62" w:name="__RefHeading___Toc2497_434376567"/>
+      <w:bookmarkStart w:id="63" w:name="pointers-și-transmitere-de-parametri"/>
+      <w:bookmarkEnd w:id="62"/>
       <w:r>
         <w:rPr/>
         <w:t>10. Pointers și transmitere de parametri:</w:t>
@@ -14061,7 +14132,7 @@
         </w:rPr>
         <w:t>}</w:t>
       </w:r>
-      <w:bookmarkEnd w:id="37"/>
+      <w:bookmarkEnd w:id="63"/>
     </w:p>
     <w:p>
       <w:pPr>
@@ -14069,7 +14140,9 @@
         <w:spacing w:lineRule="auto" w:line="360"/>
         <w:rPr/>
       </w:pPr>
-      <w:bookmarkStart w:id="38" w:name="optimizări-și-bune-practici"/>
+      <w:bookmarkStart w:id="64" w:name="__RefHeading___Toc2499_434376567"/>
+      <w:bookmarkStart w:id="65" w:name="optimizări-și-bune-practici"/>
+      <w:bookmarkEnd w:id="64"/>
       <w:r>
         <w:rPr/>
         <w:t>11. Optimizări și bune practici:</w:t>
@@ -14731,9 +14804,9 @@
         </w:rPr>
         <w:t>// 10% probabilitate de mutare aleatorie</w:t>
       </w:r>
-      <w:bookmarkEnd w:id="23"/>
-      <w:bookmarkEnd w:id="27"/>
-      <w:bookmarkEnd w:id="38"/>
+      <w:bookmarkEnd w:id="37"/>
+      <w:bookmarkEnd w:id="43"/>
+      <w:bookmarkEnd w:id="65"/>
     </w:p>
     <w:p>
       <w:pPr>
@@ -14741,7 +14814,9 @@
         <w:spacing w:lineRule="auto" w:line="360"/>
         <w:rPr/>
       </w:pPr>
-      <w:bookmarkStart w:id="39" w:name="cum-să-compilezi-și-să-rulezi"/>
+      <w:bookmarkStart w:id="66" w:name="__RefHeading___Toc2501_434376567"/>
+      <w:bookmarkStart w:id="67" w:name="cum-să-compilezi-și-să-rulezi"/>
+      <w:bookmarkEnd w:id="66"/>
       <w:r>
         <w:rPr/>
         <w:t>Cum să compilezi și să rulezi:</w:t>
@@ -14753,7 +14828,9 @@
         <w:spacing w:lineRule="auto" w:line="360"/>
         <w:rPr/>
       </w:pPr>
-      <w:bookmarkStart w:id="40" w:name="cerințe-de-sistem"/>
+      <w:bookmarkStart w:id="68" w:name="__RefHeading___Toc2503_434376567"/>
+      <w:bookmarkStart w:id="69" w:name="cerințe-de-sistem"/>
+      <w:bookmarkEnd w:id="68"/>
       <w:r>
         <w:rPr/>
         <w:t>Cerințe de sistem:</w:t>
@@ -14767,6 +14844,7 @@
           <w:numId w:val="2"/>
         </w:numPr>
         <w:spacing w:lineRule="auto" w:line="360"/>
+        <w:jc w:val="both"/>
         <w:rPr/>
       </w:pPr>
       <w:r>
@@ -14797,6 +14875,7 @@
           <w:numId w:val="2"/>
         </w:numPr>
         <w:spacing w:lineRule="auto" w:line="360"/>
+        <w:jc w:val="both"/>
         <w:rPr/>
       </w:pPr>
       <w:r>
@@ -14823,7 +14902,7 @@
         <w:rPr/>
         <w:t>: OpenGL, GLUT, GLU, GLEW, DevIL (IL).</w:t>
       </w:r>
-      <w:bookmarkEnd w:id="40"/>
+      <w:bookmarkEnd w:id="69"/>
     </w:p>
     <w:p>
       <w:pPr>
@@ -14831,7 +14910,8 @@
         <w:spacing w:lineRule="auto" w:line="360"/>
         <w:rPr/>
       </w:pPr>
-      <w:bookmarkStart w:id="41" w:name="compilare-pe-linux"/>
+      <w:bookmarkStart w:id="70" w:name="__RefHeading___Toc2505_434376567"/>
+      <w:bookmarkEnd w:id="70"/>
       <w:r>
         <w:rPr/>
         <w:t>Compilare pe Linux:</w:t>
@@ -14857,7 +14937,7 @@
         <w:pStyle w:val="SourceCode"/>
         <w:numPr>
           <w:ilvl w:val="1"/>
-          <w:numId w:val="36"/>
+          <w:numId w:val="8"/>
         </w:numPr>
         <w:spacing w:lineRule="auto" w:line="360"/>
         <w:rPr/>
@@ -14874,7 +14954,7 @@
         <w:pStyle w:val="SourceCode"/>
         <w:numPr>
           <w:ilvl w:val="1"/>
-          <w:numId w:val="29"/>
+          <w:numId w:val="9"/>
         </w:numPr>
         <w:spacing w:lineRule="auto" w:line="360"/>
         <w:rPr/>
@@ -14891,7 +14971,7 @@
         <w:pStyle w:val="Compact"/>
         <w:numPr>
           <w:ilvl w:val="0"/>
-          <w:numId w:val="37"/>
+          <w:numId w:val="10"/>
         </w:numPr>
         <w:spacing w:lineRule="auto" w:line="360"/>
         <w:rPr/>
@@ -14906,17 +14986,17 @@
         <w:pStyle w:val="Compact"/>
         <w:numPr>
           <w:ilvl w:val="0"/>
-          <w:numId w:val="29"/>
+          <w:numId w:val="11"/>
         </w:numPr>
         <w:spacing w:lineRule="auto" w:line="360"/>
         <w:rPr/>
       </w:pPr>
-      <w:bookmarkStart w:id="42" w:name="compilare-pe-linux"/>
+      <w:bookmarkStart w:id="71" w:name="compilare-pe-linux"/>
       <w:r>
         <w:rPr/>
         <w:t>Execută scriptul de compilare specific sistemului ales.</w:t>
       </w:r>
-      <w:bookmarkEnd w:id="42"/>
+      <w:bookmarkEnd w:id="71"/>
     </w:p>
     <w:p>
       <w:pPr>
@@ -14924,7 +15004,8 @@
         <w:spacing w:lineRule="auto" w:line="360"/>
         <w:rPr/>
       </w:pPr>
-      <w:bookmarkStart w:id="43" w:name="compilare-pe-windows"/>
+      <w:bookmarkStart w:id="72" w:name="__RefHeading___Toc2507_434376567"/>
+      <w:bookmarkEnd w:id="72"/>
       <w:r>
         <w:rPr/>
         <w:t>Compilare pe Windows:</w:t>
@@ -14935,7 +15016,7 @@
         <w:pStyle w:val="Compact"/>
         <w:numPr>
           <w:ilvl w:val="0"/>
-          <w:numId w:val="38"/>
+          <w:numId w:val="12"/>
         </w:numPr>
         <w:spacing w:lineRule="auto" w:line="360"/>
         <w:rPr/>
@@ -14950,7 +15031,7 @@
         <w:pStyle w:val="Compact"/>
         <w:numPr>
           <w:ilvl w:val="0"/>
-          <w:numId w:val="29"/>
+          <w:numId w:val="13"/>
         </w:numPr>
         <w:spacing w:lineRule="auto" w:line="360"/>
         <w:rPr/>
@@ -14975,17 +15056,17 @@
         <w:pStyle w:val="Compact"/>
         <w:numPr>
           <w:ilvl w:val="0"/>
-          <w:numId w:val="29"/>
+          <w:numId w:val="14"/>
         </w:numPr>
         <w:spacing w:lineRule="auto" w:line="360"/>
         <w:rPr/>
       </w:pPr>
-      <w:bookmarkStart w:id="44" w:name="compilare-pe-windows"/>
+      <w:bookmarkStart w:id="73" w:name="compilare-pe-windows"/>
       <w:r>
         <w:rPr/>
         <w:t>Construiește proiectul (Build &gt; Build Solution).</w:t>
       </w:r>
-      <w:bookmarkEnd w:id="44"/>
+      <w:bookmarkEnd w:id="73"/>
     </w:p>
     <w:p>
       <w:pPr>
@@ -14993,7 +15074,8 @@
         <w:spacing w:lineRule="auto" w:line="360"/>
         <w:rPr/>
       </w:pPr>
-      <w:bookmarkStart w:id="45" w:name="rulare"/>
+      <w:bookmarkStart w:id="74" w:name="__RefHeading___Toc2509_434376567"/>
+      <w:bookmarkEnd w:id="74"/>
       <w:r>
         <w:rPr/>
         <w:t>Rulare:</w:t>
@@ -15030,12 +15112,12 @@
         <w:spacing w:lineRule="auto" w:line="360"/>
         <w:rPr/>
       </w:pPr>
-      <w:bookmarkStart w:id="46" w:name="rulare"/>
+      <w:bookmarkStart w:id="75" w:name="rulare"/>
       <w:r>
         <w:rPr/>
         <w:t>Pe Windows: Rulează executabilul generat.</w:t>
       </w:r>
-      <w:bookmarkEnd w:id="46"/>
+      <w:bookmarkEnd w:id="75"/>
     </w:p>
     <w:p>
       <w:pPr>
@@ -15043,7 +15125,9 @@
         <w:spacing w:lineRule="auto" w:line="360"/>
         <w:rPr/>
       </w:pPr>
-      <w:bookmarkStart w:id="47" w:name="controale"/>
+      <w:bookmarkStart w:id="76" w:name="__RefHeading___Toc2511_434376567"/>
+      <w:bookmarkStart w:id="77" w:name="controale"/>
+      <w:bookmarkEnd w:id="76"/>
       <w:r>
         <w:rPr/>
         <w:t>Controale:</w:t>
@@ -15092,8 +15176,8 @@
         <w:rPr/>
         <w:t>: Deschide/închide meniul de setări sau resetează jocul.</w:t>
       </w:r>
-      <w:bookmarkEnd w:id="39"/>
-      <w:bookmarkEnd w:id="47"/>
+      <w:bookmarkEnd w:id="67"/>
+      <w:bookmarkEnd w:id="77"/>
     </w:p>
     <w:p>
       <w:pPr>
@@ -15101,7 +15185,9 @@
         <w:spacing w:lineRule="auto" w:line="360"/>
         <w:rPr/>
       </w:pPr>
-      <w:bookmarkStart w:id="48" w:name="structura-proiectului"/>
+      <w:bookmarkStart w:id="78" w:name="__RefHeading___Toc2513_434376567"/>
+      <w:bookmarkStart w:id="79" w:name="structura-proiectului"/>
+      <w:bookmarkEnd w:id="78"/>
       <w:r>
         <w:rPr/>
         <w:t>Structura proiectului</w:t>
@@ -15284,55 +15370,863 @@
         <w:rPr/>
         <w:t>: Scripturi de compilare.</w:t>
       </w:r>
-      <w:bookmarkEnd w:id="48"/>
+      <w:bookmarkEnd w:id="79"/>
     </w:p>
     <w:p>
       <w:pPr>
-        <w:pStyle w:val="Heading2"/>
-        <w:spacing w:lineRule="auto" w:line="360"/>
-        <w:rPr/>
-      </w:pPr>
-      <w:bookmarkStart w:id="49" w:name="autor"/>
-      <w:r>
-        <w:rPr/>
-        <w:t>Autor</w:t>
-      </w:r>
+        <w:pStyle w:val="BodyText"/>
+        <w:spacing w:lineRule="auto" w:line="360" w:before="180" w:after="180"/>
+        <w:rPr/>
+      </w:pPr>
+      <w:r>
+        <w:rPr/>
+      </w:r>
+      <w:bookmarkStart w:id="80" w:name="tic-tac-toe"/>
+      <w:bookmarkStart w:id="81" w:name="tic-tac-toe"/>
+      <w:bookmarkEnd w:id="81"/>
     </w:p>
-    <w:p>
-      <w:pPr>
-        <w:pStyle w:val="FirstParagraph"/>
-        <w:spacing w:lineRule="auto" w:line="360" w:before="180" w:after="180"/>
-        <w:rPr/>
-      </w:pPr>
-      <w:r>
-        <w:rPr/>
-        <w:t xml:space="preserve">Acest proiect a fost realizat de </w:t>
-      </w:r>
-      <w:r>
-        <w:rPr>
-          <w:b/>
-          <w:bCs/>
-        </w:rPr>
-        <w:t>Țuburlui Mihai</w:t>
-      </w:r>
-      <w:r>
-        <w:rPr/>
-        <w:t xml:space="preserve"> de la </w:t>
-      </w:r>
-      <w:r>
-        <w:rPr>
-          <w:b/>
-          <w:bCs/>
-        </w:rPr>
-        <w:t>Colegiul Național de Informatică Piatra-Neamț</w:t>
-      </w:r>
-      <w:r>
-        <w:rPr/>
-        <w:t>.</w:t>
-      </w:r>
-      <w:bookmarkEnd w:id="0"/>
-      <w:bookmarkEnd w:id="49"/>
-    </w:p>
+    <w:sdt>
+      <w:sdtPr>
+        <w:docPartObj>
+          <w:docPartGallery w:val="Table of Contents"/>
+          <w:docPartUnique w:val="true"/>
+        </w:docPartObj>
+      </w:sdtPr>
+      <w:sdtContent>
+        <w:p>
+          <w:pPr>
+            <w:pStyle w:val="TOCHeading"/>
+            <w:rPr/>
+          </w:pPr>
+          <w:r>
+            <w:rPr/>
+            <w:t>Cuprins</w:t>
+          </w:r>
+        </w:p>
+        <w:p>
+          <w:pPr>
+            <w:pStyle w:val="TOC1"/>
+            <w:tabs>
+              <w:tab w:val="clear" w:pos="9360"/>
+              <w:tab w:val="right" w:pos="9359" w:leader="dot"/>
+            </w:tabs>
+            <w:rPr/>
+          </w:pPr>
+          <w:r>
+            <w:fldChar w:fldCharType="begin"/>
+          </w:r>
+          <w:r>
+            <w:rPr>
+              <w:rStyle w:val="IndexLink"/>
+            </w:rPr>
+            <w:instrText xml:space="preserve"> TOC \f \o "1-9" \h</w:instrText>
+          </w:r>
+          <w:r>
+            <w:rPr>
+              <w:rStyle w:val="IndexLink"/>
+            </w:rPr>
+            <w:fldChar w:fldCharType="separate"/>
+          </w:r>
+          <w:hyperlink w:anchor="__RefHeading___Toc2435_434376567" w:tooltip="Tic-Tac-Toe">
+            <w:r>
+              <w:rPr>
+                <w:rStyle w:val="IndexLink"/>
+              </w:rPr>
+              <w:t>Tic-Tac-Toe</w:t>
+              <w:tab/>
+              <w:t>2</w:t>
+            </w:r>
+          </w:hyperlink>
+        </w:p>
+        <w:p>
+          <w:pPr>
+            <w:pStyle w:val="TOC2"/>
+            <w:tabs>
+              <w:tab w:val="clear" w:pos="9077"/>
+              <w:tab w:val="right" w:pos="9359" w:leader="dot"/>
+            </w:tabs>
+            <w:rPr/>
+          </w:pPr>
+          <w:hyperlink w:anchor="__RefHeading___Toc2437_434376567" w:tooltip="Descriere">
+            <w:r>
+              <w:rPr>
+                <w:rStyle w:val="IndexLink"/>
+              </w:rPr>
+              <w:t>Descriere</w:t>
+              <w:tab/>
+              <w:t>2</w:t>
+            </w:r>
+          </w:hyperlink>
+        </w:p>
+        <w:p>
+          <w:pPr>
+            <w:pStyle w:val="TOC2"/>
+            <w:tabs>
+              <w:tab w:val="clear" w:pos="9077"/>
+              <w:tab w:val="right" w:pos="9359" w:leader="dot"/>
+            </w:tabs>
+            <w:rPr/>
+          </w:pPr>
+          <w:hyperlink w:anchor="__RefHeading___Toc2439_434376567" w:tooltip="Cum funcționează jocul">
+            <w:r>
+              <w:rPr>
+                <w:rStyle w:val="IndexLink"/>
+              </w:rPr>
+              <w:t>Cum funcționează jocul</w:t>
+              <w:tab/>
+              <w:t>2</w:t>
+            </w:r>
+          </w:hyperlink>
+        </w:p>
+        <w:p>
+          <w:pPr>
+            <w:pStyle w:val="TOC3"/>
+            <w:tabs>
+              <w:tab w:val="clear" w:pos="8793"/>
+              <w:tab w:val="right" w:pos="9359" w:leader="dot"/>
+            </w:tabs>
+            <w:rPr/>
+          </w:pPr>
+          <w:hyperlink w:anchor="__RefHeading___Toc2441_434376567" w:tooltip="Reguli de bază:">
+            <w:r>
+              <w:rPr>
+                <w:rStyle w:val="IndexLink"/>
+              </w:rPr>
+              <w:t>Reguli de bază:</w:t>
+              <w:tab/>
+              <w:t>2</w:t>
+            </w:r>
+          </w:hyperlink>
+        </w:p>
+        <w:p>
+          <w:pPr>
+            <w:pStyle w:val="TOC2"/>
+            <w:tabs>
+              <w:tab w:val="clear" w:pos="9077"/>
+              <w:tab w:val="right" w:pos="9359" w:leader="dot"/>
+            </w:tabs>
+            <w:rPr/>
+          </w:pPr>
+          <w:hyperlink w:anchor="__RefHeading___Toc2443_434376567" w:tooltip="Interfața grafica">
+            <w:r>
+              <w:rPr>
+                <w:rStyle w:val="IndexLink"/>
+              </w:rPr>
+              <w:t>Interfața grafica</w:t>
+              <w:tab/>
+              <w:t>3</w:t>
+            </w:r>
+          </w:hyperlink>
+        </w:p>
+        <w:p>
+          <w:pPr>
+            <w:pStyle w:val="TOC2"/>
+            <w:tabs>
+              <w:tab w:val="clear" w:pos="9077"/>
+              <w:tab w:val="right" w:pos="9359" w:leader="dot"/>
+            </w:tabs>
+            <w:rPr/>
+          </w:pPr>
+          <w:hyperlink w:anchor="__RefHeading___Toc2445_434376567" w:tooltip="Caracteristici">
+            <w:r>
+              <w:rPr>
+                <w:rStyle w:val="IndexLink"/>
+              </w:rPr>
+              <w:t>Caracteristici</w:t>
+              <w:tab/>
+              <w:t>3</w:t>
+            </w:r>
+          </w:hyperlink>
+        </w:p>
+        <w:p>
+          <w:pPr>
+            <w:pStyle w:val="TOC3"/>
+            <w:tabs>
+              <w:tab w:val="clear" w:pos="8793"/>
+              <w:tab w:val="right" w:pos="9359" w:leader="dot"/>
+            </w:tabs>
+            <w:rPr/>
+          </w:pPr>
+          <w:hyperlink w:anchor="__RefHeading___Toc2447_434376567" w:tooltip="Moduri de joc:">
+            <w:r>
+              <w:rPr>
+                <w:rStyle w:val="IndexLink"/>
+              </w:rPr>
+              <w:t>Moduri de joc:</w:t>
+              <w:tab/>
+              <w:t>3</w:t>
+            </w:r>
+          </w:hyperlink>
+        </w:p>
+        <w:p>
+          <w:pPr>
+            <w:pStyle w:val="TOC3"/>
+            <w:tabs>
+              <w:tab w:val="clear" w:pos="8793"/>
+              <w:tab w:val="right" w:pos="9359" w:leader="dot"/>
+            </w:tabs>
+            <w:rPr/>
+          </w:pPr>
+          <w:hyperlink w:anchor="__RefHeading___Toc2449_434376567" w:tooltip="Opțiuni AI:">
+            <w:r>
+              <w:rPr>
+                <w:rStyle w:val="IndexLink"/>
+              </w:rPr>
+              <w:t>Opțiuni AI:</w:t>
+              <w:tab/>
+              <w:t>3</w:t>
+            </w:r>
+          </w:hyperlink>
+        </w:p>
+        <w:p>
+          <w:pPr>
+            <w:pStyle w:val="TOC2"/>
+            <w:tabs>
+              <w:tab w:val="clear" w:pos="9077"/>
+              <w:tab w:val="right" w:pos="9359" w:leader="dot"/>
+            </w:tabs>
+            <w:rPr/>
+          </w:pPr>
+          <w:hyperlink w:anchor="__RefHeading___Toc2451_434376567" w:tooltip="Variabile relevante:">
+            <w:r>
+              <w:rPr>
+                <w:rStyle w:val="IndexLink"/>
+              </w:rPr>
+              <w:t>Variabile relevante:</w:t>
+              <w:tab/>
+              <w:t>3</w:t>
+            </w:r>
+          </w:hyperlink>
+        </w:p>
+        <w:p>
+          <w:pPr>
+            <w:pStyle w:val="TOC3"/>
+            <w:tabs>
+              <w:tab w:val="clear" w:pos="8793"/>
+              <w:tab w:val="right" w:pos="9359" w:leader="dot"/>
+            </w:tabs>
+            <w:rPr/>
+          </w:pPr>
+          <w:hyperlink w:anchor="__RefHeading___Toc2453_434376567" w:tooltip="Matricele de stare a jocului:">
+            <w:r>
+              <w:rPr>
+                <w:rStyle w:val="IndexLink"/>
+              </w:rPr>
+              <w:t>Matricele de stare a jocului:</w:t>
+              <w:tab/>
+              <w:t>3</w:t>
+            </w:r>
+          </w:hyperlink>
+        </w:p>
+        <w:p>
+          <w:pPr>
+            <w:pStyle w:val="TOC3"/>
+            <w:tabs>
+              <w:tab w:val="clear" w:pos="8793"/>
+              <w:tab w:val="right" w:pos="9359" w:leader="dot"/>
+            </w:tabs>
+            <w:rPr/>
+          </w:pPr>
+          <w:hyperlink w:anchor="__RefHeading___Toc2455_434376567" w:tooltip="Variabile de control al turului și stării:">
+            <w:r>
+              <w:rPr>
+                <w:rStyle w:val="IndexLink"/>
+              </w:rPr>
+              <w:t>Variabile de control al turului și stării:</w:t>
+              <w:tab/>
+              <w:t>4</w:t>
+            </w:r>
+          </w:hyperlink>
+        </w:p>
+        <w:p>
+          <w:pPr>
+            <w:pStyle w:val="TOC3"/>
+            <w:tabs>
+              <w:tab w:val="clear" w:pos="8793"/>
+              <w:tab w:val="right" w:pos="9359" w:leader="dot"/>
+            </w:tabs>
+            <w:rPr/>
+          </w:pPr>
+          <w:hyperlink w:anchor="__RefHeading___Toc2457_434376567" w:tooltip="Variabile pentru configurația AI-ului:">
+            <w:r>
+              <w:rPr>
+                <w:rStyle w:val="IndexLink"/>
+              </w:rPr>
+              <w:t>Variabile pentru configurația AI-ului:</w:t>
+              <w:tab/>
+              <w:t>5</w:t>
+            </w:r>
+          </w:hyperlink>
+        </w:p>
+        <w:p>
+          <w:pPr>
+            <w:pStyle w:val="TOC3"/>
+            <w:tabs>
+              <w:tab w:val="clear" w:pos="8793"/>
+              <w:tab w:val="right" w:pos="9359" w:leader="dot"/>
+            </w:tabs>
+            <w:rPr/>
+          </w:pPr>
+          <w:hyperlink w:anchor="__RefHeading___Toc2459_434376567" w:tooltip="Variabile de interfață:">
+            <w:r>
+              <w:rPr>
+                <w:rStyle w:val="IndexLink"/>
+              </w:rPr>
+              <w:t>Variabile de interfață:</w:t>
+              <w:tab/>
+              <w:t>5</w:t>
+            </w:r>
+          </w:hyperlink>
+        </w:p>
+        <w:p>
+          <w:pPr>
+            <w:pStyle w:val="TOC2"/>
+            <w:tabs>
+              <w:tab w:val="clear" w:pos="9077"/>
+              <w:tab w:val="right" w:pos="9359" w:leader="dot"/>
+            </w:tabs>
+            <w:rPr/>
+          </w:pPr>
+          <w:hyperlink w:anchor="__RefHeading___Toc2461_434376567" w:tooltip="Funcții relevante:">
+            <w:r>
+              <w:rPr>
+                <w:rStyle w:val="IndexLink"/>
+              </w:rPr>
+              <w:t>Funcții relevante:</w:t>
+              <w:tab/>
+              <w:t>6</w:t>
+            </w:r>
+          </w:hyperlink>
+        </w:p>
+        <w:p>
+          <w:pPr>
+            <w:pStyle w:val="TOC3"/>
+            <w:tabs>
+              <w:tab w:val="clear" w:pos="8793"/>
+              <w:tab w:val="right" w:pos="9359" w:leader="dot"/>
+            </w:tabs>
+            <w:rPr/>
+          </w:pPr>
+          <w:hyperlink w:anchor="__RefHeading___Toc2463_434376567" w:tooltip="Funcții de utilitate și detecție:">
+            <w:r>
+              <w:rPr>
+                <w:rStyle w:val="IndexLink"/>
+              </w:rPr>
+              <w:t>Funcții de utilitate și detecție:</w:t>
+              <w:tab/>
+              <w:t>6</w:t>
+            </w:r>
+          </w:hyperlink>
+        </w:p>
+        <w:p>
+          <w:pPr>
+            <w:pStyle w:val="TOC3"/>
+            <w:tabs>
+              <w:tab w:val="clear" w:pos="8793"/>
+              <w:tab w:val="right" w:pos="9359" w:leader="dot"/>
+            </w:tabs>
+            <w:rPr/>
+          </w:pPr>
+          <w:hyperlink w:anchor="__RefHeading___Toc2465_434376567" w:tooltip="Funcții de management al stării jocului:">
+            <w:r>
+              <w:rPr>
+                <w:rStyle w:val="IndexLink"/>
+              </w:rPr>
+              <w:t>Funcții de management al stării jocului:</w:t>
+              <w:tab/>
+              <w:t>7</w:t>
+            </w:r>
+          </w:hyperlink>
+        </w:p>
+        <w:p>
+          <w:pPr>
+            <w:pStyle w:val="TOC3"/>
+            <w:tabs>
+              <w:tab w:val="clear" w:pos="8793"/>
+              <w:tab w:val="right" w:pos="9359" w:leader="dot"/>
+            </w:tabs>
+            <w:rPr/>
+          </w:pPr>
+          <w:hyperlink w:anchor="__RefHeading___Toc2467_434376567" w:tooltip="Funcții ale algoritmului de inteligență artificială:">
+            <w:r>
+              <w:rPr>
+                <w:rStyle w:val="IndexLink"/>
+              </w:rPr>
+              <w:t>Funcții ale algoritmului de inteligență artificială:</w:t>
+              <w:tab/>
+              <w:t>9</w:t>
+            </w:r>
+          </w:hyperlink>
+        </w:p>
+        <w:p>
+          <w:pPr>
+            <w:pStyle w:val="TOC3"/>
+            <w:tabs>
+              <w:tab w:val="clear" w:pos="8793"/>
+              <w:tab w:val="right" w:pos="9359" w:leader="dot"/>
+            </w:tabs>
+            <w:rPr/>
+          </w:pPr>
+          <w:hyperlink w:anchor="__RefHeading___Toc2469_434376567" w:tooltip="Interfață grafică:">
+            <w:r>
+              <w:rPr>
+                <w:rStyle w:val="IndexLink"/>
+              </w:rPr>
+              <w:t>Interfață grafică:</w:t>
+              <w:tab/>
+              <w:t>12</w:t>
+            </w:r>
+          </w:hyperlink>
+        </w:p>
+        <w:p>
+          <w:pPr>
+            <w:pStyle w:val="TOC2"/>
+            <w:tabs>
+              <w:tab w:val="clear" w:pos="9077"/>
+              <w:tab w:val="right" w:pos="9359" w:leader="dot"/>
+            </w:tabs>
+            <w:rPr/>
+          </w:pPr>
+          <w:hyperlink w:anchor="__RefHeading___Toc2471_434376567" w:tooltip="Informații pentru admiterea la informatica">
+            <w:r>
+              <w:rPr>
+                <w:rStyle w:val="IndexLink"/>
+              </w:rPr>
+              <w:t>Informații pentru admiterea la informatica</w:t>
+              <w:tab/>
+              <w:t>12</w:t>
+            </w:r>
+          </w:hyperlink>
+        </w:p>
+        <w:p>
+          <w:pPr>
+            <w:pStyle w:val="TOC3"/>
+            <w:tabs>
+              <w:tab w:val="clear" w:pos="8793"/>
+              <w:tab w:val="right" w:pos="9359" w:leader="dot"/>
+            </w:tabs>
+            <w:rPr/>
+          </w:pPr>
+          <w:hyperlink w:anchor="__RefHeading___Toc2473_434376567" w:tooltip="Competențe demonstrare:">
+            <w:r>
+              <w:rPr>
+                <w:rStyle w:val="IndexLink"/>
+              </w:rPr>
+              <w:t>Competențe demonstrare:</w:t>
+              <w:tab/>
+              <w:t>12</w:t>
+            </w:r>
+          </w:hyperlink>
+        </w:p>
+        <w:p>
+          <w:pPr>
+            <w:pStyle w:val="TOC3"/>
+            <w:tabs>
+              <w:tab w:val="clear" w:pos="8793"/>
+              <w:tab w:val="right" w:pos="9359" w:leader="dot"/>
+            </w:tabs>
+            <w:rPr/>
+          </w:pPr>
+          <w:hyperlink w:anchor="__RefHeading___Toc2475_434376567" w:tooltip="Valoarea proiectului:">
+            <w:r>
+              <w:rPr>
+                <w:rStyle w:val="IndexLink"/>
+              </w:rPr>
+              <w:t>Valoarea proiectului:</w:t>
+              <w:tab/>
+              <w:t>13</w:t>
+            </w:r>
+          </w:hyperlink>
+        </w:p>
+        <w:p>
+          <w:pPr>
+            <w:pStyle w:val="TOC3"/>
+            <w:tabs>
+              <w:tab w:val="clear" w:pos="8793"/>
+              <w:tab w:val="right" w:pos="9359" w:leader="dot"/>
+            </w:tabs>
+            <w:rPr/>
+          </w:pPr>
+          <w:hyperlink w:anchor="__RefHeading___Toc2477_434376567" w:tooltip="Exemple de cod și concepte avansate pentru atestatul la informatică:">
+            <w:r>
+              <w:rPr>
+                <w:rStyle w:val="IndexLink"/>
+              </w:rPr>
+              <w:t>Exemple de cod și concepte avansate pentru atestatul la informatică:</w:t>
+              <w:tab/>
+              <w:t>13</w:t>
+            </w:r>
+          </w:hyperlink>
+        </w:p>
+        <w:p>
+          <w:pPr>
+            <w:pStyle w:val="TOC4"/>
+            <w:tabs>
+              <w:tab w:val="clear" w:pos="8510"/>
+              <w:tab w:val="right" w:pos="9359" w:leader="dot"/>
+            </w:tabs>
+            <w:rPr/>
+          </w:pPr>
+          <w:hyperlink w:anchor="__RefHeading___Toc2479_434376567" w:tooltip="1. Utilizarea tablourilor 2D și indexării:">
+            <w:r>
+              <w:rPr>
+                <w:rStyle w:val="IndexLink"/>
+              </w:rPr>
+              <w:t>1. Utilizarea tablourilor 2D și indexării:</w:t>
+              <w:tab/>
+              <w:t>13</w:t>
+            </w:r>
+          </w:hyperlink>
+        </w:p>
+        <w:p>
+          <w:pPr>
+            <w:pStyle w:val="TOC4"/>
+            <w:tabs>
+              <w:tab w:val="clear" w:pos="8510"/>
+              <w:tab w:val="right" w:pos="9359" w:leader="dot"/>
+            </w:tabs>
+            <w:rPr/>
+          </w:pPr>
+          <w:hyperlink w:anchor="__RefHeading___Toc2481_434376567" w:tooltip="2. Tipul de dată std::pair - structură de dată:">
+            <w:r>
+              <w:rPr>
+                <w:rStyle w:val="IndexLink"/>
+              </w:rPr>
+              <w:t>2. Tipul de dată std::pair - structură de dată:</w:t>
+              <w:tab/>
+              <w:t>13</w:t>
+            </w:r>
+          </w:hyperlink>
+        </w:p>
+        <w:p>
+          <w:pPr>
+            <w:pStyle w:val="TOC4"/>
+            <w:tabs>
+              <w:tab w:val="clear" w:pos="8510"/>
+              <w:tab w:val="right" w:pos="9359" w:leader="dot"/>
+            </w:tabs>
+            <w:rPr/>
+          </w:pPr>
+          <w:hyperlink w:anchor="__RefHeading___Toc2483_434376567" w:tooltip="3. Utilizarea bibliotecii &lt;random&gt; pentru generarea numerelor aleatoare:">
+            <w:r>
+              <w:rPr>
+                <w:rStyle w:val="IndexLink"/>
+              </w:rPr>
+              <w:t>3. Utilizarea bibliotecii &lt;random&gt; pentru generarea numerelor aleatoare:</w:t>
+              <w:tab/>
+              <w:t>13</w:t>
+            </w:r>
+          </w:hyperlink>
+        </w:p>
+        <w:p>
+          <w:pPr>
+            <w:pStyle w:val="TOC4"/>
+            <w:tabs>
+              <w:tab w:val="clear" w:pos="8510"/>
+              <w:tab w:val="right" w:pos="9359" w:leader="dot"/>
+            </w:tabs>
+            <w:rPr/>
+          </w:pPr>
+          <w:hyperlink w:anchor="__RefHeading___Toc2485_434376567" w:tooltip="4. Valori limitate din &lt;climits&gt;:">
+            <w:r>
+              <w:rPr>
+                <w:rStyle w:val="IndexLink"/>
+              </w:rPr>
+              <w:t>4. Valori limitate din &lt;climits&gt;:</w:t>
+              <w:tab/>
+              <w:t>14</w:t>
+            </w:r>
+          </w:hyperlink>
+        </w:p>
+        <w:p>
+          <w:pPr>
+            <w:pStyle w:val="TOC4"/>
+            <w:tabs>
+              <w:tab w:val="clear" w:pos="8510"/>
+              <w:tab w:val="right" w:pos="9359" w:leader="dot"/>
+            </w:tabs>
+            <w:rPr/>
+          </w:pPr>
+          <w:hyperlink w:anchor="__RefHeading___Toc2487_434376567" w:tooltip="5. Structuri și clase în C++:">
+            <w:r>
+              <w:rPr>
+                <w:rStyle w:val="IndexLink"/>
+              </w:rPr>
+              <w:t>5. Structuri și clase în C++:</w:t>
+              <w:tab/>
+              <w:t>14</w:t>
+            </w:r>
+          </w:hyperlink>
+        </w:p>
+        <w:p>
+          <w:pPr>
+            <w:pStyle w:val="TOC4"/>
+            <w:tabs>
+              <w:tab w:val="clear" w:pos="8510"/>
+              <w:tab w:val="right" w:pos="9359" w:leader="dot"/>
+            </w:tabs>
+            <w:rPr/>
+          </w:pPr>
+          <w:hyperlink w:anchor="__RefHeading___Toc2489_434376567" w:tooltip="6. Operatori logici și boolean:">
+            <w:r>
+              <w:rPr>
+                <w:rStyle w:val="IndexLink"/>
+              </w:rPr>
+              <w:t>6. Operatori logici și boolean:</w:t>
+              <w:tab/>
+              <w:t>15</w:t>
+            </w:r>
+          </w:hyperlink>
+        </w:p>
+        <w:p>
+          <w:pPr>
+            <w:pStyle w:val="TOC4"/>
+            <w:tabs>
+              <w:tab w:val="clear" w:pos="8510"/>
+              <w:tab w:val="right" w:pos="9359" w:leader="dot"/>
+            </w:tabs>
+            <w:rPr/>
+          </w:pPr>
+          <w:hyperlink w:anchor="__RefHeading___Toc2491_434376567" w:tooltip="7. Operatori ternari și transformări:">
+            <w:r>
+              <w:rPr>
+                <w:rStyle w:val="IndexLink"/>
+              </w:rPr>
+              <w:t>7. Operatori ternari și transformări:</w:t>
+              <w:tab/>
+              <w:t>15</w:t>
+            </w:r>
+          </w:hyperlink>
+        </w:p>
+        <w:p>
+          <w:pPr>
+            <w:pStyle w:val="TOC4"/>
+            <w:tabs>
+              <w:tab w:val="clear" w:pos="8510"/>
+              <w:tab w:val="right" w:pos="9359" w:leader="dot"/>
+            </w:tabs>
+            <w:rPr/>
+          </w:pPr>
+          <w:hyperlink w:anchor="__RefHeading___Toc2493_434376567" w:tooltip="8. Recursivitate în Minimax:">
+            <w:r>
+              <w:rPr>
+                <w:rStyle w:val="IndexLink"/>
+              </w:rPr>
+              <w:t>8. Recursivitate în Minimax:</w:t>
+              <w:tab/>
+              <w:t>15</w:t>
+            </w:r>
+          </w:hyperlink>
+        </w:p>
+        <w:p>
+          <w:pPr>
+            <w:pStyle w:val="TOC4"/>
+            <w:tabs>
+              <w:tab w:val="clear" w:pos="8510"/>
+              <w:tab w:val="right" w:pos="9359" w:leader="dot"/>
+            </w:tabs>
+            <w:rPr/>
+          </w:pPr>
+          <w:hyperlink w:anchor="__RefHeading___Toc2495_434376567" w:tooltip="9. Algoritmi - Minimax (game tree search):">
+            <w:r>
+              <w:rPr>
+                <w:rStyle w:val="IndexLink"/>
+              </w:rPr>
+              <w:t>9. Algoritmi - Minimax (game tree search):</w:t>
+              <w:tab/>
+              <w:t>16</w:t>
+            </w:r>
+          </w:hyperlink>
+        </w:p>
+        <w:p>
+          <w:pPr>
+            <w:pStyle w:val="TOC4"/>
+            <w:tabs>
+              <w:tab w:val="clear" w:pos="8510"/>
+              <w:tab w:val="right" w:pos="9359" w:leader="dot"/>
+            </w:tabs>
+            <w:rPr/>
+          </w:pPr>
+          <w:hyperlink w:anchor="__RefHeading___Toc2497_434376567" w:tooltip="10. Pointers și transmitere de parametri:">
+            <w:r>
+              <w:rPr>
+                <w:rStyle w:val="IndexLink"/>
+              </w:rPr>
+              <w:t>10. Pointers și transmitere de parametri:</w:t>
+              <w:tab/>
+              <w:t>17</w:t>
+            </w:r>
+          </w:hyperlink>
+        </w:p>
+        <w:p>
+          <w:pPr>
+            <w:pStyle w:val="TOC4"/>
+            <w:tabs>
+              <w:tab w:val="clear" w:pos="8510"/>
+              <w:tab w:val="right" w:pos="9359" w:leader="dot"/>
+            </w:tabs>
+            <w:rPr/>
+          </w:pPr>
+          <w:hyperlink w:anchor="__RefHeading___Toc2499_434376567" w:tooltip="11. Optimizări și bune practici:">
+            <w:r>
+              <w:rPr>
+                <w:rStyle w:val="IndexLink"/>
+              </w:rPr>
+              <w:t>11. Optimizări și bune practici:</w:t>
+              <w:tab/>
+              <w:t>17</w:t>
+            </w:r>
+          </w:hyperlink>
+        </w:p>
+        <w:p>
+          <w:pPr>
+            <w:pStyle w:val="TOC2"/>
+            <w:tabs>
+              <w:tab w:val="clear" w:pos="9077"/>
+              <w:tab w:val="right" w:pos="9359" w:leader="dot"/>
+            </w:tabs>
+            <w:rPr/>
+          </w:pPr>
+          <w:hyperlink w:anchor="__RefHeading___Toc2501_434376567" w:tooltip="Cum să compilezi și să rulezi:">
+            <w:r>
+              <w:rPr>
+                <w:rStyle w:val="IndexLink"/>
+              </w:rPr>
+              <w:t>Cum să compilezi și să rulezi:</w:t>
+              <w:tab/>
+              <w:t>18</w:t>
+            </w:r>
+          </w:hyperlink>
+        </w:p>
+        <w:p>
+          <w:pPr>
+            <w:pStyle w:val="TOC3"/>
+            <w:tabs>
+              <w:tab w:val="clear" w:pos="8793"/>
+              <w:tab w:val="right" w:pos="9359" w:leader="dot"/>
+            </w:tabs>
+            <w:rPr/>
+          </w:pPr>
+          <w:hyperlink w:anchor="__RefHeading___Toc2503_434376567" w:tooltip="Cerințe de sistem:">
+            <w:r>
+              <w:rPr>
+                <w:rStyle w:val="IndexLink"/>
+              </w:rPr>
+              <w:t>Cerințe de sistem:</w:t>
+              <w:tab/>
+              <w:t>18</w:t>
+            </w:r>
+          </w:hyperlink>
+        </w:p>
+        <w:p>
+          <w:pPr>
+            <w:pStyle w:val="TOC3"/>
+            <w:tabs>
+              <w:tab w:val="clear" w:pos="8793"/>
+              <w:tab w:val="right" w:pos="9359" w:leader="dot"/>
+            </w:tabs>
+            <w:rPr/>
+          </w:pPr>
+          <w:hyperlink w:anchor="__RefHeading___Toc2505_434376567" w:tooltip="Compilare pe Linux:">
+            <w:r>
+              <w:rPr>
+                <w:rStyle w:val="IndexLink"/>
+              </w:rPr>
+              <w:t>Compilare pe Linux:</w:t>
+              <w:tab/>
+              <w:t>18</w:t>
+            </w:r>
+          </w:hyperlink>
+        </w:p>
+        <w:p>
+          <w:pPr>
+            <w:pStyle w:val="TOC3"/>
+            <w:tabs>
+              <w:tab w:val="clear" w:pos="8793"/>
+              <w:tab w:val="right" w:pos="9359" w:leader="dot"/>
+            </w:tabs>
+            <w:rPr/>
+          </w:pPr>
+          <w:hyperlink w:anchor="__RefHeading___Toc2507_434376567" w:tooltip="Compilare pe Windows:">
+            <w:r>
+              <w:rPr>
+                <w:rStyle w:val="IndexLink"/>
+              </w:rPr>
+              <w:t>Compilare pe Windows:</w:t>
+              <w:tab/>
+              <w:t>19</w:t>
+            </w:r>
+          </w:hyperlink>
+        </w:p>
+        <w:p>
+          <w:pPr>
+            <w:pStyle w:val="TOC3"/>
+            <w:tabs>
+              <w:tab w:val="clear" w:pos="8793"/>
+              <w:tab w:val="right" w:pos="9359" w:leader="dot"/>
+            </w:tabs>
+            <w:rPr/>
+          </w:pPr>
+          <w:hyperlink w:anchor="__RefHeading___Toc2509_434376567" w:tooltip="Rulare:">
+            <w:r>
+              <w:rPr>
+                <w:rStyle w:val="IndexLink"/>
+              </w:rPr>
+              <w:t>Rulare:</w:t>
+              <w:tab/>
+              <w:t>19</w:t>
+            </w:r>
+          </w:hyperlink>
+        </w:p>
+        <w:p>
+          <w:pPr>
+            <w:pStyle w:val="TOC3"/>
+            <w:tabs>
+              <w:tab w:val="clear" w:pos="8793"/>
+              <w:tab w:val="right" w:pos="9359" w:leader="dot"/>
+            </w:tabs>
+            <w:rPr/>
+          </w:pPr>
+          <w:hyperlink w:anchor="__RefHeading___Toc2511_434376567" w:tooltip="Controale:">
+            <w:r>
+              <w:rPr>
+                <w:rStyle w:val="IndexLink"/>
+              </w:rPr>
+              <w:t>Controale:</w:t>
+              <w:tab/>
+              <w:t>19</w:t>
+            </w:r>
+          </w:hyperlink>
+        </w:p>
+        <w:p>
+          <w:pPr>
+            <w:pStyle w:val="TOC2"/>
+            <w:tabs>
+              <w:tab w:val="clear" w:pos="9077"/>
+              <w:tab w:val="right" w:pos="9359" w:leader="dot"/>
+            </w:tabs>
+            <w:spacing w:before="0" w:after="200"/>
+            <w:rPr/>
+          </w:pPr>
+          <w:hyperlink w:anchor="__RefHeading___Toc2513_434376567" w:tooltip="Structura proiectului">
+            <w:r>
+              <w:rPr>
+                <w:rStyle w:val="IndexLink"/>
+              </w:rPr>
+              <w:t>Structura proiectului</w:t>
+              <w:tab/>
+              <w:t>19</w:t>
+            </w:r>
+          </w:hyperlink>
+          <w:r>
+            <w:rPr>
+              <w:rStyle w:val="IndexLink"/>
+            </w:rPr>
+            <w:fldChar w:fldCharType="end"/>
+          </w:r>
+        </w:p>
+      </w:sdtContent>
+    </w:sdt>
     <w:sectPr>
       <w:type w:val="nextPage"/>
       <w:pgSz w:w="12240" w:h="15840"/>
@@ -15622,3542 +16516,6 @@
   </w:abstractNum>
   <w:abstractNum w:abstractNumId="3">
     <w:lvl w:ilvl="0">
-      <w:numFmt w:val="bullet"/>
-      <w:lvlText w:val=""/>
-      <w:lvlJc w:val="left"/>
-      <w:pPr>
-        <w:tabs>
-          <w:tab w:val="num" w:pos="0"/>
-        </w:tabs>
-        <w:ind w:left="720" w:hanging="360"/>
-      </w:pPr>
-      <w:rPr>
-        <w:rFonts w:ascii="Symbol" w:hAnsi="Symbol" w:cs="Symbol" w:hint="default"/>
-      </w:rPr>
-    </w:lvl>
-    <w:lvl w:ilvl="1">
-      <w:start w:val="0"/>
-      <w:numFmt w:val="bullet"/>
-      <w:lvlText w:val="o"/>
-      <w:lvlJc w:val="left"/>
-      <w:pPr>
-        <w:tabs>
-          <w:tab w:val="num" w:pos="0"/>
-        </w:tabs>
-        <w:ind w:left="1440" w:hanging="360"/>
-      </w:pPr>
-      <w:rPr>
-        <w:rFonts w:ascii="Courier New" w:hAnsi="Courier New" w:cs="Courier New" w:hint="default"/>
-      </w:rPr>
-    </w:lvl>
-    <w:lvl w:ilvl="2">
-      <w:start w:val="0"/>
-      <w:numFmt w:val="bullet"/>
-      <w:lvlText w:val=""/>
-      <w:lvlJc w:val="left"/>
-      <w:pPr>
-        <w:tabs>
-          <w:tab w:val="num" w:pos="0"/>
-        </w:tabs>
-        <w:ind w:left="2160" w:hanging="360"/>
-      </w:pPr>
-      <w:rPr>
-        <w:rFonts w:ascii="Wingdings" w:hAnsi="Wingdings" w:cs="Wingdings" w:hint="default"/>
-      </w:rPr>
-    </w:lvl>
-    <w:lvl w:ilvl="3">
-      <w:start w:val="0"/>
-      <w:numFmt w:val="bullet"/>
-      <w:lvlText w:val=""/>
-      <w:lvlJc w:val="left"/>
-      <w:pPr>
-        <w:tabs>
-          <w:tab w:val="num" w:pos="0"/>
-        </w:tabs>
-        <w:ind w:left="2880" w:hanging="360"/>
-      </w:pPr>
-      <w:rPr>
-        <w:rFonts w:ascii="Symbol" w:hAnsi="Symbol" w:cs="Symbol" w:hint="default"/>
-      </w:rPr>
-    </w:lvl>
-    <w:lvl w:ilvl="4">
-      <w:start w:val="0"/>
-      <w:numFmt w:val="bullet"/>
-      <w:lvlText w:val="o"/>
-      <w:lvlJc w:val="left"/>
-      <w:pPr>
-        <w:tabs>
-          <w:tab w:val="num" w:pos="0"/>
-        </w:tabs>
-        <w:ind w:left="3600" w:hanging="360"/>
-      </w:pPr>
-      <w:rPr>
-        <w:rFonts w:ascii="Courier New" w:hAnsi="Courier New" w:cs="Courier New" w:hint="default"/>
-      </w:rPr>
-    </w:lvl>
-    <w:lvl w:ilvl="5">
-      <w:start w:val="0"/>
-      <w:numFmt w:val="bullet"/>
-      <w:lvlText w:val=""/>
-      <w:lvlJc w:val="left"/>
-      <w:pPr>
-        <w:tabs>
-          <w:tab w:val="num" w:pos="0"/>
-        </w:tabs>
-        <w:ind w:left="4320" w:hanging="360"/>
-      </w:pPr>
-      <w:rPr>
-        <w:rFonts w:ascii="Wingdings" w:hAnsi="Wingdings" w:cs="Wingdings" w:hint="default"/>
-      </w:rPr>
-    </w:lvl>
-    <w:lvl w:ilvl="6">
-      <w:start w:val="0"/>
-      <w:numFmt w:val="bullet"/>
-      <w:lvlText w:val=""/>
-      <w:lvlJc w:val="left"/>
-      <w:pPr>
-        <w:tabs>
-          <w:tab w:val="num" w:pos="0"/>
-        </w:tabs>
-        <w:ind w:left="5040" w:hanging="360"/>
-      </w:pPr>
-      <w:rPr>
-        <w:rFonts w:ascii="Symbol" w:hAnsi="Symbol" w:cs="Symbol" w:hint="default"/>
-      </w:rPr>
-    </w:lvl>
-    <w:lvl w:ilvl="7">
-      <w:start w:val="0"/>
-      <w:numFmt w:val="bullet"/>
-      <w:lvlText w:val="o"/>
-      <w:lvlJc w:val="left"/>
-      <w:pPr>
-        <w:tabs>
-          <w:tab w:val="num" w:pos="0"/>
-        </w:tabs>
-        <w:ind w:left="5760" w:hanging="360"/>
-      </w:pPr>
-      <w:rPr>
-        <w:rFonts w:ascii="Courier New" w:hAnsi="Courier New" w:cs="Courier New" w:hint="default"/>
-      </w:rPr>
-    </w:lvl>
-    <w:lvl w:ilvl="8">
-      <w:start w:val="0"/>
-      <w:numFmt w:val="bullet"/>
-      <w:lvlText w:val=""/>
-      <w:lvlJc w:val="left"/>
-      <w:pPr>
-        <w:tabs>
-          <w:tab w:val="num" w:pos="0"/>
-        </w:tabs>
-        <w:ind w:left="6480" w:hanging="360"/>
-      </w:pPr>
-      <w:rPr>
-        <w:rFonts w:ascii="Wingdings" w:hAnsi="Wingdings" w:cs="Wingdings" w:hint="default"/>
-      </w:rPr>
-    </w:lvl>
-  </w:abstractNum>
-  <w:abstractNum w:abstractNumId="4">
-    <w:lvl w:ilvl="0">
-      <w:numFmt w:val="bullet"/>
-      <w:lvlText w:val=""/>
-      <w:lvlJc w:val="left"/>
-      <w:pPr>
-        <w:tabs>
-          <w:tab w:val="num" w:pos="0"/>
-        </w:tabs>
-        <w:ind w:left="720" w:hanging="360"/>
-      </w:pPr>
-      <w:rPr>
-        <w:rFonts w:ascii="Symbol" w:hAnsi="Symbol" w:cs="Symbol" w:hint="default"/>
-      </w:rPr>
-    </w:lvl>
-    <w:lvl w:ilvl="1">
-      <w:start w:val="0"/>
-      <w:numFmt w:val="bullet"/>
-      <w:lvlText w:val="o"/>
-      <w:lvlJc w:val="left"/>
-      <w:pPr>
-        <w:tabs>
-          <w:tab w:val="num" w:pos="0"/>
-        </w:tabs>
-        <w:ind w:left="1440" w:hanging="360"/>
-      </w:pPr>
-      <w:rPr>
-        <w:rFonts w:ascii="Courier New" w:hAnsi="Courier New" w:cs="Courier New" w:hint="default"/>
-      </w:rPr>
-    </w:lvl>
-    <w:lvl w:ilvl="2">
-      <w:start w:val="0"/>
-      <w:numFmt w:val="bullet"/>
-      <w:lvlText w:val=""/>
-      <w:lvlJc w:val="left"/>
-      <w:pPr>
-        <w:tabs>
-          <w:tab w:val="num" w:pos="0"/>
-        </w:tabs>
-        <w:ind w:left="2160" w:hanging="360"/>
-      </w:pPr>
-      <w:rPr>
-        <w:rFonts w:ascii="Wingdings" w:hAnsi="Wingdings" w:cs="Wingdings" w:hint="default"/>
-      </w:rPr>
-    </w:lvl>
-    <w:lvl w:ilvl="3">
-      <w:start w:val="0"/>
-      <w:numFmt w:val="bullet"/>
-      <w:lvlText w:val=""/>
-      <w:lvlJc w:val="left"/>
-      <w:pPr>
-        <w:tabs>
-          <w:tab w:val="num" w:pos="0"/>
-        </w:tabs>
-        <w:ind w:left="2880" w:hanging="360"/>
-      </w:pPr>
-      <w:rPr>
-        <w:rFonts w:ascii="Symbol" w:hAnsi="Symbol" w:cs="Symbol" w:hint="default"/>
-      </w:rPr>
-    </w:lvl>
-    <w:lvl w:ilvl="4">
-      <w:start w:val="0"/>
-      <w:numFmt w:val="bullet"/>
-      <w:lvlText w:val="o"/>
-      <w:lvlJc w:val="left"/>
-      <w:pPr>
-        <w:tabs>
-          <w:tab w:val="num" w:pos="0"/>
-        </w:tabs>
-        <w:ind w:left="3600" w:hanging="360"/>
-      </w:pPr>
-      <w:rPr>
-        <w:rFonts w:ascii="Courier New" w:hAnsi="Courier New" w:cs="Courier New" w:hint="default"/>
-      </w:rPr>
-    </w:lvl>
-    <w:lvl w:ilvl="5">
-      <w:start w:val="0"/>
-      <w:numFmt w:val="bullet"/>
-      <w:lvlText w:val=""/>
-      <w:lvlJc w:val="left"/>
-      <w:pPr>
-        <w:tabs>
-          <w:tab w:val="num" w:pos="0"/>
-        </w:tabs>
-        <w:ind w:left="4320" w:hanging="360"/>
-      </w:pPr>
-      <w:rPr>
-        <w:rFonts w:ascii="Wingdings" w:hAnsi="Wingdings" w:cs="Wingdings" w:hint="default"/>
-      </w:rPr>
-    </w:lvl>
-    <w:lvl w:ilvl="6">
-      <w:start w:val="0"/>
-      <w:numFmt w:val="bullet"/>
-      <w:lvlText w:val=""/>
-      <w:lvlJc w:val="left"/>
-      <w:pPr>
-        <w:tabs>
-          <w:tab w:val="num" w:pos="0"/>
-        </w:tabs>
-        <w:ind w:left="5040" w:hanging="360"/>
-      </w:pPr>
-      <w:rPr>
-        <w:rFonts w:ascii="Symbol" w:hAnsi="Symbol" w:cs="Symbol" w:hint="default"/>
-      </w:rPr>
-    </w:lvl>
-    <w:lvl w:ilvl="7">
-      <w:start w:val="0"/>
-      <w:numFmt w:val="bullet"/>
-      <w:lvlText w:val="o"/>
-      <w:lvlJc w:val="left"/>
-      <w:pPr>
-        <w:tabs>
-          <w:tab w:val="num" w:pos="0"/>
-        </w:tabs>
-        <w:ind w:left="5760" w:hanging="360"/>
-      </w:pPr>
-      <w:rPr>
-        <w:rFonts w:ascii="Courier New" w:hAnsi="Courier New" w:cs="Courier New" w:hint="default"/>
-      </w:rPr>
-    </w:lvl>
-    <w:lvl w:ilvl="8">
-      <w:start w:val="0"/>
-      <w:numFmt w:val="bullet"/>
-      <w:lvlText w:val=""/>
-      <w:lvlJc w:val="left"/>
-      <w:pPr>
-        <w:tabs>
-          <w:tab w:val="num" w:pos="0"/>
-        </w:tabs>
-        <w:ind w:left="6480" w:hanging="360"/>
-      </w:pPr>
-      <w:rPr>
-        <w:rFonts w:ascii="Wingdings" w:hAnsi="Wingdings" w:cs="Wingdings" w:hint="default"/>
-      </w:rPr>
-    </w:lvl>
-  </w:abstractNum>
-  <w:abstractNum w:abstractNumId="5">
-    <w:lvl w:ilvl="0">
-      <w:numFmt w:val="bullet"/>
-      <w:lvlText w:val=""/>
-      <w:lvlJc w:val="left"/>
-      <w:pPr>
-        <w:tabs>
-          <w:tab w:val="num" w:pos="0"/>
-        </w:tabs>
-        <w:ind w:left="720" w:hanging="360"/>
-      </w:pPr>
-      <w:rPr>
-        <w:rFonts w:ascii="Symbol" w:hAnsi="Symbol" w:cs="Symbol" w:hint="default"/>
-      </w:rPr>
-    </w:lvl>
-    <w:lvl w:ilvl="1">
-      <w:start w:val="0"/>
-      <w:numFmt w:val="bullet"/>
-      <w:lvlText w:val="o"/>
-      <w:lvlJc w:val="left"/>
-      <w:pPr>
-        <w:tabs>
-          <w:tab w:val="num" w:pos="0"/>
-        </w:tabs>
-        <w:ind w:left="1440" w:hanging="360"/>
-      </w:pPr>
-      <w:rPr>
-        <w:rFonts w:ascii="Courier New" w:hAnsi="Courier New" w:cs="Courier New" w:hint="default"/>
-      </w:rPr>
-    </w:lvl>
-    <w:lvl w:ilvl="2">
-      <w:start w:val="0"/>
-      <w:numFmt w:val="bullet"/>
-      <w:lvlText w:val=""/>
-      <w:lvlJc w:val="left"/>
-      <w:pPr>
-        <w:tabs>
-          <w:tab w:val="num" w:pos="0"/>
-        </w:tabs>
-        <w:ind w:left="2160" w:hanging="360"/>
-      </w:pPr>
-      <w:rPr>
-        <w:rFonts w:ascii="Wingdings" w:hAnsi="Wingdings" w:cs="Wingdings" w:hint="default"/>
-      </w:rPr>
-    </w:lvl>
-    <w:lvl w:ilvl="3">
-      <w:start w:val="0"/>
-      <w:numFmt w:val="bullet"/>
-      <w:lvlText w:val=""/>
-      <w:lvlJc w:val="left"/>
-      <w:pPr>
-        <w:tabs>
-          <w:tab w:val="num" w:pos="0"/>
-        </w:tabs>
-        <w:ind w:left="2880" w:hanging="360"/>
-      </w:pPr>
-      <w:rPr>
-        <w:rFonts w:ascii="Symbol" w:hAnsi="Symbol" w:cs="Symbol" w:hint="default"/>
-      </w:rPr>
-    </w:lvl>
-    <w:lvl w:ilvl="4">
-      <w:start w:val="0"/>
-      <w:numFmt w:val="bullet"/>
-      <w:lvlText w:val="o"/>
-      <w:lvlJc w:val="left"/>
-      <w:pPr>
-        <w:tabs>
-          <w:tab w:val="num" w:pos="0"/>
-        </w:tabs>
-        <w:ind w:left="3600" w:hanging="360"/>
-      </w:pPr>
-      <w:rPr>
-        <w:rFonts w:ascii="Courier New" w:hAnsi="Courier New" w:cs="Courier New" w:hint="default"/>
-      </w:rPr>
-    </w:lvl>
-    <w:lvl w:ilvl="5">
-      <w:start w:val="0"/>
-      <w:numFmt w:val="bullet"/>
-      <w:lvlText w:val=""/>
-      <w:lvlJc w:val="left"/>
-      <w:pPr>
-        <w:tabs>
-          <w:tab w:val="num" w:pos="0"/>
-        </w:tabs>
-        <w:ind w:left="4320" w:hanging="360"/>
-      </w:pPr>
-      <w:rPr>
-        <w:rFonts w:ascii="Wingdings" w:hAnsi="Wingdings" w:cs="Wingdings" w:hint="default"/>
-      </w:rPr>
-    </w:lvl>
-    <w:lvl w:ilvl="6">
-      <w:start w:val="0"/>
-      <w:numFmt w:val="bullet"/>
-      <w:lvlText w:val=""/>
-      <w:lvlJc w:val="left"/>
-      <w:pPr>
-        <w:tabs>
-          <w:tab w:val="num" w:pos="0"/>
-        </w:tabs>
-        <w:ind w:left="5040" w:hanging="360"/>
-      </w:pPr>
-      <w:rPr>
-        <w:rFonts w:ascii="Symbol" w:hAnsi="Symbol" w:cs="Symbol" w:hint="default"/>
-      </w:rPr>
-    </w:lvl>
-    <w:lvl w:ilvl="7">
-      <w:start w:val="0"/>
-      <w:numFmt w:val="bullet"/>
-      <w:lvlText w:val="o"/>
-      <w:lvlJc w:val="left"/>
-      <w:pPr>
-        <w:tabs>
-          <w:tab w:val="num" w:pos="0"/>
-        </w:tabs>
-        <w:ind w:left="5760" w:hanging="360"/>
-      </w:pPr>
-      <w:rPr>
-        <w:rFonts w:ascii="Courier New" w:hAnsi="Courier New" w:cs="Courier New" w:hint="default"/>
-      </w:rPr>
-    </w:lvl>
-    <w:lvl w:ilvl="8">
-      <w:start w:val="0"/>
-      <w:numFmt w:val="bullet"/>
-      <w:lvlText w:val=""/>
-      <w:lvlJc w:val="left"/>
-      <w:pPr>
-        <w:tabs>
-          <w:tab w:val="num" w:pos="0"/>
-        </w:tabs>
-        <w:ind w:left="6480" w:hanging="360"/>
-      </w:pPr>
-      <w:rPr>
-        <w:rFonts w:ascii="Wingdings" w:hAnsi="Wingdings" w:cs="Wingdings" w:hint="default"/>
-      </w:rPr>
-    </w:lvl>
-  </w:abstractNum>
-  <w:abstractNum w:abstractNumId="6">
-    <w:lvl w:ilvl="0">
-      <w:numFmt w:val="bullet"/>
-      <w:lvlText w:val=""/>
-      <w:lvlJc w:val="left"/>
-      <w:pPr>
-        <w:tabs>
-          <w:tab w:val="num" w:pos="0"/>
-        </w:tabs>
-        <w:ind w:left="720" w:hanging="360"/>
-      </w:pPr>
-      <w:rPr>
-        <w:rFonts w:ascii="Symbol" w:hAnsi="Symbol" w:cs="Symbol" w:hint="default"/>
-      </w:rPr>
-    </w:lvl>
-    <w:lvl w:ilvl="1">
-      <w:start w:val="0"/>
-      <w:numFmt w:val="bullet"/>
-      <w:lvlText w:val="o"/>
-      <w:lvlJc w:val="left"/>
-      <w:pPr>
-        <w:tabs>
-          <w:tab w:val="num" w:pos="0"/>
-        </w:tabs>
-        <w:ind w:left="1440" w:hanging="360"/>
-      </w:pPr>
-      <w:rPr>
-        <w:rFonts w:ascii="Courier New" w:hAnsi="Courier New" w:cs="Courier New" w:hint="default"/>
-      </w:rPr>
-    </w:lvl>
-    <w:lvl w:ilvl="2">
-      <w:start w:val="0"/>
-      <w:numFmt w:val="bullet"/>
-      <w:lvlText w:val=""/>
-      <w:lvlJc w:val="left"/>
-      <w:pPr>
-        <w:tabs>
-          <w:tab w:val="num" w:pos="0"/>
-        </w:tabs>
-        <w:ind w:left="2160" w:hanging="360"/>
-      </w:pPr>
-      <w:rPr>
-        <w:rFonts w:ascii="Wingdings" w:hAnsi="Wingdings" w:cs="Wingdings" w:hint="default"/>
-      </w:rPr>
-    </w:lvl>
-    <w:lvl w:ilvl="3">
-      <w:start w:val="0"/>
-      <w:numFmt w:val="bullet"/>
-      <w:lvlText w:val=""/>
-      <w:lvlJc w:val="left"/>
-      <w:pPr>
-        <w:tabs>
-          <w:tab w:val="num" w:pos="0"/>
-        </w:tabs>
-        <w:ind w:left="2880" w:hanging="360"/>
-      </w:pPr>
-      <w:rPr>
-        <w:rFonts w:ascii="Symbol" w:hAnsi="Symbol" w:cs="Symbol" w:hint="default"/>
-      </w:rPr>
-    </w:lvl>
-    <w:lvl w:ilvl="4">
-      <w:start w:val="0"/>
-      <w:numFmt w:val="bullet"/>
-      <w:lvlText w:val="o"/>
-      <w:lvlJc w:val="left"/>
-      <w:pPr>
-        <w:tabs>
-          <w:tab w:val="num" w:pos="0"/>
-        </w:tabs>
-        <w:ind w:left="3600" w:hanging="360"/>
-      </w:pPr>
-      <w:rPr>
-        <w:rFonts w:ascii="Courier New" w:hAnsi="Courier New" w:cs="Courier New" w:hint="default"/>
-      </w:rPr>
-    </w:lvl>
-    <w:lvl w:ilvl="5">
-      <w:start w:val="0"/>
-      <w:numFmt w:val="bullet"/>
-      <w:lvlText w:val=""/>
-      <w:lvlJc w:val="left"/>
-      <w:pPr>
-        <w:tabs>
-          <w:tab w:val="num" w:pos="0"/>
-        </w:tabs>
-        <w:ind w:left="4320" w:hanging="360"/>
-      </w:pPr>
-      <w:rPr>
-        <w:rFonts w:ascii="Wingdings" w:hAnsi="Wingdings" w:cs="Wingdings" w:hint="default"/>
-      </w:rPr>
-    </w:lvl>
-    <w:lvl w:ilvl="6">
-      <w:start w:val="0"/>
-      <w:numFmt w:val="bullet"/>
-      <w:lvlText w:val=""/>
-      <w:lvlJc w:val="left"/>
-      <w:pPr>
-        <w:tabs>
-          <w:tab w:val="num" w:pos="0"/>
-        </w:tabs>
-        <w:ind w:left="5040" w:hanging="360"/>
-      </w:pPr>
-      <w:rPr>
-        <w:rFonts w:ascii="Symbol" w:hAnsi="Symbol" w:cs="Symbol" w:hint="default"/>
-      </w:rPr>
-    </w:lvl>
-    <w:lvl w:ilvl="7">
-      <w:start w:val="0"/>
-      <w:numFmt w:val="bullet"/>
-      <w:lvlText w:val="o"/>
-      <w:lvlJc w:val="left"/>
-      <w:pPr>
-        <w:tabs>
-          <w:tab w:val="num" w:pos="0"/>
-        </w:tabs>
-        <w:ind w:left="5760" w:hanging="360"/>
-      </w:pPr>
-      <w:rPr>
-        <w:rFonts w:ascii="Courier New" w:hAnsi="Courier New" w:cs="Courier New" w:hint="default"/>
-      </w:rPr>
-    </w:lvl>
-    <w:lvl w:ilvl="8">
-      <w:start w:val="0"/>
-      <w:numFmt w:val="bullet"/>
-      <w:lvlText w:val=""/>
-      <w:lvlJc w:val="left"/>
-      <w:pPr>
-        <w:tabs>
-          <w:tab w:val="num" w:pos="0"/>
-        </w:tabs>
-        <w:ind w:left="6480" w:hanging="360"/>
-      </w:pPr>
-      <w:rPr>
-        <w:rFonts w:ascii="Wingdings" w:hAnsi="Wingdings" w:cs="Wingdings" w:hint="default"/>
-      </w:rPr>
-    </w:lvl>
-  </w:abstractNum>
-  <w:abstractNum w:abstractNumId="7">
-    <w:lvl w:ilvl="0">
-      <w:numFmt w:val="bullet"/>
-      <w:lvlText w:val=""/>
-      <w:lvlJc w:val="left"/>
-      <w:pPr>
-        <w:tabs>
-          <w:tab w:val="num" w:pos="0"/>
-        </w:tabs>
-        <w:ind w:left="720" w:hanging="360"/>
-      </w:pPr>
-      <w:rPr>
-        <w:rFonts w:ascii="Symbol" w:hAnsi="Symbol" w:cs="Symbol" w:hint="default"/>
-      </w:rPr>
-    </w:lvl>
-    <w:lvl w:ilvl="1">
-      <w:start w:val="0"/>
-      <w:numFmt w:val="bullet"/>
-      <w:lvlText w:val="o"/>
-      <w:lvlJc w:val="left"/>
-      <w:pPr>
-        <w:tabs>
-          <w:tab w:val="num" w:pos="0"/>
-        </w:tabs>
-        <w:ind w:left="1440" w:hanging="360"/>
-      </w:pPr>
-      <w:rPr>
-        <w:rFonts w:ascii="Courier New" w:hAnsi="Courier New" w:cs="Courier New" w:hint="default"/>
-      </w:rPr>
-    </w:lvl>
-    <w:lvl w:ilvl="2">
-      <w:start w:val="0"/>
-      <w:numFmt w:val="bullet"/>
-      <w:lvlText w:val=""/>
-      <w:lvlJc w:val="left"/>
-      <w:pPr>
-        <w:tabs>
-          <w:tab w:val="num" w:pos="0"/>
-        </w:tabs>
-        <w:ind w:left="2160" w:hanging="360"/>
-      </w:pPr>
-      <w:rPr>
-        <w:rFonts w:ascii="Wingdings" w:hAnsi="Wingdings" w:cs="Wingdings" w:hint="default"/>
-      </w:rPr>
-    </w:lvl>
-    <w:lvl w:ilvl="3">
-      <w:start w:val="0"/>
-      <w:numFmt w:val="bullet"/>
-      <w:lvlText w:val=""/>
-      <w:lvlJc w:val="left"/>
-      <w:pPr>
-        <w:tabs>
-          <w:tab w:val="num" w:pos="0"/>
-        </w:tabs>
-        <w:ind w:left="2880" w:hanging="360"/>
-      </w:pPr>
-      <w:rPr>
-        <w:rFonts w:ascii="Symbol" w:hAnsi="Symbol" w:cs="Symbol" w:hint="default"/>
-      </w:rPr>
-    </w:lvl>
-    <w:lvl w:ilvl="4">
-      <w:start w:val="0"/>
-      <w:numFmt w:val="bullet"/>
-      <w:lvlText w:val="o"/>
-      <w:lvlJc w:val="left"/>
-      <w:pPr>
-        <w:tabs>
-          <w:tab w:val="num" w:pos="0"/>
-        </w:tabs>
-        <w:ind w:left="3600" w:hanging="360"/>
-      </w:pPr>
-      <w:rPr>
-        <w:rFonts w:ascii="Courier New" w:hAnsi="Courier New" w:cs="Courier New" w:hint="default"/>
-      </w:rPr>
-    </w:lvl>
-    <w:lvl w:ilvl="5">
-      <w:start w:val="0"/>
-      <w:numFmt w:val="bullet"/>
-      <w:lvlText w:val=""/>
-      <w:lvlJc w:val="left"/>
-      <w:pPr>
-        <w:tabs>
-          <w:tab w:val="num" w:pos="0"/>
-        </w:tabs>
-        <w:ind w:left="4320" w:hanging="360"/>
-      </w:pPr>
-      <w:rPr>
-        <w:rFonts w:ascii="Wingdings" w:hAnsi="Wingdings" w:cs="Wingdings" w:hint="default"/>
-      </w:rPr>
-    </w:lvl>
-    <w:lvl w:ilvl="6">
-      <w:start w:val="0"/>
-      <w:numFmt w:val="bullet"/>
-      <w:lvlText w:val=""/>
-      <w:lvlJc w:val="left"/>
-      <w:pPr>
-        <w:tabs>
-          <w:tab w:val="num" w:pos="0"/>
-        </w:tabs>
-        <w:ind w:left="5040" w:hanging="360"/>
-      </w:pPr>
-      <w:rPr>
-        <w:rFonts w:ascii="Symbol" w:hAnsi="Symbol" w:cs="Symbol" w:hint="default"/>
-      </w:rPr>
-    </w:lvl>
-    <w:lvl w:ilvl="7">
-      <w:start w:val="0"/>
-      <w:numFmt w:val="bullet"/>
-      <w:lvlText w:val="o"/>
-      <w:lvlJc w:val="left"/>
-      <w:pPr>
-        <w:tabs>
-          <w:tab w:val="num" w:pos="0"/>
-        </w:tabs>
-        <w:ind w:left="5760" w:hanging="360"/>
-      </w:pPr>
-      <w:rPr>
-        <w:rFonts w:ascii="Courier New" w:hAnsi="Courier New" w:cs="Courier New" w:hint="default"/>
-      </w:rPr>
-    </w:lvl>
-    <w:lvl w:ilvl="8">
-      <w:start w:val="0"/>
-      <w:numFmt w:val="bullet"/>
-      <w:lvlText w:val=""/>
-      <w:lvlJc w:val="left"/>
-      <w:pPr>
-        <w:tabs>
-          <w:tab w:val="num" w:pos="0"/>
-        </w:tabs>
-        <w:ind w:left="6480" w:hanging="360"/>
-      </w:pPr>
-      <w:rPr>
-        <w:rFonts w:ascii="Wingdings" w:hAnsi="Wingdings" w:cs="Wingdings" w:hint="default"/>
-      </w:rPr>
-    </w:lvl>
-  </w:abstractNum>
-  <w:abstractNum w:abstractNumId="8">
-    <w:lvl w:ilvl="0">
-      <w:numFmt w:val="bullet"/>
-      <w:lvlText w:val=""/>
-      <w:lvlJc w:val="left"/>
-      <w:pPr>
-        <w:tabs>
-          <w:tab w:val="num" w:pos="0"/>
-        </w:tabs>
-        <w:ind w:left="720" w:hanging="360"/>
-      </w:pPr>
-      <w:rPr>
-        <w:rFonts w:ascii="Symbol" w:hAnsi="Symbol" w:cs="Symbol" w:hint="default"/>
-      </w:rPr>
-    </w:lvl>
-    <w:lvl w:ilvl="1">
-      <w:start w:val="0"/>
-      <w:numFmt w:val="bullet"/>
-      <w:lvlText w:val="o"/>
-      <w:lvlJc w:val="left"/>
-      <w:pPr>
-        <w:tabs>
-          <w:tab w:val="num" w:pos="0"/>
-        </w:tabs>
-        <w:ind w:left="1440" w:hanging="360"/>
-      </w:pPr>
-      <w:rPr>
-        <w:rFonts w:ascii="Courier New" w:hAnsi="Courier New" w:cs="Courier New" w:hint="default"/>
-      </w:rPr>
-    </w:lvl>
-    <w:lvl w:ilvl="2">
-      <w:start w:val="0"/>
-      <w:numFmt w:val="bullet"/>
-      <w:lvlText w:val=""/>
-      <w:lvlJc w:val="left"/>
-      <w:pPr>
-        <w:tabs>
-          <w:tab w:val="num" w:pos="0"/>
-        </w:tabs>
-        <w:ind w:left="2160" w:hanging="360"/>
-      </w:pPr>
-      <w:rPr>
-        <w:rFonts w:ascii="Wingdings" w:hAnsi="Wingdings" w:cs="Wingdings" w:hint="default"/>
-      </w:rPr>
-    </w:lvl>
-    <w:lvl w:ilvl="3">
-      <w:start w:val="0"/>
-      <w:numFmt w:val="bullet"/>
-      <w:lvlText w:val=""/>
-      <w:lvlJc w:val="left"/>
-      <w:pPr>
-        <w:tabs>
-          <w:tab w:val="num" w:pos="0"/>
-        </w:tabs>
-        <w:ind w:left="2880" w:hanging="360"/>
-      </w:pPr>
-      <w:rPr>
-        <w:rFonts w:ascii="Symbol" w:hAnsi="Symbol" w:cs="Symbol" w:hint="default"/>
-      </w:rPr>
-    </w:lvl>
-    <w:lvl w:ilvl="4">
-      <w:start w:val="0"/>
-      <w:numFmt w:val="bullet"/>
-      <w:lvlText w:val="o"/>
-      <w:lvlJc w:val="left"/>
-      <w:pPr>
-        <w:tabs>
-          <w:tab w:val="num" w:pos="0"/>
-        </w:tabs>
-        <w:ind w:left="3600" w:hanging="360"/>
-      </w:pPr>
-      <w:rPr>
-        <w:rFonts w:ascii="Courier New" w:hAnsi="Courier New" w:cs="Courier New" w:hint="default"/>
-      </w:rPr>
-    </w:lvl>
-    <w:lvl w:ilvl="5">
-      <w:start w:val="0"/>
-      <w:numFmt w:val="bullet"/>
-      <w:lvlText w:val=""/>
-      <w:lvlJc w:val="left"/>
-      <w:pPr>
-        <w:tabs>
-          <w:tab w:val="num" w:pos="0"/>
-        </w:tabs>
-        <w:ind w:left="4320" w:hanging="360"/>
-      </w:pPr>
-      <w:rPr>
-        <w:rFonts w:ascii="Wingdings" w:hAnsi="Wingdings" w:cs="Wingdings" w:hint="default"/>
-      </w:rPr>
-    </w:lvl>
-    <w:lvl w:ilvl="6">
-      <w:start w:val="0"/>
-      <w:numFmt w:val="bullet"/>
-      <w:lvlText w:val=""/>
-      <w:lvlJc w:val="left"/>
-      <w:pPr>
-        <w:tabs>
-          <w:tab w:val="num" w:pos="0"/>
-        </w:tabs>
-        <w:ind w:left="5040" w:hanging="360"/>
-      </w:pPr>
-      <w:rPr>
-        <w:rFonts w:ascii="Symbol" w:hAnsi="Symbol" w:cs="Symbol" w:hint="default"/>
-      </w:rPr>
-    </w:lvl>
-    <w:lvl w:ilvl="7">
-      <w:start w:val="0"/>
-      <w:numFmt w:val="bullet"/>
-      <w:lvlText w:val="o"/>
-      <w:lvlJc w:val="left"/>
-      <w:pPr>
-        <w:tabs>
-          <w:tab w:val="num" w:pos="0"/>
-        </w:tabs>
-        <w:ind w:left="5760" w:hanging="360"/>
-      </w:pPr>
-      <w:rPr>
-        <w:rFonts w:ascii="Courier New" w:hAnsi="Courier New" w:cs="Courier New" w:hint="default"/>
-      </w:rPr>
-    </w:lvl>
-    <w:lvl w:ilvl="8">
-      <w:start w:val="0"/>
-      <w:numFmt w:val="bullet"/>
-      <w:lvlText w:val=""/>
-      <w:lvlJc w:val="left"/>
-      <w:pPr>
-        <w:tabs>
-          <w:tab w:val="num" w:pos="0"/>
-        </w:tabs>
-        <w:ind w:left="6480" w:hanging="360"/>
-      </w:pPr>
-      <w:rPr>
-        <w:rFonts w:ascii="Wingdings" w:hAnsi="Wingdings" w:cs="Wingdings" w:hint="default"/>
-      </w:rPr>
-    </w:lvl>
-  </w:abstractNum>
-  <w:abstractNum w:abstractNumId="9">
-    <w:lvl w:ilvl="0">
-      <w:numFmt w:val="bullet"/>
-      <w:lvlText w:val=""/>
-      <w:lvlJc w:val="left"/>
-      <w:pPr>
-        <w:tabs>
-          <w:tab w:val="num" w:pos="0"/>
-        </w:tabs>
-        <w:ind w:left="720" w:hanging="360"/>
-      </w:pPr>
-      <w:rPr>
-        <w:rFonts w:ascii="Symbol" w:hAnsi="Symbol" w:cs="Symbol" w:hint="default"/>
-      </w:rPr>
-    </w:lvl>
-    <w:lvl w:ilvl="1">
-      <w:start w:val="0"/>
-      <w:numFmt w:val="bullet"/>
-      <w:lvlText w:val="o"/>
-      <w:lvlJc w:val="left"/>
-      <w:pPr>
-        <w:tabs>
-          <w:tab w:val="num" w:pos="0"/>
-        </w:tabs>
-        <w:ind w:left="1440" w:hanging="360"/>
-      </w:pPr>
-      <w:rPr>
-        <w:rFonts w:ascii="Courier New" w:hAnsi="Courier New" w:cs="Courier New" w:hint="default"/>
-      </w:rPr>
-    </w:lvl>
-    <w:lvl w:ilvl="2">
-      <w:start w:val="0"/>
-      <w:numFmt w:val="bullet"/>
-      <w:lvlText w:val=""/>
-      <w:lvlJc w:val="left"/>
-      <w:pPr>
-        <w:tabs>
-          <w:tab w:val="num" w:pos="0"/>
-        </w:tabs>
-        <w:ind w:left="2160" w:hanging="360"/>
-      </w:pPr>
-      <w:rPr>
-        <w:rFonts w:ascii="Wingdings" w:hAnsi="Wingdings" w:cs="Wingdings" w:hint="default"/>
-      </w:rPr>
-    </w:lvl>
-    <w:lvl w:ilvl="3">
-      <w:start w:val="0"/>
-      <w:numFmt w:val="bullet"/>
-      <w:lvlText w:val=""/>
-      <w:lvlJc w:val="left"/>
-      <w:pPr>
-        <w:tabs>
-          <w:tab w:val="num" w:pos="0"/>
-        </w:tabs>
-        <w:ind w:left="2880" w:hanging="360"/>
-      </w:pPr>
-      <w:rPr>
-        <w:rFonts w:ascii="Symbol" w:hAnsi="Symbol" w:cs="Symbol" w:hint="default"/>
-      </w:rPr>
-    </w:lvl>
-    <w:lvl w:ilvl="4">
-      <w:start w:val="0"/>
-      <w:numFmt w:val="bullet"/>
-      <w:lvlText w:val="o"/>
-      <w:lvlJc w:val="left"/>
-      <w:pPr>
-        <w:tabs>
-          <w:tab w:val="num" w:pos="0"/>
-        </w:tabs>
-        <w:ind w:left="3600" w:hanging="360"/>
-      </w:pPr>
-      <w:rPr>
-        <w:rFonts w:ascii="Courier New" w:hAnsi="Courier New" w:cs="Courier New" w:hint="default"/>
-      </w:rPr>
-    </w:lvl>
-    <w:lvl w:ilvl="5">
-      <w:start w:val="0"/>
-      <w:numFmt w:val="bullet"/>
-      <w:lvlText w:val=""/>
-      <w:lvlJc w:val="left"/>
-      <w:pPr>
-        <w:tabs>
-          <w:tab w:val="num" w:pos="0"/>
-        </w:tabs>
-        <w:ind w:left="4320" w:hanging="360"/>
-      </w:pPr>
-      <w:rPr>
-        <w:rFonts w:ascii="Wingdings" w:hAnsi="Wingdings" w:cs="Wingdings" w:hint="default"/>
-      </w:rPr>
-    </w:lvl>
-    <w:lvl w:ilvl="6">
-      <w:start w:val="0"/>
-      <w:numFmt w:val="bullet"/>
-      <w:lvlText w:val=""/>
-      <w:lvlJc w:val="left"/>
-      <w:pPr>
-        <w:tabs>
-          <w:tab w:val="num" w:pos="0"/>
-        </w:tabs>
-        <w:ind w:left="5040" w:hanging="360"/>
-      </w:pPr>
-      <w:rPr>
-        <w:rFonts w:ascii="Symbol" w:hAnsi="Symbol" w:cs="Symbol" w:hint="default"/>
-      </w:rPr>
-    </w:lvl>
-    <w:lvl w:ilvl="7">
-      <w:start w:val="0"/>
-      <w:numFmt w:val="bullet"/>
-      <w:lvlText w:val="o"/>
-      <w:lvlJc w:val="left"/>
-      <w:pPr>
-        <w:tabs>
-          <w:tab w:val="num" w:pos="0"/>
-        </w:tabs>
-        <w:ind w:left="5760" w:hanging="360"/>
-      </w:pPr>
-      <w:rPr>
-        <w:rFonts w:ascii="Courier New" w:hAnsi="Courier New" w:cs="Courier New" w:hint="default"/>
-      </w:rPr>
-    </w:lvl>
-    <w:lvl w:ilvl="8">
-      <w:start w:val="0"/>
-      <w:numFmt w:val="bullet"/>
-      <w:lvlText w:val=""/>
-      <w:lvlJc w:val="left"/>
-      <w:pPr>
-        <w:tabs>
-          <w:tab w:val="num" w:pos="0"/>
-        </w:tabs>
-        <w:ind w:left="6480" w:hanging="360"/>
-      </w:pPr>
-      <w:rPr>
-        <w:rFonts w:ascii="Wingdings" w:hAnsi="Wingdings" w:cs="Wingdings" w:hint="default"/>
-      </w:rPr>
-    </w:lvl>
-  </w:abstractNum>
-  <w:abstractNum w:abstractNumId="10">
-    <w:lvl w:ilvl="0">
-      <w:numFmt w:val="bullet"/>
-      <w:lvlText w:val=""/>
-      <w:lvlJc w:val="left"/>
-      <w:pPr>
-        <w:tabs>
-          <w:tab w:val="num" w:pos="0"/>
-        </w:tabs>
-        <w:ind w:left="720" w:hanging="360"/>
-      </w:pPr>
-      <w:rPr>
-        <w:rFonts w:ascii="Symbol" w:hAnsi="Symbol" w:cs="Symbol" w:hint="default"/>
-      </w:rPr>
-    </w:lvl>
-    <w:lvl w:ilvl="1">
-      <w:start w:val="0"/>
-      <w:numFmt w:val="bullet"/>
-      <w:lvlText w:val="o"/>
-      <w:lvlJc w:val="left"/>
-      <w:pPr>
-        <w:tabs>
-          <w:tab w:val="num" w:pos="0"/>
-        </w:tabs>
-        <w:ind w:left="1440" w:hanging="360"/>
-      </w:pPr>
-      <w:rPr>
-        <w:rFonts w:ascii="Courier New" w:hAnsi="Courier New" w:cs="Courier New" w:hint="default"/>
-      </w:rPr>
-    </w:lvl>
-    <w:lvl w:ilvl="2">
-      <w:start w:val="0"/>
-      <w:numFmt w:val="bullet"/>
-      <w:lvlText w:val=""/>
-      <w:lvlJc w:val="left"/>
-      <w:pPr>
-        <w:tabs>
-          <w:tab w:val="num" w:pos="0"/>
-        </w:tabs>
-        <w:ind w:left="2160" w:hanging="360"/>
-      </w:pPr>
-      <w:rPr>
-        <w:rFonts w:ascii="Wingdings" w:hAnsi="Wingdings" w:cs="Wingdings" w:hint="default"/>
-      </w:rPr>
-    </w:lvl>
-    <w:lvl w:ilvl="3">
-      <w:start w:val="0"/>
-      <w:numFmt w:val="bullet"/>
-      <w:lvlText w:val=""/>
-      <w:lvlJc w:val="left"/>
-      <w:pPr>
-        <w:tabs>
-          <w:tab w:val="num" w:pos="0"/>
-        </w:tabs>
-        <w:ind w:left="2880" w:hanging="360"/>
-      </w:pPr>
-      <w:rPr>
-        <w:rFonts w:ascii="Symbol" w:hAnsi="Symbol" w:cs="Symbol" w:hint="default"/>
-      </w:rPr>
-    </w:lvl>
-    <w:lvl w:ilvl="4">
-      <w:start w:val="0"/>
-      <w:numFmt w:val="bullet"/>
-      <w:lvlText w:val="o"/>
-      <w:lvlJc w:val="left"/>
-      <w:pPr>
-        <w:tabs>
-          <w:tab w:val="num" w:pos="0"/>
-        </w:tabs>
-        <w:ind w:left="3600" w:hanging="360"/>
-      </w:pPr>
-      <w:rPr>
-        <w:rFonts w:ascii="Courier New" w:hAnsi="Courier New" w:cs="Courier New" w:hint="default"/>
-      </w:rPr>
-    </w:lvl>
-    <w:lvl w:ilvl="5">
-      <w:start w:val="0"/>
-      <w:numFmt w:val="bullet"/>
-      <w:lvlText w:val=""/>
-      <w:lvlJc w:val="left"/>
-      <w:pPr>
-        <w:tabs>
-          <w:tab w:val="num" w:pos="0"/>
-        </w:tabs>
-        <w:ind w:left="4320" w:hanging="360"/>
-      </w:pPr>
-      <w:rPr>
-        <w:rFonts w:ascii="Wingdings" w:hAnsi="Wingdings" w:cs="Wingdings" w:hint="default"/>
-      </w:rPr>
-    </w:lvl>
-    <w:lvl w:ilvl="6">
-      <w:start w:val="0"/>
-      <w:numFmt w:val="bullet"/>
-      <w:lvlText w:val=""/>
-      <w:lvlJc w:val="left"/>
-      <w:pPr>
-        <w:tabs>
-          <w:tab w:val="num" w:pos="0"/>
-        </w:tabs>
-        <w:ind w:left="5040" w:hanging="360"/>
-      </w:pPr>
-      <w:rPr>
-        <w:rFonts w:ascii="Symbol" w:hAnsi="Symbol" w:cs="Symbol" w:hint="default"/>
-      </w:rPr>
-    </w:lvl>
-    <w:lvl w:ilvl="7">
-      <w:start w:val="0"/>
-      <w:numFmt w:val="bullet"/>
-      <w:lvlText w:val="o"/>
-      <w:lvlJc w:val="left"/>
-      <w:pPr>
-        <w:tabs>
-          <w:tab w:val="num" w:pos="0"/>
-        </w:tabs>
-        <w:ind w:left="5760" w:hanging="360"/>
-      </w:pPr>
-      <w:rPr>
-        <w:rFonts w:ascii="Courier New" w:hAnsi="Courier New" w:cs="Courier New" w:hint="default"/>
-      </w:rPr>
-    </w:lvl>
-    <w:lvl w:ilvl="8">
-      <w:start w:val="0"/>
-      <w:numFmt w:val="bullet"/>
-      <w:lvlText w:val=""/>
-      <w:lvlJc w:val="left"/>
-      <w:pPr>
-        <w:tabs>
-          <w:tab w:val="num" w:pos="0"/>
-        </w:tabs>
-        <w:ind w:left="6480" w:hanging="360"/>
-      </w:pPr>
-      <w:rPr>
-        <w:rFonts w:ascii="Wingdings" w:hAnsi="Wingdings" w:cs="Wingdings" w:hint="default"/>
-      </w:rPr>
-    </w:lvl>
-  </w:abstractNum>
-  <w:abstractNum w:abstractNumId="11">
-    <w:lvl w:ilvl="0">
-      <w:numFmt w:val="bullet"/>
-      <w:lvlText w:val=""/>
-      <w:lvlJc w:val="left"/>
-      <w:pPr>
-        <w:tabs>
-          <w:tab w:val="num" w:pos="0"/>
-        </w:tabs>
-        <w:ind w:left="720" w:hanging="360"/>
-      </w:pPr>
-      <w:rPr>
-        <w:rFonts w:ascii="Symbol" w:hAnsi="Symbol" w:cs="Symbol" w:hint="default"/>
-      </w:rPr>
-    </w:lvl>
-    <w:lvl w:ilvl="1">
-      <w:start w:val="0"/>
-      <w:numFmt w:val="bullet"/>
-      <w:lvlText w:val="o"/>
-      <w:lvlJc w:val="left"/>
-      <w:pPr>
-        <w:tabs>
-          <w:tab w:val="num" w:pos="0"/>
-        </w:tabs>
-        <w:ind w:left="1440" w:hanging="360"/>
-      </w:pPr>
-      <w:rPr>
-        <w:rFonts w:ascii="Courier New" w:hAnsi="Courier New" w:cs="Courier New" w:hint="default"/>
-      </w:rPr>
-    </w:lvl>
-    <w:lvl w:ilvl="2">
-      <w:start w:val="0"/>
-      <w:numFmt w:val="bullet"/>
-      <w:lvlText w:val=""/>
-      <w:lvlJc w:val="left"/>
-      <w:pPr>
-        <w:tabs>
-          <w:tab w:val="num" w:pos="0"/>
-        </w:tabs>
-        <w:ind w:left="2160" w:hanging="360"/>
-      </w:pPr>
-      <w:rPr>
-        <w:rFonts w:ascii="Wingdings" w:hAnsi="Wingdings" w:cs="Wingdings" w:hint="default"/>
-      </w:rPr>
-    </w:lvl>
-    <w:lvl w:ilvl="3">
-      <w:start w:val="0"/>
-      <w:numFmt w:val="bullet"/>
-      <w:lvlText w:val=""/>
-      <w:lvlJc w:val="left"/>
-      <w:pPr>
-        <w:tabs>
-          <w:tab w:val="num" w:pos="0"/>
-        </w:tabs>
-        <w:ind w:left="2880" w:hanging="360"/>
-      </w:pPr>
-      <w:rPr>
-        <w:rFonts w:ascii="Symbol" w:hAnsi="Symbol" w:cs="Symbol" w:hint="default"/>
-      </w:rPr>
-    </w:lvl>
-    <w:lvl w:ilvl="4">
-      <w:start w:val="0"/>
-      <w:numFmt w:val="bullet"/>
-      <w:lvlText w:val="o"/>
-      <w:lvlJc w:val="left"/>
-      <w:pPr>
-        <w:tabs>
-          <w:tab w:val="num" w:pos="0"/>
-        </w:tabs>
-        <w:ind w:left="3600" w:hanging="360"/>
-      </w:pPr>
-      <w:rPr>
-        <w:rFonts w:ascii="Courier New" w:hAnsi="Courier New" w:cs="Courier New" w:hint="default"/>
-      </w:rPr>
-    </w:lvl>
-    <w:lvl w:ilvl="5">
-      <w:start w:val="0"/>
-      <w:numFmt w:val="bullet"/>
-      <w:lvlText w:val=""/>
-      <w:lvlJc w:val="left"/>
-      <w:pPr>
-        <w:tabs>
-          <w:tab w:val="num" w:pos="0"/>
-        </w:tabs>
-        <w:ind w:left="4320" w:hanging="360"/>
-      </w:pPr>
-      <w:rPr>
-        <w:rFonts w:ascii="Wingdings" w:hAnsi="Wingdings" w:cs="Wingdings" w:hint="default"/>
-      </w:rPr>
-    </w:lvl>
-    <w:lvl w:ilvl="6">
-      <w:start w:val="0"/>
-      <w:numFmt w:val="bullet"/>
-      <w:lvlText w:val=""/>
-      <w:lvlJc w:val="left"/>
-      <w:pPr>
-        <w:tabs>
-          <w:tab w:val="num" w:pos="0"/>
-        </w:tabs>
-        <w:ind w:left="5040" w:hanging="360"/>
-      </w:pPr>
-      <w:rPr>
-        <w:rFonts w:ascii="Symbol" w:hAnsi="Symbol" w:cs="Symbol" w:hint="default"/>
-      </w:rPr>
-    </w:lvl>
-    <w:lvl w:ilvl="7">
-      <w:start w:val="0"/>
-      <w:numFmt w:val="bullet"/>
-      <w:lvlText w:val="o"/>
-      <w:lvlJc w:val="left"/>
-      <w:pPr>
-        <w:tabs>
-          <w:tab w:val="num" w:pos="0"/>
-        </w:tabs>
-        <w:ind w:left="5760" w:hanging="360"/>
-      </w:pPr>
-      <w:rPr>
-        <w:rFonts w:ascii="Courier New" w:hAnsi="Courier New" w:cs="Courier New" w:hint="default"/>
-      </w:rPr>
-    </w:lvl>
-    <w:lvl w:ilvl="8">
-      <w:start w:val="0"/>
-      <w:numFmt w:val="bullet"/>
-      <w:lvlText w:val=""/>
-      <w:lvlJc w:val="left"/>
-      <w:pPr>
-        <w:tabs>
-          <w:tab w:val="num" w:pos="0"/>
-        </w:tabs>
-        <w:ind w:left="6480" w:hanging="360"/>
-      </w:pPr>
-      <w:rPr>
-        <w:rFonts w:ascii="Wingdings" w:hAnsi="Wingdings" w:cs="Wingdings" w:hint="default"/>
-      </w:rPr>
-    </w:lvl>
-  </w:abstractNum>
-  <w:abstractNum w:abstractNumId="12">
-    <w:lvl w:ilvl="0">
-      <w:numFmt w:val="bullet"/>
-      <w:lvlText w:val=""/>
-      <w:lvlJc w:val="left"/>
-      <w:pPr>
-        <w:tabs>
-          <w:tab w:val="num" w:pos="0"/>
-        </w:tabs>
-        <w:ind w:left="720" w:hanging="360"/>
-      </w:pPr>
-      <w:rPr>
-        <w:rFonts w:ascii="Symbol" w:hAnsi="Symbol" w:cs="Symbol" w:hint="default"/>
-      </w:rPr>
-    </w:lvl>
-    <w:lvl w:ilvl="1">
-      <w:start w:val="0"/>
-      <w:numFmt w:val="bullet"/>
-      <w:lvlText w:val="o"/>
-      <w:lvlJc w:val="left"/>
-      <w:pPr>
-        <w:tabs>
-          <w:tab w:val="num" w:pos="0"/>
-        </w:tabs>
-        <w:ind w:left="1440" w:hanging="360"/>
-      </w:pPr>
-      <w:rPr>
-        <w:rFonts w:ascii="Courier New" w:hAnsi="Courier New" w:cs="Courier New" w:hint="default"/>
-      </w:rPr>
-    </w:lvl>
-    <w:lvl w:ilvl="2">
-      <w:start w:val="0"/>
-      <w:numFmt w:val="bullet"/>
-      <w:lvlText w:val=""/>
-      <w:lvlJc w:val="left"/>
-      <w:pPr>
-        <w:tabs>
-          <w:tab w:val="num" w:pos="0"/>
-        </w:tabs>
-        <w:ind w:left="2160" w:hanging="360"/>
-      </w:pPr>
-      <w:rPr>
-        <w:rFonts w:ascii="Wingdings" w:hAnsi="Wingdings" w:cs="Wingdings" w:hint="default"/>
-      </w:rPr>
-    </w:lvl>
-    <w:lvl w:ilvl="3">
-      <w:start w:val="0"/>
-      <w:numFmt w:val="bullet"/>
-      <w:lvlText w:val=""/>
-      <w:lvlJc w:val="left"/>
-      <w:pPr>
-        <w:tabs>
-          <w:tab w:val="num" w:pos="0"/>
-        </w:tabs>
-        <w:ind w:left="2880" w:hanging="360"/>
-      </w:pPr>
-      <w:rPr>
-        <w:rFonts w:ascii="Symbol" w:hAnsi="Symbol" w:cs="Symbol" w:hint="default"/>
-      </w:rPr>
-    </w:lvl>
-    <w:lvl w:ilvl="4">
-      <w:start w:val="0"/>
-      <w:numFmt w:val="bullet"/>
-      <w:lvlText w:val="o"/>
-      <w:lvlJc w:val="left"/>
-      <w:pPr>
-        <w:tabs>
-          <w:tab w:val="num" w:pos="0"/>
-        </w:tabs>
-        <w:ind w:left="3600" w:hanging="360"/>
-      </w:pPr>
-      <w:rPr>
-        <w:rFonts w:ascii="Courier New" w:hAnsi="Courier New" w:cs="Courier New" w:hint="default"/>
-      </w:rPr>
-    </w:lvl>
-    <w:lvl w:ilvl="5">
-      <w:start w:val="0"/>
-      <w:numFmt w:val="bullet"/>
-      <w:lvlText w:val=""/>
-      <w:lvlJc w:val="left"/>
-      <w:pPr>
-        <w:tabs>
-          <w:tab w:val="num" w:pos="0"/>
-        </w:tabs>
-        <w:ind w:left="4320" w:hanging="360"/>
-      </w:pPr>
-      <w:rPr>
-        <w:rFonts w:ascii="Wingdings" w:hAnsi="Wingdings" w:cs="Wingdings" w:hint="default"/>
-      </w:rPr>
-    </w:lvl>
-    <w:lvl w:ilvl="6">
-      <w:start w:val="0"/>
-      <w:numFmt w:val="bullet"/>
-      <w:lvlText w:val=""/>
-      <w:lvlJc w:val="left"/>
-      <w:pPr>
-        <w:tabs>
-          <w:tab w:val="num" w:pos="0"/>
-        </w:tabs>
-        <w:ind w:left="5040" w:hanging="360"/>
-      </w:pPr>
-      <w:rPr>
-        <w:rFonts w:ascii="Symbol" w:hAnsi="Symbol" w:cs="Symbol" w:hint="default"/>
-      </w:rPr>
-    </w:lvl>
-    <w:lvl w:ilvl="7">
-      <w:start w:val="0"/>
-      <w:numFmt w:val="bullet"/>
-      <w:lvlText w:val="o"/>
-      <w:lvlJc w:val="left"/>
-      <w:pPr>
-        <w:tabs>
-          <w:tab w:val="num" w:pos="0"/>
-        </w:tabs>
-        <w:ind w:left="5760" w:hanging="360"/>
-      </w:pPr>
-      <w:rPr>
-        <w:rFonts w:ascii="Courier New" w:hAnsi="Courier New" w:cs="Courier New" w:hint="default"/>
-      </w:rPr>
-    </w:lvl>
-    <w:lvl w:ilvl="8">
-      <w:start w:val="0"/>
-      <w:numFmt w:val="bullet"/>
-      <w:lvlText w:val=""/>
-      <w:lvlJc w:val="left"/>
-      <w:pPr>
-        <w:tabs>
-          <w:tab w:val="num" w:pos="0"/>
-        </w:tabs>
-        <w:ind w:left="6480" w:hanging="360"/>
-      </w:pPr>
-      <w:rPr>
-        <w:rFonts w:ascii="Wingdings" w:hAnsi="Wingdings" w:cs="Wingdings" w:hint="default"/>
-      </w:rPr>
-    </w:lvl>
-  </w:abstractNum>
-  <w:abstractNum w:abstractNumId="13">
-    <w:lvl w:ilvl="0">
-      <w:numFmt w:val="bullet"/>
-      <w:lvlText w:val=""/>
-      <w:lvlJc w:val="left"/>
-      <w:pPr>
-        <w:tabs>
-          <w:tab w:val="num" w:pos="0"/>
-        </w:tabs>
-        <w:ind w:left="720" w:hanging="360"/>
-      </w:pPr>
-      <w:rPr>
-        <w:rFonts w:ascii="Symbol" w:hAnsi="Symbol" w:cs="Symbol" w:hint="default"/>
-      </w:rPr>
-    </w:lvl>
-    <w:lvl w:ilvl="1">
-      <w:start w:val="0"/>
-      <w:numFmt w:val="bullet"/>
-      <w:lvlText w:val="o"/>
-      <w:lvlJc w:val="left"/>
-      <w:pPr>
-        <w:tabs>
-          <w:tab w:val="num" w:pos="0"/>
-        </w:tabs>
-        <w:ind w:left="1440" w:hanging="360"/>
-      </w:pPr>
-      <w:rPr>
-        <w:rFonts w:ascii="Courier New" w:hAnsi="Courier New" w:cs="Courier New" w:hint="default"/>
-      </w:rPr>
-    </w:lvl>
-    <w:lvl w:ilvl="2">
-      <w:start w:val="0"/>
-      <w:numFmt w:val="bullet"/>
-      <w:lvlText w:val=""/>
-      <w:lvlJc w:val="left"/>
-      <w:pPr>
-        <w:tabs>
-          <w:tab w:val="num" w:pos="0"/>
-        </w:tabs>
-        <w:ind w:left="2160" w:hanging="360"/>
-      </w:pPr>
-      <w:rPr>
-        <w:rFonts w:ascii="Wingdings" w:hAnsi="Wingdings" w:cs="Wingdings" w:hint="default"/>
-      </w:rPr>
-    </w:lvl>
-    <w:lvl w:ilvl="3">
-      <w:start w:val="0"/>
-      <w:numFmt w:val="bullet"/>
-      <w:lvlText w:val=""/>
-      <w:lvlJc w:val="left"/>
-      <w:pPr>
-        <w:tabs>
-          <w:tab w:val="num" w:pos="0"/>
-        </w:tabs>
-        <w:ind w:left="2880" w:hanging="360"/>
-      </w:pPr>
-      <w:rPr>
-        <w:rFonts w:ascii="Symbol" w:hAnsi="Symbol" w:cs="Symbol" w:hint="default"/>
-      </w:rPr>
-    </w:lvl>
-    <w:lvl w:ilvl="4">
-      <w:start w:val="0"/>
-      <w:numFmt w:val="bullet"/>
-      <w:lvlText w:val="o"/>
-      <w:lvlJc w:val="left"/>
-      <w:pPr>
-        <w:tabs>
-          <w:tab w:val="num" w:pos="0"/>
-        </w:tabs>
-        <w:ind w:left="3600" w:hanging="360"/>
-      </w:pPr>
-      <w:rPr>
-        <w:rFonts w:ascii="Courier New" w:hAnsi="Courier New" w:cs="Courier New" w:hint="default"/>
-      </w:rPr>
-    </w:lvl>
-    <w:lvl w:ilvl="5">
-      <w:start w:val="0"/>
-      <w:numFmt w:val="bullet"/>
-      <w:lvlText w:val=""/>
-      <w:lvlJc w:val="left"/>
-      <w:pPr>
-        <w:tabs>
-          <w:tab w:val="num" w:pos="0"/>
-        </w:tabs>
-        <w:ind w:left="4320" w:hanging="360"/>
-      </w:pPr>
-      <w:rPr>
-        <w:rFonts w:ascii="Wingdings" w:hAnsi="Wingdings" w:cs="Wingdings" w:hint="default"/>
-      </w:rPr>
-    </w:lvl>
-    <w:lvl w:ilvl="6">
-      <w:start w:val="0"/>
-      <w:numFmt w:val="bullet"/>
-      <w:lvlText w:val=""/>
-      <w:lvlJc w:val="left"/>
-      <w:pPr>
-        <w:tabs>
-          <w:tab w:val="num" w:pos="0"/>
-        </w:tabs>
-        <w:ind w:left="5040" w:hanging="360"/>
-      </w:pPr>
-      <w:rPr>
-        <w:rFonts w:ascii="Symbol" w:hAnsi="Symbol" w:cs="Symbol" w:hint="default"/>
-      </w:rPr>
-    </w:lvl>
-    <w:lvl w:ilvl="7">
-      <w:start w:val="0"/>
-      <w:numFmt w:val="bullet"/>
-      <w:lvlText w:val="o"/>
-      <w:lvlJc w:val="left"/>
-      <w:pPr>
-        <w:tabs>
-          <w:tab w:val="num" w:pos="0"/>
-        </w:tabs>
-        <w:ind w:left="5760" w:hanging="360"/>
-      </w:pPr>
-      <w:rPr>
-        <w:rFonts w:ascii="Courier New" w:hAnsi="Courier New" w:cs="Courier New" w:hint="default"/>
-      </w:rPr>
-    </w:lvl>
-    <w:lvl w:ilvl="8">
-      <w:start w:val="0"/>
-      <w:numFmt w:val="bullet"/>
-      <w:lvlText w:val=""/>
-      <w:lvlJc w:val="left"/>
-      <w:pPr>
-        <w:tabs>
-          <w:tab w:val="num" w:pos="0"/>
-        </w:tabs>
-        <w:ind w:left="6480" w:hanging="360"/>
-      </w:pPr>
-      <w:rPr>
-        <w:rFonts w:ascii="Wingdings" w:hAnsi="Wingdings" w:cs="Wingdings" w:hint="default"/>
-      </w:rPr>
-    </w:lvl>
-  </w:abstractNum>
-  <w:abstractNum w:abstractNumId="14">
-    <w:lvl w:ilvl="0">
-      <w:numFmt w:val="bullet"/>
-      <w:lvlText w:val=""/>
-      <w:lvlJc w:val="left"/>
-      <w:pPr>
-        <w:tabs>
-          <w:tab w:val="num" w:pos="0"/>
-        </w:tabs>
-        <w:ind w:left="720" w:hanging="360"/>
-      </w:pPr>
-      <w:rPr>
-        <w:rFonts w:ascii="Symbol" w:hAnsi="Symbol" w:cs="Symbol" w:hint="default"/>
-      </w:rPr>
-    </w:lvl>
-    <w:lvl w:ilvl="1">
-      <w:start w:val="0"/>
-      <w:numFmt w:val="bullet"/>
-      <w:lvlText w:val="o"/>
-      <w:lvlJc w:val="left"/>
-      <w:pPr>
-        <w:tabs>
-          <w:tab w:val="num" w:pos="0"/>
-        </w:tabs>
-        <w:ind w:left="1440" w:hanging="360"/>
-      </w:pPr>
-      <w:rPr>
-        <w:rFonts w:ascii="Courier New" w:hAnsi="Courier New" w:cs="Courier New" w:hint="default"/>
-      </w:rPr>
-    </w:lvl>
-    <w:lvl w:ilvl="2">
-      <w:start w:val="0"/>
-      <w:numFmt w:val="bullet"/>
-      <w:lvlText w:val=""/>
-      <w:lvlJc w:val="left"/>
-      <w:pPr>
-        <w:tabs>
-          <w:tab w:val="num" w:pos="0"/>
-        </w:tabs>
-        <w:ind w:left="2160" w:hanging="360"/>
-      </w:pPr>
-      <w:rPr>
-        <w:rFonts w:ascii="Wingdings" w:hAnsi="Wingdings" w:cs="Wingdings" w:hint="default"/>
-      </w:rPr>
-    </w:lvl>
-    <w:lvl w:ilvl="3">
-      <w:start w:val="0"/>
-      <w:numFmt w:val="bullet"/>
-      <w:lvlText w:val=""/>
-      <w:lvlJc w:val="left"/>
-      <w:pPr>
-        <w:tabs>
-          <w:tab w:val="num" w:pos="0"/>
-        </w:tabs>
-        <w:ind w:left="2880" w:hanging="360"/>
-      </w:pPr>
-      <w:rPr>
-        <w:rFonts w:ascii="Symbol" w:hAnsi="Symbol" w:cs="Symbol" w:hint="default"/>
-      </w:rPr>
-    </w:lvl>
-    <w:lvl w:ilvl="4">
-      <w:start w:val="0"/>
-      <w:numFmt w:val="bullet"/>
-      <w:lvlText w:val="o"/>
-      <w:lvlJc w:val="left"/>
-      <w:pPr>
-        <w:tabs>
-          <w:tab w:val="num" w:pos="0"/>
-        </w:tabs>
-        <w:ind w:left="3600" w:hanging="360"/>
-      </w:pPr>
-      <w:rPr>
-        <w:rFonts w:ascii="Courier New" w:hAnsi="Courier New" w:cs="Courier New" w:hint="default"/>
-      </w:rPr>
-    </w:lvl>
-    <w:lvl w:ilvl="5">
-      <w:start w:val="0"/>
-      <w:numFmt w:val="bullet"/>
-      <w:lvlText w:val=""/>
-      <w:lvlJc w:val="left"/>
-      <w:pPr>
-        <w:tabs>
-          <w:tab w:val="num" w:pos="0"/>
-        </w:tabs>
-        <w:ind w:left="4320" w:hanging="360"/>
-      </w:pPr>
-      <w:rPr>
-        <w:rFonts w:ascii="Wingdings" w:hAnsi="Wingdings" w:cs="Wingdings" w:hint="default"/>
-      </w:rPr>
-    </w:lvl>
-    <w:lvl w:ilvl="6">
-      <w:start w:val="0"/>
-      <w:numFmt w:val="bullet"/>
-      <w:lvlText w:val=""/>
-      <w:lvlJc w:val="left"/>
-      <w:pPr>
-        <w:tabs>
-          <w:tab w:val="num" w:pos="0"/>
-        </w:tabs>
-        <w:ind w:left="5040" w:hanging="360"/>
-      </w:pPr>
-      <w:rPr>
-        <w:rFonts w:ascii="Symbol" w:hAnsi="Symbol" w:cs="Symbol" w:hint="default"/>
-      </w:rPr>
-    </w:lvl>
-    <w:lvl w:ilvl="7">
-      <w:start w:val="0"/>
-      <w:numFmt w:val="bullet"/>
-      <w:lvlText w:val="o"/>
-      <w:lvlJc w:val="left"/>
-      <w:pPr>
-        <w:tabs>
-          <w:tab w:val="num" w:pos="0"/>
-        </w:tabs>
-        <w:ind w:left="5760" w:hanging="360"/>
-      </w:pPr>
-      <w:rPr>
-        <w:rFonts w:ascii="Courier New" w:hAnsi="Courier New" w:cs="Courier New" w:hint="default"/>
-      </w:rPr>
-    </w:lvl>
-    <w:lvl w:ilvl="8">
-      <w:start w:val="0"/>
-      <w:numFmt w:val="bullet"/>
-      <w:lvlText w:val=""/>
-      <w:lvlJc w:val="left"/>
-      <w:pPr>
-        <w:tabs>
-          <w:tab w:val="num" w:pos="0"/>
-        </w:tabs>
-        <w:ind w:left="6480" w:hanging="360"/>
-      </w:pPr>
-      <w:rPr>
-        <w:rFonts w:ascii="Wingdings" w:hAnsi="Wingdings" w:cs="Wingdings" w:hint="default"/>
-      </w:rPr>
-    </w:lvl>
-  </w:abstractNum>
-  <w:abstractNum w:abstractNumId="15">
-    <w:lvl w:ilvl="0">
-      <w:numFmt w:val="bullet"/>
-      <w:lvlText w:val=""/>
-      <w:lvlJc w:val="left"/>
-      <w:pPr>
-        <w:tabs>
-          <w:tab w:val="num" w:pos="0"/>
-        </w:tabs>
-        <w:ind w:left="720" w:hanging="360"/>
-      </w:pPr>
-      <w:rPr>
-        <w:rFonts w:ascii="Symbol" w:hAnsi="Symbol" w:cs="Symbol" w:hint="default"/>
-      </w:rPr>
-    </w:lvl>
-    <w:lvl w:ilvl="1">
-      <w:start w:val="0"/>
-      <w:numFmt w:val="bullet"/>
-      <w:lvlText w:val="o"/>
-      <w:lvlJc w:val="left"/>
-      <w:pPr>
-        <w:tabs>
-          <w:tab w:val="num" w:pos="0"/>
-        </w:tabs>
-        <w:ind w:left="1440" w:hanging="360"/>
-      </w:pPr>
-      <w:rPr>
-        <w:rFonts w:ascii="Courier New" w:hAnsi="Courier New" w:cs="Courier New" w:hint="default"/>
-      </w:rPr>
-    </w:lvl>
-    <w:lvl w:ilvl="2">
-      <w:start w:val="0"/>
-      <w:numFmt w:val="bullet"/>
-      <w:lvlText w:val=""/>
-      <w:lvlJc w:val="left"/>
-      <w:pPr>
-        <w:tabs>
-          <w:tab w:val="num" w:pos="0"/>
-        </w:tabs>
-        <w:ind w:left="2160" w:hanging="360"/>
-      </w:pPr>
-      <w:rPr>
-        <w:rFonts w:ascii="Wingdings" w:hAnsi="Wingdings" w:cs="Wingdings" w:hint="default"/>
-      </w:rPr>
-    </w:lvl>
-    <w:lvl w:ilvl="3">
-      <w:start w:val="0"/>
-      <w:numFmt w:val="bullet"/>
-      <w:lvlText w:val=""/>
-      <w:lvlJc w:val="left"/>
-      <w:pPr>
-        <w:tabs>
-          <w:tab w:val="num" w:pos="0"/>
-        </w:tabs>
-        <w:ind w:left="2880" w:hanging="360"/>
-      </w:pPr>
-      <w:rPr>
-        <w:rFonts w:ascii="Symbol" w:hAnsi="Symbol" w:cs="Symbol" w:hint="default"/>
-      </w:rPr>
-    </w:lvl>
-    <w:lvl w:ilvl="4">
-      <w:start w:val="0"/>
-      <w:numFmt w:val="bullet"/>
-      <w:lvlText w:val="o"/>
-      <w:lvlJc w:val="left"/>
-      <w:pPr>
-        <w:tabs>
-          <w:tab w:val="num" w:pos="0"/>
-        </w:tabs>
-        <w:ind w:left="3600" w:hanging="360"/>
-      </w:pPr>
-      <w:rPr>
-        <w:rFonts w:ascii="Courier New" w:hAnsi="Courier New" w:cs="Courier New" w:hint="default"/>
-      </w:rPr>
-    </w:lvl>
-    <w:lvl w:ilvl="5">
-      <w:start w:val="0"/>
-      <w:numFmt w:val="bullet"/>
-      <w:lvlText w:val=""/>
-      <w:lvlJc w:val="left"/>
-      <w:pPr>
-        <w:tabs>
-          <w:tab w:val="num" w:pos="0"/>
-        </w:tabs>
-        <w:ind w:left="4320" w:hanging="360"/>
-      </w:pPr>
-      <w:rPr>
-        <w:rFonts w:ascii="Wingdings" w:hAnsi="Wingdings" w:cs="Wingdings" w:hint="default"/>
-      </w:rPr>
-    </w:lvl>
-    <w:lvl w:ilvl="6">
-      <w:start w:val="0"/>
-      <w:numFmt w:val="bullet"/>
-      <w:lvlText w:val=""/>
-      <w:lvlJc w:val="left"/>
-      <w:pPr>
-        <w:tabs>
-          <w:tab w:val="num" w:pos="0"/>
-        </w:tabs>
-        <w:ind w:left="5040" w:hanging="360"/>
-      </w:pPr>
-      <w:rPr>
-        <w:rFonts w:ascii="Symbol" w:hAnsi="Symbol" w:cs="Symbol" w:hint="default"/>
-      </w:rPr>
-    </w:lvl>
-    <w:lvl w:ilvl="7">
-      <w:start w:val="0"/>
-      <w:numFmt w:val="bullet"/>
-      <w:lvlText w:val="o"/>
-      <w:lvlJc w:val="left"/>
-      <w:pPr>
-        <w:tabs>
-          <w:tab w:val="num" w:pos="0"/>
-        </w:tabs>
-        <w:ind w:left="5760" w:hanging="360"/>
-      </w:pPr>
-      <w:rPr>
-        <w:rFonts w:ascii="Courier New" w:hAnsi="Courier New" w:cs="Courier New" w:hint="default"/>
-      </w:rPr>
-    </w:lvl>
-    <w:lvl w:ilvl="8">
-      <w:start w:val="0"/>
-      <w:numFmt w:val="bullet"/>
-      <w:lvlText w:val=""/>
-      <w:lvlJc w:val="left"/>
-      <w:pPr>
-        <w:tabs>
-          <w:tab w:val="num" w:pos="0"/>
-        </w:tabs>
-        <w:ind w:left="6480" w:hanging="360"/>
-      </w:pPr>
-      <w:rPr>
-        <w:rFonts w:ascii="Wingdings" w:hAnsi="Wingdings" w:cs="Wingdings" w:hint="default"/>
-      </w:rPr>
-    </w:lvl>
-  </w:abstractNum>
-  <w:abstractNum w:abstractNumId="16">
-    <w:lvl w:ilvl="0">
-      <w:numFmt w:val="bullet"/>
-      <w:lvlText w:val=""/>
-      <w:lvlJc w:val="left"/>
-      <w:pPr>
-        <w:tabs>
-          <w:tab w:val="num" w:pos="0"/>
-        </w:tabs>
-        <w:ind w:left="720" w:hanging="360"/>
-      </w:pPr>
-      <w:rPr>
-        <w:rFonts w:ascii="Symbol" w:hAnsi="Symbol" w:cs="Symbol" w:hint="default"/>
-      </w:rPr>
-    </w:lvl>
-    <w:lvl w:ilvl="1">
-      <w:start w:val="0"/>
-      <w:numFmt w:val="bullet"/>
-      <w:lvlText w:val="o"/>
-      <w:lvlJc w:val="left"/>
-      <w:pPr>
-        <w:tabs>
-          <w:tab w:val="num" w:pos="0"/>
-        </w:tabs>
-        <w:ind w:left="1440" w:hanging="360"/>
-      </w:pPr>
-      <w:rPr>
-        <w:rFonts w:ascii="Courier New" w:hAnsi="Courier New" w:cs="Courier New" w:hint="default"/>
-      </w:rPr>
-    </w:lvl>
-    <w:lvl w:ilvl="2">
-      <w:start w:val="0"/>
-      <w:numFmt w:val="bullet"/>
-      <w:lvlText w:val=""/>
-      <w:lvlJc w:val="left"/>
-      <w:pPr>
-        <w:tabs>
-          <w:tab w:val="num" w:pos="0"/>
-        </w:tabs>
-        <w:ind w:left="2160" w:hanging="360"/>
-      </w:pPr>
-      <w:rPr>
-        <w:rFonts w:ascii="Wingdings" w:hAnsi="Wingdings" w:cs="Wingdings" w:hint="default"/>
-      </w:rPr>
-    </w:lvl>
-    <w:lvl w:ilvl="3">
-      <w:start w:val="0"/>
-      <w:numFmt w:val="bullet"/>
-      <w:lvlText w:val=""/>
-      <w:lvlJc w:val="left"/>
-      <w:pPr>
-        <w:tabs>
-          <w:tab w:val="num" w:pos="0"/>
-        </w:tabs>
-        <w:ind w:left="2880" w:hanging="360"/>
-      </w:pPr>
-      <w:rPr>
-        <w:rFonts w:ascii="Symbol" w:hAnsi="Symbol" w:cs="Symbol" w:hint="default"/>
-      </w:rPr>
-    </w:lvl>
-    <w:lvl w:ilvl="4">
-      <w:start w:val="0"/>
-      <w:numFmt w:val="bullet"/>
-      <w:lvlText w:val="o"/>
-      <w:lvlJc w:val="left"/>
-      <w:pPr>
-        <w:tabs>
-          <w:tab w:val="num" w:pos="0"/>
-        </w:tabs>
-        <w:ind w:left="3600" w:hanging="360"/>
-      </w:pPr>
-      <w:rPr>
-        <w:rFonts w:ascii="Courier New" w:hAnsi="Courier New" w:cs="Courier New" w:hint="default"/>
-      </w:rPr>
-    </w:lvl>
-    <w:lvl w:ilvl="5">
-      <w:start w:val="0"/>
-      <w:numFmt w:val="bullet"/>
-      <w:lvlText w:val=""/>
-      <w:lvlJc w:val="left"/>
-      <w:pPr>
-        <w:tabs>
-          <w:tab w:val="num" w:pos="0"/>
-        </w:tabs>
-        <w:ind w:left="4320" w:hanging="360"/>
-      </w:pPr>
-      <w:rPr>
-        <w:rFonts w:ascii="Wingdings" w:hAnsi="Wingdings" w:cs="Wingdings" w:hint="default"/>
-      </w:rPr>
-    </w:lvl>
-    <w:lvl w:ilvl="6">
-      <w:start w:val="0"/>
-      <w:numFmt w:val="bullet"/>
-      <w:lvlText w:val=""/>
-      <w:lvlJc w:val="left"/>
-      <w:pPr>
-        <w:tabs>
-          <w:tab w:val="num" w:pos="0"/>
-        </w:tabs>
-        <w:ind w:left="5040" w:hanging="360"/>
-      </w:pPr>
-      <w:rPr>
-        <w:rFonts w:ascii="Symbol" w:hAnsi="Symbol" w:cs="Symbol" w:hint="default"/>
-      </w:rPr>
-    </w:lvl>
-    <w:lvl w:ilvl="7">
-      <w:start w:val="0"/>
-      <w:numFmt w:val="bullet"/>
-      <w:lvlText w:val="o"/>
-      <w:lvlJc w:val="left"/>
-      <w:pPr>
-        <w:tabs>
-          <w:tab w:val="num" w:pos="0"/>
-        </w:tabs>
-        <w:ind w:left="5760" w:hanging="360"/>
-      </w:pPr>
-      <w:rPr>
-        <w:rFonts w:ascii="Courier New" w:hAnsi="Courier New" w:cs="Courier New" w:hint="default"/>
-      </w:rPr>
-    </w:lvl>
-    <w:lvl w:ilvl="8">
-      <w:start w:val="0"/>
-      <w:numFmt w:val="bullet"/>
-      <w:lvlText w:val=""/>
-      <w:lvlJc w:val="left"/>
-      <w:pPr>
-        <w:tabs>
-          <w:tab w:val="num" w:pos="0"/>
-        </w:tabs>
-        <w:ind w:left="6480" w:hanging="360"/>
-      </w:pPr>
-      <w:rPr>
-        <w:rFonts w:ascii="Wingdings" w:hAnsi="Wingdings" w:cs="Wingdings" w:hint="default"/>
-      </w:rPr>
-    </w:lvl>
-  </w:abstractNum>
-  <w:abstractNum w:abstractNumId="17">
-    <w:lvl w:ilvl="0">
-      <w:numFmt w:val="bullet"/>
-      <w:lvlText w:val=""/>
-      <w:lvlJc w:val="left"/>
-      <w:pPr>
-        <w:tabs>
-          <w:tab w:val="num" w:pos="0"/>
-        </w:tabs>
-        <w:ind w:left="720" w:hanging="360"/>
-      </w:pPr>
-      <w:rPr>
-        <w:rFonts w:ascii="Symbol" w:hAnsi="Symbol" w:cs="Symbol" w:hint="default"/>
-      </w:rPr>
-    </w:lvl>
-    <w:lvl w:ilvl="1">
-      <w:start w:val="0"/>
-      <w:numFmt w:val="bullet"/>
-      <w:lvlText w:val="o"/>
-      <w:lvlJc w:val="left"/>
-      <w:pPr>
-        <w:tabs>
-          <w:tab w:val="num" w:pos="0"/>
-        </w:tabs>
-        <w:ind w:left="1440" w:hanging="360"/>
-      </w:pPr>
-      <w:rPr>
-        <w:rFonts w:ascii="Courier New" w:hAnsi="Courier New" w:cs="Courier New" w:hint="default"/>
-      </w:rPr>
-    </w:lvl>
-    <w:lvl w:ilvl="2">
-      <w:start w:val="0"/>
-      <w:numFmt w:val="bullet"/>
-      <w:lvlText w:val=""/>
-      <w:lvlJc w:val="left"/>
-      <w:pPr>
-        <w:tabs>
-          <w:tab w:val="num" w:pos="0"/>
-        </w:tabs>
-        <w:ind w:left="2160" w:hanging="360"/>
-      </w:pPr>
-      <w:rPr>
-        <w:rFonts w:ascii="Wingdings" w:hAnsi="Wingdings" w:cs="Wingdings" w:hint="default"/>
-      </w:rPr>
-    </w:lvl>
-    <w:lvl w:ilvl="3">
-      <w:start w:val="0"/>
-      <w:numFmt w:val="bullet"/>
-      <w:lvlText w:val=""/>
-      <w:lvlJc w:val="left"/>
-      <w:pPr>
-        <w:tabs>
-          <w:tab w:val="num" w:pos="0"/>
-        </w:tabs>
-        <w:ind w:left="2880" w:hanging="360"/>
-      </w:pPr>
-      <w:rPr>
-        <w:rFonts w:ascii="Symbol" w:hAnsi="Symbol" w:cs="Symbol" w:hint="default"/>
-      </w:rPr>
-    </w:lvl>
-    <w:lvl w:ilvl="4">
-      <w:start w:val="0"/>
-      <w:numFmt w:val="bullet"/>
-      <w:lvlText w:val="o"/>
-      <w:lvlJc w:val="left"/>
-      <w:pPr>
-        <w:tabs>
-          <w:tab w:val="num" w:pos="0"/>
-        </w:tabs>
-        <w:ind w:left="3600" w:hanging="360"/>
-      </w:pPr>
-      <w:rPr>
-        <w:rFonts w:ascii="Courier New" w:hAnsi="Courier New" w:cs="Courier New" w:hint="default"/>
-      </w:rPr>
-    </w:lvl>
-    <w:lvl w:ilvl="5">
-      <w:start w:val="0"/>
-      <w:numFmt w:val="bullet"/>
-      <w:lvlText w:val=""/>
-      <w:lvlJc w:val="left"/>
-      <w:pPr>
-        <w:tabs>
-          <w:tab w:val="num" w:pos="0"/>
-        </w:tabs>
-        <w:ind w:left="4320" w:hanging="360"/>
-      </w:pPr>
-      <w:rPr>
-        <w:rFonts w:ascii="Wingdings" w:hAnsi="Wingdings" w:cs="Wingdings" w:hint="default"/>
-      </w:rPr>
-    </w:lvl>
-    <w:lvl w:ilvl="6">
-      <w:start w:val="0"/>
-      <w:numFmt w:val="bullet"/>
-      <w:lvlText w:val=""/>
-      <w:lvlJc w:val="left"/>
-      <w:pPr>
-        <w:tabs>
-          <w:tab w:val="num" w:pos="0"/>
-        </w:tabs>
-        <w:ind w:left="5040" w:hanging="360"/>
-      </w:pPr>
-      <w:rPr>
-        <w:rFonts w:ascii="Symbol" w:hAnsi="Symbol" w:cs="Symbol" w:hint="default"/>
-      </w:rPr>
-    </w:lvl>
-    <w:lvl w:ilvl="7">
-      <w:start w:val="0"/>
-      <w:numFmt w:val="bullet"/>
-      <w:lvlText w:val="o"/>
-      <w:lvlJc w:val="left"/>
-      <w:pPr>
-        <w:tabs>
-          <w:tab w:val="num" w:pos="0"/>
-        </w:tabs>
-        <w:ind w:left="5760" w:hanging="360"/>
-      </w:pPr>
-      <w:rPr>
-        <w:rFonts w:ascii="Courier New" w:hAnsi="Courier New" w:cs="Courier New" w:hint="default"/>
-      </w:rPr>
-    </w:lvl>
-    <w:lvl w:ilvl="8">
-      <w:start w:val="0"/>
-      <w:numFmt w:val="bullet"/>
-      <w:lvlText w:val=""/>
-      <w:lvlJc w:val="left"/>
-      <w:pPr>
-        <w:tabs>
-          <w:tab w:val="num" w:pos="0"/>
-        </w:tabs>
-        <w:ind w:left="6480" w:hanging="360"/>
-      </w:pPr>
-      <w:rPr>
-        <w:rFonts w:ascii="Wingdings" w:hAnsi="Wingdings" w:cs="Wingdings" w:hint="default"/>
-      </w:rPr>
-    </w:lvl>
-  </w:abstractNum>
-  <w:abstractNum w:abstractNumId="18">
-    <w:lvl w:ilvl="0">
-      <w:numFmt w:val="bullet"/>
-      <w:lvlText w:val=""/>
-      <w:lvlJc w:val="left"/>
-      <w:pPr>
-        <w:tabs>
-          <w:tab w:val="num" w:pos="0"/>
-        </w:tabs>
-        <w:ind w:left="720" w:hanging="360"/>
-      </w:pPr>
-      <w:rPr>
-        <w:rFonts w:ascii="Symbol" w:hAnsi="Symbol" w:cs="Symbol" w:hint="default"/>
-      </w:rPr>
-    </w:lvl>
-    <w:lvl w:ilvl="1">
-      <w:start w:val="0"/>
-      <w:numFmt w:val="bullet"/>
-      <w:lvlText w:val="o"/>
-      <w:lvlJc w:val="left"/>
-      <w:pPr>
-        <w:tabs>
-          <w:tab w:val="num" w:pos="0"/>
-        </w:tabs>
-        <w:ind w:left="1440" w:hanging="360"/>
-      </w:pPr>
-      <w:rPr>
-        <w:rFonts w:ascii="Courier New" w:hAnsi="Courier New" w:cs="Courier New" w:hint="default"/>
-      </w:rPr>
-    </w:lvl>
-    <w:lvl w:ilvl="2">
-      <w:start w:val="0"/>
-      <w:numFmt w:val="bullet"/>
-      <w:lvlText w:val=""/>
-      <w:lvlJc w:val="left"/>
-      <w:pPr>
-        <w:tabs>
-          <w:tab w:val="num" w:pos="0"/>
-        </w:tabs>
-        <w:ind w:left="2160" w:hanging="360"/>
-      </w:pPr>
-      <w:rPr>
-        <w:rFonts w:ascii="Wingdings" w:hAnsi="Wingdings" w:cs="Wingdings" w:hint="default"/>
-      </w:rPr>
-    </w:lvl>
-    <w:lvl w:ilvl="3">
-      <w:start w:val="0"/>
-      <w:numFmt w:val="bullet"/>
-      <w:lvlText w:val=""/>
-      <w:lvlJc w:val="left"/>
-      <w:pPr>
-        <w:tabs>
-          <w:tab w:val="num" w:pos="0"/>
-        </w:tabs>
-        <w:ind w:left="2880" w:hanging="360"/>
-      </w:pPr>
-      <w:rPr>
-        <w:rFonts w:ascii="Symbol" w:hAnsi="Symbol" w:cs="Symbol" w:hint="default"/>
-      </w:rPr>
-    </w:lvl>
-    <w:lvl w:ilvl="4">
-      <w:start w:val="0"/>
-      <w:numFmt w:val="bullet"/>
-      <w:lvlText w:val="o"/>
-      <w:lvlJc w:val="left"/>
-      <w:pPr>
-        <w:tabs>
-          <w:tab w:val="num" w:pos="0"/>
-        </w:tabs>
-        <w:ind w:left="3600" w:hanging="360"/>
-      </w:pPr>
-      <w:rPr>
-        <w:rFonts w:ascii="Courier New" w:hAnsi="Courier New" w:cs="Courier New" w:hint="default"/>
-      </w:rPr>
-    </w:lvl>
-    <w:lvl w:ilvl="5">
-      <w:start w:val="0"/>
-      <w:numFmt w:val="bullet"/>
-      <w:lvlText w:val=""/>
-      <w:lvlJc w:val="left"/>
-      <w:pPr>
-        <w:tabs>
-          <w:tab w:val="num" w:pos="0"/>
-        </w:tabs>
-        <w:ind w:left="4320" w:hanging="360"/>
-      </w:pPr>
-      <w:rPr>
-        <w:rFonts w:ascii="Wingdings" w:hAnsi="Wingdings" w:cs="Wingdings" w:hint="default"/>
-      </w:rPr>
-    </w:lvl>
-    <w:lvl w:ilvl="6">
-      <w:start w:val="0"/>
-      <w:numFmt w:val="bullet"/>
-      <w:lvlText w:val=""/>
-      <w:lvlJc w:val="left"/>
-      <w:pPr>
-        <w:tabs>
-          <w:tab w:val="num" w:pos="0"/>
-        </w:tabs>
-        <w:ind w:left="5040" w:hanging="360"/>
-      </w:pPr>
-      <w:rPr>
-        <w:rFonts w:ascii="Symbol" w:hAnsi="Symbol" w:cs="Symbol" w:hint="default"/>
-      </w:rPr>
-    </w:lvl>
-    <w:lvl w:ilvl="7">
-      <w:start w:val="0"/>
-      <w:numFmt w:val="bullet"/>
-      <w:lvlText w:val="o"/>
-      <w:lvlJc w:val="left"/>
-      <w:pPr>
-        <w:tabs>
-          <w:tab w:val="num" w:pos="0"/>
-        </w:tabs>
-        <w:ind w:left="5760" w:hanging="360"/>
-      </w:pPr>
-      <w:rPr>
-        <w:rFonts w:ascii="Courier New" w:hAnsi="Courier New" w:cs="Courier New" w:hint="default"/>
-      </w:rPr>
-    </w:lvl>
-    <w:lvl w:ilvl="8">
-      <w:start w:val="0"/>
-      <w:numFmt w:val="bullet"/>
-      <w:lvlText w:val=""/>
-      <w:lvlJc w:val="left"/>
-      <w:pPr>
-        <w:tabs>
-          <w:tab w:val="num" w:pos="0"/>
-        </w:tabs>
-        <w:ind w:left="6480" w:hanging="360"/>
-      </w:pPr>
-      <w:rPr>
-        <w:rFonts w:ascii="Wingdings" w:hAnsi="Wingdings" w:cs="Wingdings" w:hint="default"/>
-      </w:rPr>
-    </w:lvl>
-  </w:abstractNum>
-  <w:abstractNum w:abstractNumId="19">
-    <w:lvl w:ilvl="0">
-      <w:numFmt w:val="bullet"/>
-      <w:lvlText w:val=""/>
-      <w:lvlJc w:val="left"/>
-      <w:pPr>
-        <w:tabs>
-          <w:tab w:val="num" w:pos="0"/>
-        </w:tabs>
-        <w:ind w:left="720" w:hanging="360"/>
-      </w:pPr>
-      <w:rPr>
-        <w:rFonts w:ascii="Symbol" w:hAnsi="Symbol" w:cs="Symbol" w:hint="default"/>
-      </w:rPr>
-    </w:lvl>
-    <w:lvl w:ilvl="1">
-      <w:start w:val="0"/>
-      <w:numFmt w:val="bullet"/>
-      <w:lvlText w:val="o"/>
-      <w:lvlJc w:val="left"/>
-      <w:pPr>
-        <w:tabs>
-          <w:tab w:val="num" w:pos="0"/>
-        </w:tabs>
-        <w:ind w:left="1440" w:hanging="360"/>
-      </w:pPr>
-      <w:rPr>
-        <w:rFonts w:ascii="Courier New" w:hAnsi="Courier New" w:cs="Courier New" w:hint="default"/>
-      </w:rPr>
-    </w:lvl>
-    <w:lvl w:ilvl="2">
-      <w:start w:val="0"/>
-      <w:numFmt w:val="bullet"/>
-      <w:lvlText w:val=""/>
-      <w:lvlJc w:val="left"/>
-      <w:pPr>
-        <w:tabs>
-          <w:tab w:val="num" w:pos="0"/>
-        </w:tabs>
-        <w:ind w:left="2160" w:hanging="360"/>
-      </w:pPr>
-      <w:rPr>
-        <w:rFonts w:ascii="Wingdings" w:hAnsi="Wingdings" w:cs="Wingdings" w:hint="default"/>
-      </w:rPr>
-    </w:lvl>
-    <w:lvl w:ilvl="3">
-      <w:start w:val="0"/>
-      <w:numFmt w:val="bullet"/>
-      <w:lvlText w:val=""/>
-      <w:lvlJc w:val="left"/>
-      <w:pPr>
-        <w:tabs>
-          <w:tab w:val="num" w:pos="0"/>
-        </w:tabs>
-        <w:ind w:left="2880" w:hanging="360"/>
-      </w:pPr>
-      <w:rPr>
-        <w:rFonts w:ascii="Symbol" w:hAnsi="Symbol" w:cs="Symbol" w:hint="default"/>
-      </w:rPr>
-    </w:lvl>
-    <w:lvl w:ilvl="4">
-      <w:start w:val="0"/>
-      <w:numFmt w:val="bullet"/>
-      <w:lvlText w:val="o"/>
-      <w:lvlJc w:val="left"/>
-      <w:pPr>
-        <w:tabs>
-          <w:tab w:val="num" w:pos="0"/>
-        </w:tabs>
-        <w:ind w:left="3600" w:hanging="360"/>
-      </w:pPr>
-      <w:rPr>
-        <w:rFonts w:ascii="Courier New" w:hAnsi="Courier New" w:cs="Courier New" w:hint="default"/>
-      </w:rPr>
-    </w:lvl>
-    <w:lvl w:ilvl="5">
-      <w:start w:val="0"/>
-      <w:numFmt w:val="bullet"/>
-      <w:lvlText w:val=""/>
-      <w:lvlJc w:val="left"/>
-      <w:pPr>
-        <w:tabs>
-          <w:tab w:val="num" w:pos="0"/>
-        </w:tabs>
-        <w:ind w:left="4320" w:hanging="360"/>
-      </w:pPr>
-      <w:rPr>
-        <w:rFonts w:ascii="Wingdings" w:hAnsi="Wingdings" w:cs="Wingdings" w:hint="default"/>
-      </w:rPr>
-    </w:lvl>
-    <w:lvl w:ilvl="6">
-      <w:start w:val="0"/>
-      <w:numFmt w:val="bullet"/>
-      <w:lvlText w:val=""/>
-      <w:lvlJc w:val="left"/>
-      <w:pPr>
-        <w:tabs>
-          <w:tab w:val="num" w:pos="0"/>
-        </w:tabs>
-        <w:ind w:left="5040" w:hanging="360"/>
-      </w:pPr>
-      <w:rPr>
-        <w:rFonts w:ascii="Symbol" w:hAnsi="Symbol" w:cs="Symbol" w:hint="default"/>
-      </w:rPr>
-    </w:lvl>
-    <w:lvl w:ilvl="7">
-      <w:start w:val="0"/>
-      <w:numFmt w:val="bullet"/>
-      <w:lvlText w:val="o"/>
-      <w:lvlJc w:val="left"/>
-      <w:pPr>
-        <w:tabs>
-          <w:tab w:val="num" w:pos="0"/>
-        </w:tabs>
-        <w:ind w:left="5760" w:hanging="360"/>
-      </w:pPr>
-      <w:rPr>
-        <w:rFonts w:ascii="Courier New" w:hAnsi="Courier New" w:cs="Courier New" w:hint="default"/>
-      </w:rPr>
-    </w:lvl>
-    <w:lvl w:ilvl="8">
-      <w:start w:val="0"/>
-      <w:numFmt w:val="bullet"/>
-      <w:lvlText w:val=""/>
-      <w:lvlJc w:val="left"/>
-      <w:pPr>
-        <w:tabs>
-          <w:tab w:val="num" w:pos="0"/>
-        </w:tabs>
-        <w:ind w:left="6480" w:hanging="360"/>
-      </w:pPr>
-      <w:rPr>
-        <w:rFonts w:ascii="Wingdings" w:hAnsi="Wingdings" w:cs="Wingdings" w:hint="default"/>
-      </w:rPr>
-    </w:lvl>
-  </w:abstractNum>
-  <w:abstractNum w:abstractNumId="20">
-    <w:lvl w:ilvl="0">
-      <w:numFmt w:val="bullet"/>
-      <w:lvlText w:val=""/>
-      <w:lvlJc w:val="left"/>
-      <w:pPr>
-        <w:tabs>
-          <w:tab w:val="num" w:pos="0"/>
-        </w:tabs>
-        <w:ind w:left="720" w:hanging="360"/>
-      </w:pPr>
-      <w:rPr>
-        <w:rFonts w:ascii="Symbol" w:hAnsi="Symbol" w:cs="Symbol" w:hint="default"/>
-      </w:rPr>
-    </w:lvl>
-    <w:lvl w:ilvl="1">
-      <w:start w:val="0"/>
-      <w:numFmt w:val="bullet"/>
-      <w:lvlText w:val="o"/>
-      <w:lvlJc w:val="left"/>
-      <w:pPr>
-        <w:tabs>
-          <w:tab w:val="num" w:pos="0"/>
-        </w:tabs>
-        <w:ind w:left="1440" w:hanging="360"/>
-      </w:pPr>
-      <w:rPr>
-        <w:rFonts w:ascii="Courier New" w:hAnsi="Courier New" w:cs="Courier New" w:hint="default"/>
-      </w:rPr>
-    </w:lvl>
-    <w:lvl w:ilvl="2">
-      <w:start w:val="0"/>
-      <w:numFmt w:val="bullet"/>
-      <w:lvlText w:val=""/>
-      <w:lvlJc w:val="left"/>
-      <w:pPr>
-        <w:tabs>
-          <w:tab w:val="num" w:pos="0"/>
-        </w:tabs>
-        <w:ind w:left="2160" w:hanging="360"/>
-      </w:pPr>
-      <w:rPr>
-        <w:rFonts w:ascii="Wingdings" w:hAnsi="Wingdings" w:cs="Wingdings" w:hint="default"/>
-      </w:rPr>
-    </w:lvl>
-    <w:lvl w:ilvl="3">
-      <w:start w:val="0"/>
-      <w:numFmt w:val="bullet"/>
-      <w:lvlText w:val=""/>
-      <w:lvlJc w:val="left"/>
-      <w:pPr>
-        <w:tabs>
-          <w:tab w:val="num" w:pos="0"/>
-        </w:tabs>
-        <w:ind w:left="2880" w:hanging="360"/>
-      </w:pPr>
-      <w:rPr>
-        <w:rFonts w:ascii="Symbol" w:hAnsi="Symbol" w:cs="Symbol" w:hint="default"/>
-      </w:rPr>
-    </w:lvl>
-    <w:lvl w:ilvl="4">
-      <w:start w:val="0"/>
-      <w:numFmt w:val="bullet"/>
-      <w:lvlText w:val="o"/>
-      <w:lvlJc w:val="left"/>
-      <w:pPr>
-        <w:tabs>
-          <w:tab w:val="num" w:pos="0"/>
-        </w:tabs>
-        <w:ind w:left="3600" w:hanging="360"/>
-      </w:pPr>
-      <w:rPr>
-        <w:rFonts w:ascii="Courier New" w:hAnsi="Courier New" w:cs="Courier New" w:hint="default"/>
-      </w:rPr>
-    </w:lvl>
-    <w:lvl w:ilvl="5">
-      <w:start w:val="0"/>
-      <w:numFmt w:val="bullet"/>
-      <w:lvlText w:val=""/>
-      <w:lvlJc w:val="left"/>
-      <w:pPr>
-        <w:tabs>
-          <w:tab w:val="num" w:pos="0"/>
-        </w:tabs>
-        <w:ind w:left="4320" w:hanging="360"/>
-      </w:pPr>
-      <w:rPr>
-        <w:rFonts w:ascii="Wingdings" w:hAnsi="Wingdings" w:cs="Wingdings" w:hint="default"/>
-      </w:rPr>
-    </w:lvl>
-    <w:lvl w:ilvl="6">
-      <w:start w:val="0"/>
-      <w:numFmt w:val="bullet"/>
-      <w:lvlText w:val=""/>
-      <w:lvlJc w:val="left"/>
-      <w:pPr>
-        <w:tabs>
-          <w:tab w:val="num" w:pos="0"/>
-        </w:tabs>
-        <w:ind w:left="5040" w:hanging="360"/>
-      </w:pPr>
-      <w:rPr>
-        <w:rFonts w:ascii="Symbol" w:hAnsi="Symbol" w:cs="Symbol" w:hint="default"/>
-      </w:rPr>
-    </w:lvl>
-    <w:lvl w:ilvl="7">
-      <w:start w:val="0"/>
-      <w:numFmt w:val="bullet"/>
-      <w:lvlText w:val="o"/>
-      <w:lvlJc w:val="left"/>
-      <w:pPr>
-        <w:tabs>
-          <w:tab w:val="num" w:pos="0"/>
-        </w:tabs>
-        <w:ind w:left="5760" w:hanging="360"/>
-      </w:pPr>
-      <w:rPr>
-        <w:rFonts w:ascii="Courier New" w:hAnsi="Courier New" w:cs="Courier New" w:hint="default"/>
-      </w:rPr>
-    </w:lvl>
-    <w:lvl w:ilvl="8">
-      <w:start w:val="0"/>
-      <w:numFmt w:val="bullet"/>
-      <w:lvlText w:val=""/>
-      <w:lvlJc w:val="left"/>
-      <w:pPr>
-        <w:tabs>
-          <w:tab w:val="num" w:pos="0"/>
-        </w:tabs>
-        <w:ind w:left="6480" w:hanging="360"/>
-      </w:pPr>
-      <w:rPr>
-        <w:rFonts w:ascii="Wingdings" w:hAnsi="Wingdings" w:cs="Wingdings" w:hint="default"/>
-      </w:rPr>
-    </w:lvl>
-  </w:abstractNum>
-  <w:abstractNum w:abstractNumId="21">
-    <w:lvl w:ilvl="0">
-      <w:numFmt w:val="bullet"/>
-      <w:lvlText w:val=""/>
-      <w:lvlJc w:val="left"/>
-      <w:pPr>
-        <w:tabs>
-          <w:tab w:val="num" w:pos="0"/>
-        </w:tabs>
-        <w:ind w:left="720" w:hanging="360"/>
-      </w:pPr>
-      <w:rPr>
-        <w:rFonts w:ascii="Symbol" w:hAnsi="Symbol" w:cs="Symbol" w:hint="default"/>
-      </w:rPr>
-    </w:lvl>
-    <w:lvl w:ilvl="1">
-      <w:start w:val="0"/>
-      <w:numFmt w:val="bullet"/>
-      <w:lvlText w:val="o"/>
-      <w:lvlJc w:val="left"/>
-      <w:pPr>
-        <w:tabs>
-          <w:tab w:val="num" w:pos="0"/>
-        </w:tabs>
-        <w:ind w:left="1440" w:hanging="360"/>
-      </w:pPr>
-      <w:rPr>
-        <w:rFonts w:ascii="Courier New" w:hAnsi="Courier New" w:cs="Courier New" w:hint="default"/>
-      </w:rPr>
-    </w:lvl>
-    <w:lvl w:ilvl="2">
-      <w:start w:val="0"/>
-      <w:numFmt w:val="bullet"/>
-      <w:lvlText w:val=""/>
-      <w:lvlJc w:val="left"/>
-      <w:pPr>
-        <w:tabs>
-          <w:tab w:val="num" w:pos="0"/>
-        </w:tabs>
-        <w:ind w:left="2160" w:hanging="360"/>
-      </w:pPr>
-      <w:rPr>
-        <w:rFonts w:ascii="Wingdings" w:hAnsi="Wingdings" w:cs="Wingdings" w:hint="default"/>
-      </w:rPr>
-    </w:lvl>
-    <w:lvl w:ilvl="3">
-      <w:start w:val="0"/>
-      <w:numFmt w:val="bullet"/>
-      <w:lvlText w:val=""/>
-      <w:lvlJc w:val="left"/>
-      <w:pPr>
-        <w:tabs>
-          <w:tab w:val="num" w:pos="0"/>
-        </w:tabs>
-        <w:ind w:left="2880" w:hanging="360"/>
-      </w:pPr>
-      <w:rPr>
-        <w:rFonts w:ascii="Symbol" w:hAnsi="Symbol" w:cs="Symbol" w:hint="default"/>
-      </w:rPr>
-    </w:lvl>
-    <w:lvl w:ilvl="4">
-      <w:start w:val="0"/>
-      <w:numFmt w:val="bullet"/>
-      <w:lvlText w:val="o"/>
-      <w:lvlJc w:val="left"/>
-      <w:pPr>
-        <w:tabs>
-          <w:tab w:val="num" w:pos="0"/>
-        </w:tabs>
-        <w:ind w:left="3600" w:hanging="360"/>
-      </w:pPr>
-      <w:rPr>
-        <w:rFonts w:ascii="Courier New" w:hAnsi="Courier New" w:cs="Courier New" w:hint="default"/>
-      </w:rPr>
-    </w:lvl>
-    <w:lvl w:ilvl="5">
-      <w:start w:val="0"/>
-      <w:numFmt w:val="bullet"/>
-      <w:lvlText w:val=""/>
-      <w:lvlJc w:val="left"/>
-      <w:pPr>
-        <w:tabs>
-          <w:tab w:val="num" w:pos="0"/>
-        </w:tabs>
-        <w:ind w:left="4320" w:hanging="360"/>
-      </w:pPr>
-      <w:rPr>
-        <w:rFonts w:ascii="Wingdings" w:hAnsi="Wingdings" w:cs="Wingdings" w:hint="default"/>
-      </w:rPr>
-    </w:lvl>
-    <w:lvl w:ilvl="6">
-      <w:start w:val="0"/>
-      <w:numFmt w:val="bullet"/>
-      <w:lvlText w:val=""/>
-      <w:lvlJc w:val="left"/>
-      <w:pPr>
-        <w:tabs>
-          <w:tab w:val="num" w:pos="0"/>
-        </w:tabs>
-        <w:ind w:left="5040" w:hanging="360"/>
-      </w:pPr>
-      <w:rPr>
-        <w:rFonts w:ascii="Symbol" w:hAnsi="Symbol" w:cs="Symbol" w:hint="default"/>
-      </w:rPr>
-    </w:lvl>
-    <w:lvl w:ilvl="7">
-      <w:start w:val="0"/>
-      <w:numFmt w:val="bullet"/>
-      <w:lvlText w:val="o"/>
-      <w:lvlJc w:val="left"/>
-      <w:pPr>
-        <w:tabs>
-          <w:tab w:val="num" w:pos="0"/>
-        </w:tabs>
-        <w:ind w:left="5760" w:hanging="360"/>
-      </w:pPr>
-      <w:rPr>
-        <w:rFonts w:ascii="Courier New" w:hAnsi="Courier New" w:cs="Courier New" w:hint="default"/>
-      </w:rPr>
-    </w:lvl>
-    <w:lvl w:ilvl="8">
-      <w:start w:val="0"/>
-      <w:numFmt w:val="bullet"/>
-      <w:lvlText w:val=""/>
-      <w:lvlJc w:val="left"/>
-      <w:pPr>
-        <w:tabs>
-          <w:tab w:val="num" w:pos="0"/>
-        </w:tabs>
-        <w:ind w:left="6480" w:hanging="360"/>
-      </w:pPr>
-      <w:rPr>
-        <w:rFonts w:ascii="Wingdings" w:hAnsi="Wingdings" w:cs="Wingdings" w:hint="default"/>
-      </w:rPr>
-    </w:lvl>
-  </w:abstractNum>
-  <w:abstractNum w:abstractNumId="22">
-    <w:lvl w:ilvl="0">
-      <w:numFmt w:val="bullet"/>
-      <w:lvlText w:val=""/>
-      <w:lvlJc w:val="left"/>
-      <w:pPr>
-        <w:tabs>
-          <w:tab w:val="num" w:pos="0"/>
-        </w:tabs>
-        <w:ind w:left="720" w:hanging="360"/>
-      </w:pPr>
-      <w:rPr>
-        <w:rFonts w:ascii="Symbol" w:hAnsi="Symbol" w:cs="Symbol" w:hint="default"/>
-      </w:rPr>
-    </w:lvl>
-    <w:lvl w:ilvl="1">
-      <w:start w:val="0"/>
-      <w:numFmt w:val="bullet"/>
-      <w:lvlText w:val="o"/>
-      <w:lvlJc w:val="left"/>
-      <w:pPr>
-        <w:tabs>
-          <w:tab w:val="num" w:pos="0"/>
-        </w:tabs>
-        <w:ind w:left="1440" w:hanging="360"/>
-      </w:pPr>
-      <w:rPr>
-        <w:rFonts w:ascii="Courier New" w:hAnsi="Courier New" w:cs="Courier New" w:hint="default"/>
-      </w:rPr>
-    </w:lvl>
-    <w:lvl w:ilvl="2">
-      <w:start w:val="0"/>
-      <w:numFmt w:val="bullet"/>
-      <w:lvlText w:val=""/>
-      <w:lvlJc w:val="left"/>
-      <w:pPr>
-        <w:tabs>
-          <w:tab w:val="num" w:pos="0"/>
-        </w:tabs>
-        <w:ind w:left="2160" w:hanging="360"/>
-      </w:pPr>
-      <w:rPr>
-        <w:rFonts w:ascii="Wingdings" w:hAnsi="Wingdings" w:cs="Wingdings" w:hint="default"/>
-      </w:rPr>
-    </w:lvl>
-    <w:lvl w:ilvl="3">
-      <w:start w:val="0"/>
-      <w:numFmt w:val="bullet"/>
-      <w:lvlText w:val=""/>
-      <w:lvlJc w:val="left"/>
-      <w:pPr>
-        <w:tabs>
-          <w:tab w:val="num" w:pos="0"/>
-        </w:tabs>
-        <w:ind w:left="2880" w:hanging="360"/>
-      </w:pPr>
-      <w:rPr>
-        <w:rFonts w:ascii="Symbol" w:hAnsi="Symbol" w:cs="Symbol" w:hint="default"/>
-      </w:rPr>
-    </w:lvl>
-    <w:lvl w:ilvl="4">
-      <w:start w:val="0"/>
-      <w:numFmt w:val="bullet"/>
-      <w:lvlText w:val="o"/>
-      <w:lvlJc w:val="left"/>
-      <w:pPr>
-        <w:tabs>
-          <w:tab w:val="num" w:pos="0"/>
-        </w:tabs>
-        <w:ind w:left="3600" w:hanging="360"/>
-      </w:pPr>
-      <w:rPr>
-        <w:rFonts w:ascii="Courier New" w:hAnsi="Courier New" w:cs="Courier New" w:hint="default"/>
-      </w:rPr>
-    </w:lvl>
-    <w:lvl w:ilvl="5">
-      <w:start w:val="0"/>
-      <w:numFmt w:val="bullet"/>
-      <w:lvlText w:val=""/>
-      <w:lvlJc w:val="left"/>
-      <w:pPr>
-        <w:tabs>
-          <w:tab w:val="num" w:pos="0"/>
-        </w:tabs>
-        <w:ind w:left="4320" w:hanging="360"/>
-      </w:pPr>
-      <w:rPr>
-        <w:rFonts w:ascii="Wingdings" w:hAnsi="Wingdings" w:cs="Wingdings" w:hint="default"/>
-      </w:rPr>
-    </w:lvl>
-    <w:lvl w:ilvl="6">
-      <w:start w:val="0"/>
-      <w:numFmt w:val="bullet"/>
-      <w:lvlText w:val=""/>
-      <w:lvlJc w:val="left"/>
-      <w:pPr>
-        <w:tabs>
-          <w:tab w:val="num" w:pos="0"/>
-        </w:tabs>
-        <w:ind w:left="5040" w:hanging="360"/>
-      </w:pPr>
-      <w:rPr>
-        <w:rFonts w:ascii="Symbol" w:hAnsi="Symbol" w:cs="Symbol" w:hint="default"/>
-      </w:rPr>
-    </w:lvl>
-    <w:lvl w:ilvl="7">
-      <w:start w:val="0"/>
-      <w:numFmt w:val="bullet"/>
-      <w:lvlText w:val="o"/>
-      <w:lvlJc w:val="left"/>
-      <w:pPr>
-        <w:tabs>
-          <w:tab w:val="num" w:pos="0"/>
-        </w:tabs>
-        <w:ind w:left="5760" w:hanging="360"/>
-      </w:pPr>
-      <w:rPr>
-        <w:rFonts w:ascii="Courier New" w:hAnsi="Courier New" w:cs="Courier New" w:hint="default"/>
-      </w:rPr>
-    </w:lvl>
-    <w:lvl w:ilvl="8">
-      <w:start w:val="0"/>
-      <w:numFmt w:val="bullet"/>
-      <w:lvlText w:val=""/>
-      <w:lvlJc w:val="left"/>
-      <w:pPr>
-        <w:tabs>
-          <w:tab w:val="num" w:pos="0"/>
-        </w:tabs>
-        <w:ind w:left="6480" w:hanging="360"/>
-      </w:pPr>
-      <w:rPr>
-        <w:rFonts w:ascii="Wingdings" w:hAnsi="Wingdings" w:cs="Wingdings" w:hint="default"/>
-      </w:rPr>
-    </w:lvl>
-  </w:abstractNum>
-  <w:abstractNum w:abstractNumId="23">
-    <w:lvl w:ilvl="0">
-      <w:numFmt w:val="bullet"/>
-      <w:lvlText w:val=""/>
-      <w:lvlJc w:val="left"/>
-      <w:pPr>
-        <w:tabs>
-          <w:tab w:val="num" w:pos="0"/>
-        </w:tabs>
-        <w:ind w:left="720" w:hanging="360"/>
-      </w:pPr>
-      <w:rPr>
-        <w:rFonts w:ascii="Symbol" w:hAnsi="Symbol" w:cs="Symbol" w:hint="default"/>
-      </w:rPr>
-    </w:lvl>
-    <w:lvl w:ilvl="1">
-      <w:start w:val="0"/>
-      <w:numFmt w:val="bullet"/>
-      <w:lvlText w:val="o"/>
-      <w:lvlJc w:val="left"/>
-      <w:pPr>
-        <w:tabs>
-          <w:tab w:val="num" w:pos="0"/>
-        </w:tabs>
-        <w:ind w:left="1440" w:hanging="360"/>
-      </w:pPr>
-      <w:rPr>
-        <w:rFonts w:ascii="Courier New" w:hAnsi="Courier New" w:cs="Courier New" w:hint="default"/>
-      </w:rPr>
-    </w:lvl>
-    <w:lvl w:ilvl="2">
-      <w:start w:val="0"/>
-      <w:numFmt w:val="bullet"/>
-      <w:lvlText w:val=""/>
-      <w:lvlJc w:val="left"/>
-      <w:pPr>
-        <w:tabs>
-          <w:tab w:val="num" w:pos="0"/>
-        </w:tabs>
-        <w:ind w:left="2160" w:hanging="360"/>
-      </w:pPr>
-      <w:rPr>
-        <w:rFonts w:ascii="Wingdings" w:hAnsi="Wingdings" w:cs="Wingdings" w:hint="default"/>
-      </w:rPr>
-    </w:lvl>
-    <w:lvl w:ilvl="3">
-      <w:start w:val="0"/>
-      <w:numFmt w:val="bullet"/>
-      <w:lvlText w:val=""/>
-      <w:lvlJc w:val="left"/>
-      <w:pPr>
-        <w:tabs>
-          <w:tab w:val="num" w:pos="0"/>
-        </w:tabs>
-        <w:ind w:left="2880" w:hanging="360"/>
-      </w:pPr>
-      <w:rPr>
-        <w:rFonts w:ascii="Symbol" w:hAnsi="Symbol" w:cs="Symbol" w:hint="default"/>
-      </w:rPr>
-    </w:lvl>
-    <w:lvl w:ilvl="4">
-      <w:start w:val="0"/>
-      <w:numFmt w:val="bullet"/>
-      <w:lvlText w:val="o"/>
-      <w:lvlJc w:val="left"/>
-      <w:pPr>
-        <w:tabs>
-          <w:tab w:val="num" w:pos="0"/>
-        </w:tabs>
-        <w:ind w:left="3600" w:hanging="360"/>
-      </w:pPr>
-      <w:rPr>
-        <w:rFonts w:ascii="Courier New" w:hAnsi="Courier New" w:cs="Courier New" w:hint="default"/>
-      </w:rPr>
-    </w:lvl>
-    <w:lvl w:ilvl="5">
-      <w:start w:val="0"/>
-      <w:numFmt w:val="bullet"/>
-      <w:lvlText w:val=""/>
-      <w:lvlJc w:val="left"/>
-      <w:pPr>
-        <w:tabs>
-          <w:tab w:val="num" w:pos="0"/>
-        </w:tabs>
-        <w:ind w:left="4320" w:hanging="360"/>
-      </w:pPr>
-      <w:rPr>
-        <w:rFonts w:ascii="Wingdings" w:hAnsi="Wingdings" w:cs="Wingdings" w:hint="default"/>
-      </w:rPr>
-    </w:lvl>
-    <w:lvl w:ilvl="6">
-      <w:start w:val="0"/>
-      <w:numFmt w:val="bullet"/>
-      <w:lvlText w:val=""/>
-      <w:lvlJc w:val="left"/>
-      <w:pPr>
-        <w:tabs>
-          <w:tab w:val="num" w:pos="0"/>
-        </w:tabs>
-        <w:ind w:left="5040" w:hanging="360"/>
-      </w:pPr>
-      <w:rPr>
-        <w:rFonts w:ascii="Symbol" w:hAnsi="Symbol" w:cs="Symbol" w:hint="default"/>
-      </w:rPr>
-    </w:lvl>
-    <w:lvl w:ilvl="7">
-      <w:start w:val="0"/>
-      <w:numFmt w:val="bullet"/>
-      <w:lvlText w:val="o"/>
-      <w:lvlJc w:val="left"/>
-      <w:pPr>
-        <w:tabs>
-          <w:tab w:val="num" w:pos="0"/>
-        </w:tabs>
-        <w:ind w:left="5760" w:hanging="360"/>
-      </w:pPr>
-      <w:rPr>
-        <w:rFonts w:ascii="Courier New" w:hAnsi="Courier New" w:cs="Courier New" w:hint="default"/>
-      </w:rPr>
-    </w:lvl>
-    <w:lvl w:ilvl="8">
-      <w:start w:val="0"/>
-      <w:numFmt w:val="bullet"/>
-      <w:lvlText w:val=""/>
-      <w:lvlJc w:val="left"/>
-      <w:pPr>
-        <w:tabs>
-          <w:tab w:val="num" w:pos="0"/>
-        </w:tabs>
-        <w:ind w:left="6480" w:hanging="360"/>
-      </w:pPr>
-      <w:rPr>
-        <w:rFonts w:ascii="Wingdings" w:hAnsi="Wingdings" w:cs="Wingdings" w:hint="default"/>
-      </w:rPr>
-    </w:lvl>
-  </w:abstractNum>
-  <w:abstractNum w:abstractNumId="24">
-    <w:lvl w:ilvl="0">
-      <w:numFmt w:val="bullet"/>
-      <w:lvlText w:val=""/>
-      <w:lvlJc w:val="left"/>
-      <w:pPr>
-        <w:tabs>
-          <w:tab w:val="num" w:pos="0"/>
-        </w:tabs>
-        <w:ind w:left="720" w:hanging="360"/>
-      </w:pPr>
-      <w:rPr>
-        <w:rFonts w:ascii="Symbol" w:hAnsi="Symbol" w:cs="Symbol" w:hint="default"/>
-      </w:rPr>
-    </w:lvl>
-    <w:lvl w:ilvl="1">
-      <w:start w:val="0"/>
-      <w:numFmt w:val="bullet"/>
-      <w:lvlText w:val="o"/>
-      <w:lvlJc w:val="left"/>
-      <w:pPr>
-        <w:tabs>
-          <w:tab w:val="num" w:pos="0"/>
-        </w:tabs>
-        <w:ind w:left="1440" w:hanging="360"/>
-      </w:pPr>
-      <w:rPr>
-        <w:rFonts w:ascii="Courier New" w:hAnsi="Courier New" w:cs="Courier New" w:hint="default"/>
-      </w:rPr>
-    </w:lvl>
-    <w:lvl w:ilvl="2">
-      <w:start w:val="0"/>
-      <w:numFmt w:val="bullet"/>
-      <w:lvlText w:val=""/>
-      <w:lvlJc w:val="left"/>
-      <w:pPr>
-        <w:tabs>
-          <w:tab w:val="num" w:pos="0"/>
-        </w:tabs>
-        <w:ind w:left="2160" w:hanging="360"/>
-      </w:pPr>
-      <w:rPr>
-        <w:rFonts w:ascii="Wingdings" w:hAnsi="Wingdings" w:cs="Wingdings" w:hint="default"/>
-      </w:rPr>
-    </w:lvl>
-    <w:lvl w:ilvl="3">
-      <w:start w:val="0"/>
-      <w:numFmt w:val="bullet"/>
-      <w:lvlText w:val=""/>
-      <w:lvlJc w:val="left"/>
-      <w:pPr>
-        <w:tabs>
-          <w:tab w:val="num" w:pos="0"/>
-        </w:tabs>
-        <w:ind w:left="2880" w:hanging="360"/>
-      </w:pPr>
-      <w:rPr>
-        <w:rFonts w:ascii="Symbol" w:hAnsi="Symbol" w:cs="Symbol" w:hint="default"/>
-      </w:rPr>
-    </w:lvl>
-    <w:lvl w:ilvl="4">
-      <w:start w:val="0"/>
-      <w:numFmt w:val="bullet"/>
-      <w:lvlText w:val="o"/>
-      <w:lvlJc w:val="left"/>
-      <w:pPr>
-        <w:tabs>
-          <w:tab w:val="num" w:pos="0"/>
-        </w:tabs>
-        <w:ind w:left="3600" w:hanging="360"/>
-      </w:pPr>
-      <w:rPr>
-        <w:rFonts w:ascii="Courier New" w:hAnsi="Courier New" w:cs="Courier New" w:hint="default"/>
-      </w:rPr>
-    </w:lvl>
-    <w:lvl w:ilvl="5">
-      <w:start w:val="0"/>
-      <w:numFmt w:val="bullet"/>
-      <w:lvlText w:val=""/>
-      <w:lvlJc w:val="left"/>
-      <w:pPr>
-        <w:tabs>
-          <w:tab w:val="num" w:pos="0"/>
-        </w:tabs>
-        <w:ind w:left="4320" w:hanging="360"/>
-      </w:pPr>
-      <w:rPr>
-        <w:rFonts w:ascii="Wingdings" w:hAnsi="Wingdings" w:cs="Wingdings" w:hint="default"/>
-      </w:rPr>
-    </w:lvl>
-    <w:lvl w:ilvl="6">
-      <w:start w:val="0"/>
-      <w:numFmt w:val="bullet"/>
-      <w:lvlText w:val=""/>
-      <w:lvlJc w:val="left"/>
-      <w:pPr>
-        <w:tabs>
-          <w:tab w:val="num" w:pos="0"/>
-        </w:tabs>
-        <w:ind w:left="5040" w:hanging="360"/>
-      </w:pPr>
-      <w:rPr>
-        <w:rFonts w:ascii="Symbol" w:hAnsi="Symbol" w:cs="Symbol" w:hint="default"/>
-      </w:rPr>
-    </w:lvl>
-    <w:lvl w:ilvl="7">
-      <w:start w:val="0"/>
-      <w:numFmt w:val="bullet"/>
-      <w:lvlText w:val="o"/>
-      <w:lvlJc w:val="left"/>
-      <w:pPr>
-        <w:tabs>
-          <w:tab w:val="num" w:pos="0"/>
-        </w:tabs>
-        <w:ind w:left="5760" w:hanging="360"/>
-      </w:pPr>
-      <w:rPr>
-        <w:rFonts w:ascii="Courier New" w:hAnsi="Courier New" w:cs="Courier New" w:hint="default"/>
-      </w:rPr>
-    </w:lvl>
-    <w:lvl w:ilvl="8">
-      <w:start w:val="0"/>
-      <w:numFmt w:val="bullet"/>
-      <w:lvlText w:val=""/>
-      <w:lvlJc w:val="left"/>
-      <w:pPr>
-        <w:tabs>
-          <w:tab w:val="num" w:pos="0"/>
-        </w:tabs>
-        <w:ind w:left="6480" w:hanging="360"/>
-      </w:pPr>
-      <w:rPr>
-        <w:rFonts w:ascii="Wingdings" w:hAnsi="Wingdings" w:cs="Wingdings" w:hint="default"/>
-      </w:rPr>
-    </w:lvl>
-  </w:abstractNum>
-  <w:abstractNum w:abstractNumId="25">
-    <w:lvl w:ilvl="0">
-      <w:numFmt w:val="bullet"/>
-      <w:lvlText w:val=""/>
-      <w:lvlJc w:val="left"/>
-      <w:pPr>
-        <w:tabs>
-          <w:tab w:val="num" w:pos="0"/>
-        </w:tabs>
-        <w:ind w:left="720" w:hanging="360"/>
-      </w:pPr>
-      <w:rPr>
-        <w:rFonts w:ascii="Symbol" w:hAnsi="Symbol" w:cs="Symbol" w:hint="default"/>
-      </w:rPr>
-    </w:lvl>
-    <w:lvl w:ilvl="1">
-      <w:start w:val="0"/>
-      <w:numFmt w:val="bullet"/>
-      <w:lvlText w:val="o"/>
-      <w:lvlJc w:val="left"/>
-      <w:pPr>
-        <w:tabs>
-          <w:tab w:val="num" w:pos="0"/>
-        </w:tabs>
-        <w:ind w:left="1440" w:hanging="360"/>
-      </w:pPr>
-      <w:rPr>
-        <w:rFonts w:ascii="Courier New" w:hAnsi="Courier New" w:cs="Courier New" w:hint="default"/>
-      </w:rPr>
-    </w:lvl>
-    <w:lvl w:ilvl="2">
-      <w:start w:val="0"/>
-      <w:numFmt w:val="bullet"/>
-      <w:lvlText w:val=""/>
-      <w:lvlJc w:val="left"/>
-      <w:pPr>
-        <w:tabs>
-          <w:tab w:val="num" w:pos="0"/>
-        </w:tabs>
-        <w:ind w:left="2160" w:hanging="360"/>
-      </w:pPr>
-      <w:rPr>
-        <w:rFonts w:ascii="Wingdings" w:hAnsi="Wingdings" w:cs="Wingdings" w:hint="default"/>
-      </w:rPr>
-    </w:lvl>
-    <w:lvl w:ilvl="3">
-      <w:start w:val="0"/>
-      <w:numFmt w:val="bullet"/>
-      <w:lvlText w:val=""/>
-      <w:lvlJc w:val="left"/>
-      <w:pPr>
-        <w:tabs>
-          <w:tab w:val="num" w:pos="0"/>
-        </w:tabs>
-        <w:ind w:left="2880" w:hanging="360"/>
-      </w:pPr>
-      <w:rPr>
-        <w:rFonts w:ascii="Symbol" w:hAnsi="Symbol" w:cs="Symbol" w:hint="default"/>
-      </w:rPr>
-    </w:lvl>
-    <w:lvl w:ilvl="4">
-      <w:start w:val="0"/>
-      <w:numFmt w:val="bullet"/>
-      <w:lvlText w:val="o"/>
-      <w:lvlJc w:val="left"/>
-      <w:pPr>
-        <w:tabs>
-          <w:tab w:val="num" w:pos="0"/>
-        </w:tabs>
-        <w:ind w:left="3600" w:hanging="360"/>
-      </w:pPr>
-      <w:rPr>
-        <w:rFonts w:ascii="Courier New" w:hAnsi="Courier New" w:cs="Courier New" w:hint="default"/>
-      </w:rPr>
-    </w:lvl>
-    <w:lvl w:ilvl="5">
-      <w:start w:val="0"/>
-      <w:numFmt w:val="bullet"/>
-      <w:lvlText w:val=""/>
-      <w:lvlJc w:val="left"/>
-      <w:pPr>
-        <w:tabs>
-          <w:tab w:val="num" w:pos="0"/>
-        </w:tabs>
-        <w:ind w:left="4320" w:hanging="360"/>
-      </w:pPr>
-      <w:rPr>
-        <w:rFonts w:ascii="Wingdings" w:hAnsi="Wingdings" w:cs="Wingdings" w:hint="default"/>
-      </w:rPr>
-    </w:lvl>
-    <w:lvl w:ilvl="6">
-      <w:start w:val="0"/>
-      <w:numFmt w:val="bullet"/>
-      <w:lvlText w:val=""/>
-      <w:lvlJc w:val="left"/>
-      <w:pPr>
-        <w:tabs>
-          <w:tab w:val="num" w:pos="0"/>
-        </w:tabs>
-        <w:ind w:left="5040" w:hanging="360"/>
-      </w:pPr>
-      <w:rPr>
-        <w:rFonts w:ascii="Symbol" w:hAnsi="Symbol" w:cs="Symbol" w:hint="default"/>
-      </w:rPr>
-    </w:lvl>
-    <w:lvl w:ilvl="7">
-      <w:start w:val="0"/>
-      <w:numFmt w:val="bullet"/>
-      <w:lvlText w:val="o"/>
-      <w:lvlJc w:val="left"/>
-      <w:pPr>
-        <w:tabs>
-          <w:tab w:val="num" w:pos="0"/>
-        </w:tabs>
-        <w:ind w:left="5760" w:hanging="360"/>
-      </w:pPr>
-      <w:rPr>
-        <w:rFonts w:ascii="Courier New" w:hAnsi="Courier New" w:cs="Courier New" w:hint="default"/>
-      </w:rPr>
-    </w:lvl>
-    <w:lvl w:ilvl="8">
-      <w:start w:val="0"/>
-      <w:numFmt w:val="bullet"/>
-      <w:lvlText w:val=""/>
-      <w:lvlJc w:val="left"/>
-      <w:pPr>
-        <w:tabs>
-          <w:tab w:val="num" w:pos="0"/>
-        </w:tabs>
-        <w:ind w:left="6480" w:hanging="360"/>
-      </w:pPr>
-      <w:rPr>
-        <w:rFonts w:ascii="Wingdings" w:hAnsi="Wingdings" w:cs="Wingdings" w:hint="default"/>
-      </w:rPr>
-    </w:lvl>
-  </w:abstractNum>
-  <w:abstractNum w:abstractNumId="26">
-    <w:lvl w:ilvl="0">
-      <w:numFmt w:val="bullet"/>
-      <w:lvlText w:val=""/>
-      <w:lvlJc w:val="left"/>
-      <w:pPr>
-        <w:tabs>
-          <w:tab w:val="num" w:pos="0"/>
-        </w:tabs>
-        <w:ind w:left="720" w:hanging="360"/>
-      </w:pPr>
-      <w:rPr>
-        <w:rFonts w:ascii="Symbol" w:hAnsi="Symbol" w:cs="Symbol" w:hint="default"/>
-      </w:rPr>
-    </w:lvl>
-    <w:lvl w:ilvl="1">
-      <w:start w:val="0"/>
-      <w:numFmt w:val="bullet"/>
-      <w:lvlText w:val="o"/>
-      <w:lvlJc w:val="left"/>
-      <w:pPr>
-        <w:tabs>
-          <w:tab w:val="num" w:pos="0"/>
-        </w:tabs>
-        <w:ind w:left="1440" w:hanging="360"/>
-      </w:pPr>
-      <w:rPr>
-        <w:rFonts w:ascii="Courier New" w:hAnsi="Courier New" w:cs="Courier New" w:hint="default"/>
-      </w:rPr>
-    </w:lvl>
-    <w:lvl w:ilvl="2">
-      <w:start w:val="0"/>
-      <w:numFmt w:val="bullet"/>
-      <w:lvlText w:val=""/>
-      <w:lvlJc w:val="left"/>
-      <w:pPr>
-        <w:tabs>
-          <w:tab w:val="num" w:pos="0"/>
-        </w:tabs>
-        <w:ind w:left="2160" w:hanging="360"/>
-      </w:pPr>
-      <w:rPr>
-        <w:rFonts w:ascii="Wingdings" w:hAnsi="Wingdings" w:cs="Wingdings" w:hint="default"/>
-      </w:rPr>
-    </w:lvl>
-    <w:lvl w:ilvl="3">
-      <w:start w:val="0"/>
-      <w:numFmt w:val="bullet"/>
-      <w:lvlText w:val=""/>
-      <w:lvlJc w:val="left"/>
-      <w:pPr>
-        <w:tabs>
-          <w:tab w:val="num" w:pos="0"/>
-        </w:tabs>
-        <w:ind w:left="2880" w:hanging="360"/>
-      </w:pPr>
-      <w:rPr>
-        <w:rFonts w:ascii="Symbol" w:hAnsi="Symbol" w:cs="Symbol" w:hint="default"/>
-      </w:rPr>
-    </w:lvl>
-    <w:lvl w:ilvl="4">
-      <w:start w:val="0"/>
-      <w:numFmt w:val="bullet"/>
-      <w:lvlText w:val="o"/>
-      <w:lvlJc w:val="left"/>
-      <w:pPr>
-        <w:tabs>
-          <w:tab w:val="num" w:pos="0"/>
-        </w:tabs>
-        <w:ind w:left="3600" w:hanging="360"/>
-      </w:pPr>
-      <w:rPr>
-        <w:rFonts w:ascii="Courier New" w:hAnsi="Courier New" w:cs="Courier New" w:hint="default"/>
-      </w:rPr>
-    </w:lvl>
-    <w:lvl w:ilvl="5">
-      <w:start w:val="0"/>
-      <w:numFmt w:val="bullet"/>
-      <w:lvlText w:val=""/>
-      <w:lvlJc w:val="left"/>
-      <w:pPr>
-        <w:tabs>
-          <w:tab w:val="num" w:pos="0"/>
-        </w:tabs>
-        <w:ind w:left="4320" w:hanging="360"/>
-      </w:pPr>
-      <w:rPr>
-        <w:rFonts w:ascii="Wingdings" w:hAnsi="Wingdings" w:cs="Wingdings" w:hint="default"/>
-      </w:rPr>
-    </w:lvl>
-    <w:lvl w:ilvl="6">
-      <w:start w:val="0"/>
-      <w:numFmt w:val="bullet"/>
-      <w:lvlText w:val=""/>
-      <w:lvlJc w:val="left"/>
-      <w:pPr>
-        <w:tabs>
-          <w:tab w:val="num" w:pos="0"/>
-        </w:tabs>
-        <w:ind w:left="5040" w:hanging="360"/>
-      </w:pPr>
-      <w:rPr>
-        <w:rFonts w:ascii="Symbol" w:hAnsi="Symbol" w:cs="Symbol" w:hint="default"/>
-      </w:rPr>
-    </w:lvl>
-    <w:lvl w:ilvl="7">
-      <w:start w:val="0"/>
-      <w:numFmt w:val="bullet"/>
-      <w:lvlText w:val="o"/>
-      <w:lvlJc w:val="left"/>
-      <w:pPr>
-        <w:tabs>
-          <w:tab w:val="num" w:pos="0"/>
-        </w:tabs>
-        <w:ind w:left="5760" w:hanging="360"/>
-      </w:pPr>
-      <w:rPr>
-        <w:rFonts w:ascii="Courier New" w:hAnsi="Courier New" w:cs="Courier New" w:hint="default"/>
-      </w:rPr>
-    </w:lvl>
-    <w:lvl w:ilvl="8">
-      <w:start w:val="0"/>
-      <w:numFmt w:val="bullet"/>
-      <w:lvlText w:val=""/>
-      <w:lvlJc w:val="left"/>
-      <w:pPr>
-        <w:tabs>
-          <w:tab w:val="num" w:pos="0"/>
-        </w:tabs>
-        <w:ind w:left="6480" w:hanging="360"/>
-      </w:pPr>
-      <w:rPr>
-        <w:rFonts w:ascii="Wingdings" w:hAnsi="Wingdings" w:cs="Wingdings" w:hint="default"/>
-      </w:rPr>
-    </w:lvl>
-  </w:abstractNum>
-  <w:abstractNum w:abstractNumId="27">
-    <w:lvl w:ilvl="0">
-      <w:numFmt w:val="bullet"/>
-      <w:lvlText w:val=""/>
-      <w:lvlJc w:val="left"/>
-      <w:pPr>
-        <w:tabs>
-          <w:tab w:val="num" w:pos="0"/>
-        </w:tabs>
-        <w:ind w:left="720" w:hanging="360"/>
-      </w:pPr>
-      <w:rPr>
-        <w:rFonts w:ascii="Symbol" w:hAnsi="Symbol" w:cs="Symbol" w:hint="default"/>
-      </w:rPr>
-    </w:lvl>
-    <w:lvl w:ilvl="1">
-      <w:start w:val="0"/>
-      <w:numFmt w:val="bullet"/>
-      <w:lvlText w:val="o"/>
-      <w:lvlJc w:val="left"/>
-      <w:pPr>
-        <w:tabs>
-          <w:tab w:val="num" w:pos="0"/>
-        </w:tabs>
-        <w:ind w:left="1440" w:hanging="360"/>
-      </w:pPr>
-      <w:rPr>
-        <w:rFonts w:ascii="Courier New" w:hAnsi="Courier New" w:cs="Courier New" w:hint="default"/>
-      </w:rPr>
-    </w:lvl>
-    <w:lvl w:ilvl="2">
-      <w:start w:val="0"/>
-      <w:numFmt w:val="bullet"/>
-      <w:lvlText w:val=""/>
-      <w:lvlJc w:val="left"/>
-      <w:pPr>
-        <w:tabs>
-          <w:tab w:val="num" w:pos="0"/>
-        </w:tabs>
-        <w:ind w:left="2160" w:hanging="360"/>
-      </w:pPr>
-      <w:rPr>
-        <w:rFonts w:ascii="Wingdings" w:hAnsi="Wingdings" w:cs="Wingdings" w:hint="default"/>
-      </w:rPr>
-    </w:lvl>
-    <w:lvl w:ilvl="3">
-      <w:start w:val="0"/>
-      <w:numFmt w:val="bullet"/>
-      <w:lvlText w:val=""/>
-      <w:lvlJc w:val="left"/>
-      <w:pPr>
-        <w:tabs>
-          <w:tab w:val="num" w:pos="0"/>
-        </w:tabs>
-        <w:ind w:left="2880" w:hanging="360"/>
-      </w:pPr>
-      <w:rPr>
-        <w:rFonts w:ascii="Symbol" w:hAnsi="Symbol" w:cs="Symbol" w:hint="default"/>
-      </w:rPr>
-    </w:lvl>
-    <w:lvl w:ilvl="4">
-      <w:start w:val="0"/>
-      <w:numFmt w:val="bullet"/>
-      <w:lvlText w:val="o"/>
-      <w:lvlJc w:val="left"/>
-      <w:pPr>
-        <w:tabs>
-          <w:tab w:val="num" w:pos="0"/>
-        </w:tabs>
-        <w:ind w:left="3600" w:hanging="360"/>
-      </w:pPr>
-      <w:rPr>
-        <w:rFonts w:ascii="Courier New" w:hAnsi="Courier New" w:cs="Courier New" w:hint="default"/>
-      </w:rPr>
-    </w:lvl>
-    <w:lvl w:ilvl="5">
-      <w:start w:val="0"/>
-      <w:numFmt w:val="bullet"/>
-      <w:lvlText w:val=""/>
-      <w:lvlJc w:val="left"/>
-      <w:pPr>
-        <w:tabs>
-          <w:tab w:val="num" w:pos="0"/>
-        </w:tabs>
-        <w:ind w:left="4320" w:hanging="360"/>
-      </w:pPr>
-      <w:rPr>
-        <w:rFonts w:ascii="Wingdings" w:hAnsi="Wingdings" w:cs="Wingdings" w:hint="default"/>
-      </w:rPr>
-    </w:lvl>
-    <w:lvl w:ilvl="6">
-      <w:start w:val="0"/>
-      <w:numFmt w:val="bullet"/>
-      <w:lvlText w:val=""/>
-      <w:lvlJc w:val="left"/>
-      <w:pPr>
-        <w:tabs>
-          <w:tab w:val="num" w:pos="0"/>
-        </w:tabs>
-        <w:ind w:left="5040" w:hanging="360"/>
-      </w:pPr>
-      <w:rPr>
-        <w:rFonts w:ascii="Symbol" w:hAnsi="Symbol" w:cs="Symbol" w:hint="default"/>
-      </w:rPr>
-    </w:lvl>
-    <w:lvl w:ilvl="7">
-      <w:start w:val="0"/>
-      <w:numFmt w:val="bullet"/>
-      <w:lvlText w:val="o"/>
-      <w:lvlJc w:val="left"/>
-      <w:pPr>
-        <w:tabs>
-          <w:tab w:val="num" w:pos="0"/>
-        </w:tabs>
-        <w:ind w:left="5760" w:hanging="360"/>
-      </w:pPr>
-      <w:rPr>
-        <w:rFonts w:ascii="Courier New" w:hAnsi="Courier New" w:cs="Courier New" w:hint="default"/>
-      </w:rPr>
-    </w:lvl>
-    <w:lvl w:ilvl="8">
-      <w:start w:val="0"/>
-      <w:numFmt w:val="bullet"/>
-      <w:lvlText w:val=""/>
-      <w:lvlJc w:val="left"/>
-      <w:pPr>
-        <w:tabs>
-          <w:tab w:val="num" w:pos="0"/>
-        </w:tabs>
-        <w:ind w:left="6480" w:hanging="360"/>
-      </w:pPr>
-      <w:rPr>
-        <w:rFonts w:ascii="Wingdings" w:hAnsi="Wingdings" w:cs="Wingdings" w:hint="default"/>
-      </w:rPr>
-    </w:lvl>
-  </w:abstractNum>
-  <w:abstractNum w:abstractNumId="28">
-    <w:lvl w:ilvl="0">
-      <w:numFmt w:val="bullet"/>
-      <w:lvlText w:val=""/>
-      <w:lvlJc w:val="left"/>
-      <w:pPr>
-        <w:tabs>
-          <w:tab w:val="num" w:pos="0"/>
-        </w:tabs>
-        <w:ind w:left="720" w:hanging="360"/>
-      </w:pPr>
-      <w:rPr>
-        <w:rFonts w:ascii="Symbol" w:hAnsi="Symbol" w:cs="Symbol" w:hint="default"/>
-      </w:rPr>
-    </w:lvl>
-    <w:lvl w:ilvl="1">
-      <w:start w:val="0"/>
-      <w:numFmt w:val="bullet"/>
-      <w:lvlText w:val="o"/>
-      <w:lvlJc w:val="left"/>
-      <w:pPr>
-        <w:tabs>
-          <w:tab w:val="num" w:pos="0"/>
-        </w:tabs>
-        <w:ind w:left="1440" w:hanging="360"/>
-      </w:pPr>
-      <w:rPr>
-        <w:rFonts w:ascii="Courier New" w:hAnsi="Courier New" w:cs="Courier New" w:hint="default"/>
-      </w:rPr>
-    </w:lvl>
-    <w:lvl w:ilvl="2">
-      <w:start w:val="0"/>
-      <w:numFmt w:val="bullet"/>
-      <w:lvlText w:val=""/>
-      <w:lvlJc w:val="left"/>
-      <w:pPr>
-        <w:tabs>
-          <w:tab w:val="num" w:pos="0"/>
-        </w:tabs>
-        <w:ind w:left="2160" w:hanging="360"/>
-      </w:pPr>
-      <w:rPr>
-        <w:rFonts w:ascii="Wingdings" w:hAnsi="Wingdings" w:cs="Wingdings" w:hint="default"/>
-      </w:rPr>
-    </w:lvl>
-    <w:lvl w:ilvl="3">
-      <w:start w:val="0"/>
-      <w:numFmt w:val="bullet"/>
-      <w:lvlText w:val=""/>
-      <w:lvlJc w:val="left"/>
-      <w:pPr>
-        <w:tabs>
-          <w:tab w:val="num" w:pos="0"/>
-        </w:tabs>
-        <w:ind w:left="2880" w:hanging="360"/>
-      </w:pPr>
-      <w:rPr>
-        <w:rFonts w:ascii="Symbol" w:hAnsi="Symbol" w:cs="Symbol" w:hint="default"/>
-      </w:rPr>
-    </w:lvl>
-    <w:lvl w:ilvl="4">
-      <w:start w:val="0"/>
-      <w:numFmt w:val="bullet"/>
-      <w:lvlText w:val="o"/>
-      <w:lvlJc w:val="left"/>
-      <w:pPr>
-        <w:tabs>
-          <w:tab w:val="num" w:pos="0"/>
-        </w:tabs>
-        <w:ind w:left="3600" w:hanging="360"/>
-      </w:pPr>
-      <w:rPr>
-        <w:rFonts w:ascii="Courier New" w:hAnsi="Courier New" w:cs="Courier New" w:hint="default"/>
-      </w:rPr>
-    </w:lvl>
-    <w:lvl w:ilvl="5">
-      <w:start w:val="0"/>
-      <w:numFmt w:val="bullet"/>
-      <w:lvlText w:val=""/>
-      <w:lvlJc w:val="left"/>
-      <w:pPr>
-        <w:tabs>
-          <w:tab w:val="num" w:pos="0"/>
-        </w:tabs>
-        <w:ind w:left="4320" w:hanging="360"/>
-      </w:pPr>
-      <w:rPr>
-        <w:rFonts w:ascii="Wingdings" w:hAnsi="Wingdings" w:cs="Wingdings" w:hint="default"/>
-      </w:rPr>
-    </w:lvl>
-    <w:lvl w:ilvl="6">
-      <w:start w:val="0"/>
-      <w:numFmt w:val="bullet"/>
-      <w:lvlText w:val=""/>
-      <w:lvlJc w:val="left"/>
-      <w:pPr>
-        <w:tabs>
-          <w:tab w:val="num" w:pos="0"/>
-        </w:tabs>
-        <w:ind w:left="5040" w:hanging="360"/>
-      </w:pPr>
-      <w:rPr>
-        <w:rFonts w:ascii="Symbol" w:hAnsi="Symbol" w:cs="Symbol" w:hint="default"/>
-      </w:rPr>
-    </w:lvl>
-    <w:lvl w:ilvl="7">
-      <w:start w:val="0"/>
-      <w:numFmt w:val="bullet"/>
-      <w:lvlText w:val="o"/>
-      <w:lvlJc w:val="left"/>
-      <w:pPr>
-        <w:tabs>
-          <w:tab w:val="num" w:pos="0"/>
-        </w:tabs>
-        <w:ind w:left="5760" w:hanging="360"/>
-      </w:pPr>
-      <w:rPr>
-        <w:rFonts w:ascii="Courier New" w:hAnsi="Courier New" w:cs="Courier New" w:hint="default"/>
-      </w:rPr>
-    </w:lvl>
-    <w:lvl w:ilvl="8">
-      <w:start w:val="0"/>
-      <w:numFmt w:val="bullet"/>
-      <w:lvlText w:val=""/>
-      <w:lvlJc w:val="left"/>
-      <w:pPr>
-        <w:tabs>
-          <w:tab w:val="num" w:pos="0"/>
-        </w:tabs>
-        <w:ind w:left="6480" w:hanging="360"/>
-      </w:pPr>
-      <w:rPr>
-        <w:rFonts w:ascii="Wingdings" w:hAnsi="Wingdings" w:cs="Wingdings" w:hint="default"/>
-      </w:rPr>
-    </w:lvl>
-  </w:abstractNum>
-  <w:abstractNum w:abstractNumId="29">
-    <w:lvl w:ilvl="0">
       <w:start w:val="1"/>
       <w:numFmt w:val="decimal"/>
       <w:lvlText w:val="%1."/>
@@ -19275,7 +16633,7 @@
       <w:rPr/>
     </w:lvl>
   </w:abstractNum>
-  <w:abstractNum w:abstractNumId="30">
+  <w:abstractNum w:abstractNumId="4">
     <w:lvl w:ilvl="0">
       <w:start w:val="1"/>
       <w:numFmt w:val="decimal"/>
@@ -19394,7 +16752,7 @@
       <w:rPr/>
     </w:lvl>
   </w:abstractNum>
-  <w:abstractNum w:abstractNumId="31">
+  <w:abstractNum w:abstractNumId="5">
     <w:lvl w:ilvl="0">
       <w:start w:val="1"/>
       <w:numFmt w:val="decimal"/>
@@ -19513,10 +16871,11 @@
       <w:rPr/>
     </w:lvl>
   </w:abstractNum>
-  <w:abstractNum w:abstractNumId="32">
+  <w:abstractNum w:abstractNumId="6">
     <w:lvl w:ilvl="0">
-      <w:numFmt w:val="bullet"/>
-      <w:lvlText w:val=""/>
+      <w:start w:val="1"/>
+      <w:numFmt w:val="decimal"/>
+      <w:lvlText w:val="%1."/>
       <w:lvlJc w:val="left"/>
       <w:pPr>
         <w:tabs>
@@ -19524,14 +16883,12 @@
         </w:tabs>
         <w:ind w:left="720" w:hanging="360"/>
       </w:pPr>
-      <w:rPr>
-        <w:rFonts w:ascii="Symbol" w:hAnsi="Symbol" w:cs="Symbol" w:hint="default"/>
-      </w:rPr>
+      <w:rPr/>
     </w:lvl>
     <w:lvl w:ilvl="1">
-      <w:start w:val="0"/>
-      <w:numFmt w:val="bullet"/>
-      <w:lvlText w:val="o"/>
+      <w:start w:val="1"/>
+      <w:numFmt w:val="decimal"/>
+      <w:lvlText w:val="%2."/>
       <w:lvlJc w:val="left"/>
       <w:pPr>
         <w:tabs>
@@ -19539,14 +16896,12 @@
         </w:tabs>
         <w:ind w:left="1440" w:hanging="360"/>
       </w:pPr>
-      <w:rPr>
-        <w:rFonts w:ascii="Courier New" w:hAnsi="Courier New" w:cs="Courier New" w:hint="default"/>
-      </w:rPr>
+      <w:rPr/>
     </w:lvl>
     <w:lvl w:ilvl="2">
-      <w:start w:val="0"/>
-      <w:numFmt w:val="bullet"/>
-      <w:lvlText w:val=""/>
+      <w:start w:val="1"/>
+      <w:numFmt w:val="decimal"/>
+      <w:lvlText w:val="%3."/>
       <w:lvlJc w:val="left"/>
       <w:pPr>
         <w:tabs>
@@ -19554,14 +16909,12 @@
         </w:tabs>
         <w:ind w:left="2160" w:hanging="360"/>
       </w:pPr>
-      <w:rPr>
-        <w:rFonts w:ascii="Wingdings" w:hAnsi="Wingdings" w:cs="Wingdings" w:hint="default"/>
-      </w:rPr>
+      <w:rPr/>
     </w:lvl>
     <w:lvl w:ilvl="3">
-      <w:start w:val="0"/>
-      <w:numFmt w:val="bullet"/>
-      <w:lvlText w:val=""/>
+      <w:start w:val="1"/>
+      <w:numFmt w:val="decimal"/>
+      <w:lvlText w:val="%4."/>
       <w:lvlJc w:val="left"/>
       <w:pPr>
         <w:tabs>
@@ -19569,14 +16922,12 @@
         </w:tabs>
         <w:ind w:left="2880" w:hanging="360"/>
       </w:pPr>
-      <w:rPr>
-        <w:rFonts w:ascii="Symbol" w:hAnsi="Symbol" w:cs="Symbol" w:hint="default"/>
-      </w:rPr>
+      <w:rPr/>
     </w:lvl>
     <w:lvl w:ilvl="4">
-      <w:start w:val="0"/>
-      <w:numFmt w:val="bullet"/>
-      <w:lvlText w:val="o"/>
+      <w:start w:val="1"/>
+      <w:numFmt w:val="decimal"/>
+      <w:lvlText w:val="%5."/>
       <w:lvlJc w:val="left"/>
       <w:pPr>
         <w:tabs>
@@ -19584,14 +16935,12 @@
         </w:tabs>
         <w:ind w:left="3600" w:hanging="360"/>
       </w:pPr>
-      <w:rPr>
-        <w:rFonts w:ascii="Courier New" w:hAnsi="Courier New" w:cs="Courier New" w:hint="default"/>
-      </w:rPr>
+      <w:rPr/>
     </w:lvl>
     <w:lvl w:ilvl="5">
-      <w:start w:val="0"/>
-      <w:numFmt w:val="bullet"/>
-      <w:lvlText w:val=""/>
+      <w:start w:val="1"/>
+      <w:numFmt w:val="decimal"/>
+      <w:lvlText w:val="%6."/>
       <w:lvlJc w:val="left"/>
       <w:pPr>
         <w:tabs>
@@ -19599,14 +16948,12 @@
         </w:tabs>
         <w:ind w:left="4320" w:hanging="360"/>
       </w:pPr>
-      <w:rPr>
-        <w:rFonts w:ascii="Wingdings" w:hAnsi="Wingdings" w:cs="Wingdings" w:hint="default"/>
-      </w:rPr>
+      <w:rPr/>
     </w:lvl>
     <w:lvl w:ilvl="6">
-      <w:start w:val="0"/>
-      <w:numFmt w:val="bullet"/>
-      <w:lvlText w:val=""/>
+      <w:start w:val="1"/>
+      <w:numFmt w:val="decimal"/>
+      <w:lvlText w:val="%7."/>
       <w:lvlJc w:val="left"/>
       <w:pPr>
         <w:tabs>
@@ -19614,14 +16961,12 @@
         </w:tabs>
         <w:ind w:left="5040" w:hanging="360"/>
       </w:pPr>
-      <w:rPr>
-        <w:rFonts w:ascii="Symbol" w:hAnsi="Symbol" w:cs="Symbol" w:hint="default"/>
-      </w:rPr>
+      <w:rPr/>
     </w:lvl>
     <w:lvl w:ilvl="7">
-      <w:start w:val="0"/>
-      <w:numFmt w:val="bullet"/>
-      <w:lvlText w:val="o"/>
+      <w:start w:val="1"/>
+      <w:numFmt w:val="decimal"/>
+      <w:lvlText w:val="%8."/>
       <w:lvlJc w:val="left"/>
       <w:pPr>
         <w:tabs>
@@ -19629,14 +16974,12 @@
         </w:tabs>
         <w:ind w:left="5760" w:hanging="360"/>
       </w:pPr>
-      <w:rPr>
-        <w:rFonts w:ascii="Courier New" w:hAnsi="Courier New" w:cs="Courier New" w:hint="default"/>
-      </w:rPr>
+      <w:rPr/>
     </w:lvl>
     <w:lvl w:ilvl="8">
-      <w:start w:val="0"/>
-      <w:numFmt w:val="bullet"/>
-      <w:lvlText w:val=""/>
+      <w:start w:val="1"/>
+      <w:numFmt w:val="decimal"/>
+      <w:lvlText w:val="%9."/>
       <w:lvlJc w:val="left"/>
       <w:pPr>
         <w:tabs>
@@ -19644,284 +16987,10 @@
         </w:tabs>
         <w:ind w:left="6480" w:hanging="360"/>
       </w:pPr>
-      <w:rPr>
-        <w:rFonts w:ascii="Wingdings" w:hAnsi="Wingdings" w:cs="Wingdings" w:hint="default"/>
-      </w:rPr>
+      <w:rPr/>
     </w:lvl>
   </w:abstractNum>
-  <w:abstractNum w:abstractNumId="33">
-    <w:lvl w:ilvl="0">
-      <w:numFmt w:val="bullet"/>
-      <w:lvlText w:val=""/>
-      <w:lvlJc w:val="left"/>
-      <w:pPr>
-        <w:tabs>
-          <w:tab w:val="num" w:pos="0"/>
-        </w:tabs>
-        <w:ind w:left="720" w:hanging="360"/>
-      </w:pPr>
-      <w:rPr>
-        <w:rFonts w:ascii="Symbol" w:hAnsi="Symbol" w:cs="Symbol" w:hint="default"/>
-      </w:rPr>
-    </w:lvl>
-    <w:lvl w:ilvl="1">
-      <w:start w:val="0"/>
-      <w:numFmt w:val="bullet"/>
-      <w:lvlText w:val="o"/>
-      <w:lvlJc w:val="left"/>
-      <w:pPr>
-        <w:tabs>
-          <w:tab w:val="num" w:pos="0"/>
-        </w:tabs>
-        <w:ind w:left="1440" w:hanging="360"/>
-      </w:pPr>
-      <w:rPr>
-        <w:rFonts w:ascii="Courier New" w:hAnsi="Courier New" w:cs="Courier New" w:hint="default"/>
-      </w:rPr>
-    </w:lvl>
-    <w:lvl w:ilvl="2">
-      <w:start w:val="0"/>
-      <w:numFmt w:val="bullet"/>
-      <w:lvlText w:val=""/>
-      <w:lvlJc w:val="left"/>
-      <w:pPr>
-        <w:tabs>
-          <w:tab w:val="num" w:pos="0"/>
-        </w:tabs>
-        <w:ind w:left="2160" w:hanging="360"/>
-      </w:pPr>
-      <w:rPr>
-        <w:rFonts w:ascii="Wingdings" w:hAnsi="Wingdings" w:cs="Wingdings" w:hint="default"/>
-      </w:rPr>
-    </w:lvl>
-    <w:lvl w:ilvl="3">
-      <w:start w:val="0"/>
-      <w:numFmt w:val="bullet"/>
-      <w:lvlText w:val=""/>
-      <w:lvlJc w:val="left"/>
-      <w:pPr>
-        <w:tabs>
-          <w:tab w:val="num" w:pos="0"/>
-        </w:tabs>
-        <w:ind w:left="2880" w:hanging="360"/>
-      </w:pPr>
-      <w:rPr>
-        <w:rFonts w:ascii="Symbol" w:hAnsi="Symbol" w:cs="Symbol" w:hint="default"/>
-      </w:rPr>
-    </w:lvl>
-    <w:lvl w:ilvl="4">
-      <w:start w:val="0"/>
-      <w:numFmt w:val="bullet"/>
-      <w:lvlText w:val="o"/>
-      <w:lvlJc w:val="left"/>
-      <w:pPr>
-        <w:tabs>
-          <w:tab w:val="num" w:pos="0"/>
-        </w:tabs>
-        <w:ind w:left="3600" w:hanging="360"/>
-      </w:pPr>
-      <w:rPr>
-        <w:rFonts w:ascii="Courier New" w:hAnsi="Courier New" w:cs="Courier New" w:hint="default"/>
-      </w:rPr>
-    </w:lvl>
-    <w:lvl w:ilvl="5">
-      <w:start w:val="0"/>
-      <w:numFmt w:val="bullet"/>
-      <w:lvlText w:val=""/>
-      <w:lvlJc w:val="left"/>
-      <w:pPr>
-        <w:tabs>
-          <w:tab w:val="num" w:pos="0"/>
-        </w:tabs>
-        <w:ind w:left="4320" w:hanging="360"/>
-      </w:pPr>
-      <w:rPr>
-        <w:rFonts w:ascii="Wingdings" w:hAnsi="Wingdings" w:cs="Wingdings" w:hint="default"/>
-      </w:rPr>
-    </w:lvl>
-    <w:lvl w:ilvl="6">
-      <w:start w:val="0"/>
-      <w:numFmt w:val="bullet"/>
-      <w:lvlText w:val=""/>
-      <w:lvlJc w:val="left"/>
-      <w:pPr>
-        <w:tabs>
-          <w:tab w:val="num" w:pos="0"/>
-        </w:tabs>
-        <w:ind w:left="5040" w:hanging="360"/>
-      </w:pPr>
-      <w:rPr>
-        <w:rFonts w:ascii="Symbol" w:hAnsi="Symbol" w:cs="Symbol" w:hint="default"/>
-      </w:rPr>
-    </w:lvl>
-    <w:lvl w:ilvl="7">
-      <w:start w:val="0"/>
-      <w:numFmt w:val="bullet"/>
-      <w:lvlText w:val="o"/>
-      <w:lvlJc w:val="left"/>
-      <w:pPr>
-        <w:tabs>
-          <w:tab w:val="num" w:pos="0"/>
-        </w:tabs>
-        <w:ind w:left="5760" w:hanging="360"/>
-      </w:pPr>
-      <w:rPr>
-        <w:rFonts w:ascii="Courier New" w:hAnsi="Courier New" w:cs="Courier New" w:hint="default"/>
-      </w:rPr>
-    </w:lvl>
-    <w:lvl w:ilvl="8">
-      <w:start w:val="0"/>
-      <w:numFmt w:val="bullet"/>
-      <w:lvlText w:val=""/>
-      <w:lvlJc w:val="left"/>
-      <w:pPr>
-        <w:tabs>
-          <w:tab w:val="num" w:pos="0"/>
-        </w:tabs>
-        <w:ind w:left="6480" w:hanging="360"/>
-      </w:pPr>
-      <w:rPr>
-        <w:rFonts w:ascii="Wingdings" w:hAnsi="Wingdings" w:cs="Wingdings" w:hint="default"/>
-      </w:rPr>
-    </w:lvl>
-  </w:abstractNum>
-  <w:abstractNum w:abstractNumId="34">
-    <w:lvl w:ilvl="0">
-      <w:numFmt w:val="bullet"/>
-      <w:lvlText w:val=""/>
-      <w:lvlJc w:val="left"/>
-      <w:pPr>
-        <w:tabs>
-          <w:tab w:val="num" w:pos="0"/>
-        </w:tabs>
-        <w:ind w:left="720" w:hanging="360"/>
-      </w:pPr>
-      <w:rPr>
-        <w:rFonts w:ascii="Symbol" w:hAnsi="Symbol" w:cs="Symbol" w:hint="default"/>
-      </w:rPr>
-    </w:lvl>
-    <w:lvl w:ilvl="1">
-      <w:start w:val="0"/>
-      <w:numFmt w:val="bullet"/>
-      <w:lvlText w:val="o"/>
-      <w:lvlJc w:val="left"/>
-      <w:pPr>
-        <w:tabs>
-          <w:tab w:val="num" w:pos="0"/>
-        </w:tabs>
-        <w:ind w:left="1440" w:hanging="360"/>
-      </w:pPr>
-      <w:rPr>
-        <w:rFonts w:ascii="Courier New" w:hAnsi="Courier New" w:cs="Courier New" w:hint="default"/>
-      </w:rPr>
-    </w:lvl>
-    <w:lvl w:ilvl="2">
-      <w:start w:val="0"/>
-      <w:numFmt w:val="bullet"/>
-      <w:lvlText w:val=""/>
-      <w:lvlJc w:val="left"/>
-      <w:pPr>
-        <w:tabs>
-          <w:tab w:val="num" w:pos="0"/>
-        </w:tabs>
-        <w:ind w:left="2160" w:hanging="360"/>
-      </w:pPr>
-      <w:rPr>
-        <w:rFonts w:ascii="Wingdings" w:hAnsi="Wingdings" w:cs="Wingdings" w:hint="default"/>
-      </w:rPr>
-    </w:lvl>
-    <w:lvl w:ilvl="3">
-      <w:start w:val="0"/>
-      <w:numFmt w:val="bullet"/>
-      <w:lvlText w:val=""/>
-      <w:lvlJc w:val="left"/>
-      <w:pPr>
-        <w:tabs>
-          <w:tab w:val="num" w:pos="0"/>
-        </w:tabs>
-        <w:ind w:left="2880" w:hanging="360"/>
-      </w:pPr>
-      <w:rPr>
-        <w:rFonts w:ascii="Symbol" w:hAnsi="Symbol" w:cs="Symbol" w:hint="default"/>
-      </w:rPr>
-    </w:lvl>
-    <w:lvl w:ilvl="4">
-      <w:start w:val="0"/>
-      <w:numFmt w:val="bullet"/>
-      <w:lvlText w:val="o"/>
-      <w:lvlJc w:val="left"/>
-      <w:pPr>
-        <w:tabs>
-          <w:tab w:val="num" w:pos="0"/>
-        </w:tabs>
-        <w:ind w:left="3600" w:hanging="360"/>
-      </w:pPr>
-      <w:rPr>
-        <w:rFonts w:ascii="Courier New" w:hAnsi="Courier New" w:cs="Courier New" w:hint="default"/>
-      </w:rPr>
-    </w:lvl>
-    <w:lvl w:ilvl="5">
-      <w:start w:val="0"/>
-      <w:numFmt w:val="bullet"/>
-      <w:lvlText w:val=""/>
-      <w:lvlJc w:val="left"/>
-      <w:pPr>
-        <w:tabs>
-          <w:tab w:val="num" w:pos="0"/>
-        </w:tabs>
-        <w:ind w:left="4320" w:hanging="360"/>
-      </w:pPr>
-      <w:rPr>
-        <w:rFonts w:ascii="Wingdings" w:hAnsi="Wingdings" w:cs="Wingdings" w:hint="default"/>
-      </w:rPr>
-    </w:lvl>
-    <w:lvl w:ilvl="6">
-      <w:start w:val="0"/>
-      <w:numFmt w:val="bullet"/>
-      <w:lvlText w:val=""/>
-      <w:lvlJc w:val="left"/>
-      <w:pPr>
-        <w:tabs>
-          <w:tab w:val="num" w:pos="0"/>
-        </w:tabs>
-        <w:ind w:left="5040" w:hanging="360"/>
-      </w:pPr>
-      <w:rPr>
-        <w:rFonts w:ascii="Symbol" w:hAnsi="Symbol" w:cs="Symbol" w:hint="default"/>
-      </w:rPr>
-    </w:lvl>
-    <w:lvl w:ilvl="7">
-      <w:start w:val="0"/>
-      <w:numFmt w:val="bullet"/>
-      <w:lvlText w:val="o"/>
-      <w:lvlJc w:val="left"/>
-      <w:pPr>
-        <w:tabs>
-          <w:tab w:val="num" w:pos="0"/>
-        </w:tabs>
-        <w:ind w:left="5760" w:hanging="360"/>
-      </w:pPr>
-      <w:rPr>
-        <w:rFonts w:ascii="Courier New" w:hAnsi="Courier New" w:cs="Courier New" w:hint="default"/>
-      </w:rPr>
-    </w:lvl>
-    <w:lvl w:ilvl="8">
-      <w:start w:val="0"/>
-      <w:numFmt w:val="bullet"/>
-      <w:lvlText w:val=""/>
-      <w:lvlJc w:val="left"/>
-      <w:pPr>
-        <w:tabs>
-          <w:tab w:val="num" w:pos="0"/>
-        </w:tabs>
-        <w:ind w:left="6480" w:hanging="360"/>
-      </w:pPr>
-      <w:rPr>
-        <w:rFonts w:ascii="Wingdings" w:hAnsi="Wingdings" w:cs="Wingdings" w:hint="default"/>
-      </w:rPr>
-    </w:lvl>
-  </w:abstractNum>
-  <w:abstractNum w:abstractNumId="35">
+  <w:abstractNum w:abstractNumId="7">
     <w:lvl w:ilvl="0">
       <w:start w:val="1"/>
       <w:numFmt w:val="none"/>
@@ -20062,91 +17131,7 @@
     <w:abstractNumId w:val="7"/>
   </w:num>
   <w:num w:numId="8">
-    <w:abstractNumId w:val="8"/>
-  </w:num>
-  <w:num w:numId="9">
-    <w:abstractNumId w:val="9"/>
-  </w:num>
-  <w:num w:numId="10">
-    <w:abstractNumId w:val="10"/>
-  </w:num>
-  <w:num w:numId="11">
-    <w:abstractNumId w:val="11"/>
-  </w:num>
-  <w:num w:numId="12">
-    <w:abstractNumId w:val="12"/>
-  </w:num>
-  <w:num w:numId="13">
-    <w:abstractNumId w:val="13"/>
-  </w:num>
-  <w:num w:numId="14">
-    <w:abstractNumId w:val="14"/>
-  </w:num>
-  <w:num w:numId="15">
-    <w:abstractNumId w:val="15"/>
-  </w:num>
-  <w:num w:numId="16">
-    <w:abstractNumId w:val="16"/>
-  </w:num>
-  <w:num w:numId="17">
-    <w:abstractNumId w:val="17"/>
-  </w:num>
-  <w:num w:numId="18">
-    <w:abstractNumId w:val="18"/>
-  </w:num>
-  <w:num w:numId="19">
-    <w:abstractNumId w:val="19"/>
-  </w:num>
-  <w:num w:numId="20">
-    <w:abstractNumId w:val="20"/>
-  </w:num>
-  <w:num w:numId="21">
-    <w:abstractNumId w:val="21"/>
-  </w:num>
-  <w:num w:numId="22">
-    <w:abstractNumId w:val="22"/>
-  </w:num>
-  <w:num w:numId="23">
-    <w:abstractNumId w:val="23"/>
-  </w:num>
-  <w:num w:numId="24">
-    <w:abstractNumId w:val="24"/>
-  </w:num>
-  <w:num w:numId="25">
-    <w:abstractNumId w:val="25"/>
-  </w:num>
-  <w:num w:numId="26">
-    <w:abstractNumId w:val="26"/>
-  </w:num>
-  <w:num w:numId="27">
-    <w:abstractNumId w:val="27"/>
-  </w:num>
-  <w:num w:numId="28">
-    <w:abstractNumId w:val="28"/>
-  </w:num>
-  <w:num w:numId="29">
-    <w:abstractNumId w:val="29"/>
-  </w:num>
-  <w:num w:numId="30">
-    <w:abstractNumId w:val="30"/>
-  </w:num>
-  <w:num w:numId="31">
-    <w:abstractNumId w:val="31"/>
-  </w:num>
-  <w:num w:numId="32">
-    <w:abstractNumId w:val="32"/>
-  </w:num>
-  <w:num w:numId="33">
-    <w:abstractNumId w:val="33"/>
-  </w:num>
-  <w:num w:numId="34">
-    <w:abstractNumId w:val="34"/>
-  </w:num>
-  <w:num w:numId="35">
-    <w:abstractNumId w:val="35"/>
-  </w:num>
-  <w:num w:numId="36">
-    <w:abstractNumId w:val="29"/>
+    <w:abstractNumId w:val="4"/>
     <w:lvlOverride w:ilvl="0">
       <w:startOverride w:val="1"/>
     </w:lvlOverride>
@@ -20154,17 +17139,29 @@
       <w:startOverride w:val="1"/>
     </w:lvlOverride>
   </w:num>
-  <w:num w:numId="37">
-    <w:abstractNumId w:val="29"/>
+  <w:num w:numId="9">
+    <w:abstractNumId w:val="4"/>
+  </w:num>
+  <w:num w:numId="10">
+    <w:abstractNumId w:val="4"/>
     <w:lvlOverride w:ilvl="0">
       <w:startOverride w:val="1"/>
     </w:lvlOverride>
   </w:num>
-  <w:num w:numId="38">
-    <w:abstractNumId w:val="29"/>
+  <w:num w:numId="11">
+    <w:abstractNumId w:val="4"/>
+  </w:num>
+  <w:num w:numId="12">
+    <w:abstractNumId w:val="4"/>
     <w:lvlOverride w:ilvl="0">
       <w:startOverride w:val="1"/>
     </w:lvlOverride>
+  </w:num>
+  <w:num w:numId="13">
+    <w:abstractNumId w:val="4"/>
+  </w:num>
+  <w:num w:numId="14">
+    <w:abstractNumId w:val="4"/>
   </w:num>
 </w:numbering>
 </file>
@@ -20192,6 +17189,7 @@
     <w:qFormat/>
     <w:pPr>
       <w:widowControl/>
+      <w:suppressAutoHyphens w:val="true"/>
       <w:bidi w:val="0"/>
       <w:spacing w:before="0" w:after="200"/>
       <w:jc w:val="left"/>
@@ -20588,9 +17586,16 @@
     <w:qFormat/>
     <w:rPr/>
   </w:style>
+  <w:style w:type="character" w:styleId="FootnoteCharactersuser">
+    <w:name w:val="Footnote Characters (user)"/>
+    <w:basedOn w:val="BodyTextChar"/>
+    <w:qFormat/>
+    <w:rPr>
+      <w:vertAlign w:val="superscript"/>
+    </w:rPr>
+  </w:style>
   <w:style w:type="character" w:styleId="FootnoteCharacters">
     <w:name w:val="Footnote Characters"/>
-    <w:basedOn w:val="BodyTextChar"/>
     <w:qFormat/>
     <w:rPr>
       <w:vertAlign w:val="superscript"/>
@@ -20866,12 +17871,17 @@
     <w:qFormat/>
     <w:rPr/>
   </w:style>
-  <w:style w:type="character" w:styleId="Bullets">
-    <w:name w:val="Bullets"/>
+  <w:style w:type="character" w:styleId="Bulletsuser">
+    <w:name w:val="Bullets (user)"/>
     <w:qFormat/>
     <w:rPr>
       <w:rFonts w:ascii="OpenSymbol" w:hAnsi="OpenSymbol" w:eastAsia="OpenSymbol" w:cs="OpenSymbol"/>
     </w:rPr>
+  </w:style>
+  <w:style w:type="character" w:styleId="IndexLink">
+    <w:name w:val="Index Link"/>
+    <w:qFormat/>
+    <w:rPr/>
   </w:style>
   <w:style w:type="paragraph" w:styleId="Heading">
     <w:name w:val="Heading"/>
@@ -21168,6 +18178,54 @@
     <w:pPr/>
     <w:rPr/>
   </w:style>
+  <w:style w:type="paragraph" w:styleId="TOC1">
+    <w:name w:val="toc 1"/>
+    <w:basedOn w:val="Index"/>
+    <w:pPr>
+      <w:tabs>
+        <w:tab w:val="clear" w:pos="720"/>
+        <w:tab w:val="right" w:pos="9360" w:leader="dot"/>
+      </w:tabs>
+      <w:ind w:hanging="0" w:left="0"/>
+    </w:pPr>
+    <w:rPr/>
+  </w:style>
+  <w:style w:type="paragraph" w:styleId="TOC2">
+    <w:name w:val="toc 2"/>
+    <w:basedOn w:val="Index"/>
+    <w:pPr>
+      <w:tabs>
+        <w:tab w:val="clear" w:pos="720"/>
+        <w:tab w:val="right" w:pos="9077" w:leader="dot"/>
+      </w:tabs>
+      <w:ind w:hanging="0" w:left="283"/>
+    </w:pPr>
+    <w:rPr/>
+  </w:style>
+  <w:style w:type="paragraph" w:styleId="TOC3">
+    <w:name w:val="toc 3"/>
+    <w:basedOn w:val="Index"/>
+    <w:pPr>
+      <w:tabs>
+        <w:tab w:val="clear" w:pos="720"/>
+        <w:tab w:val="right" w:pos="8793" w:leader="dot"/>
+      </w:tabs>
+      <w:ind w:hanging="0" w:left="567"/>
+    </w:pPr>
+    <w:rPr/>
+  </w:style>
+  <w:style w:type="paragraph" w:styleId="TOC4">
+    <w:name w:val="toc 4"/>
+    <w:basedOn w:val="Index"/>
+    <w:pPr>
+      <w:tabs>
+        <w:tab w:val="clear" w:pos="720"/>
+        <w:tab w:val="right" w:pos="8510" w:leader="dot"/>
+      </w:tabs>
+      <w:ind w:hanging="0" w:left="850"/>
+    </w:pPr>
+    <w:rPr/>
+  </w:style>
   <w:style w:type="table" w:default="1" w:styleId="Table">
     <w:name w:val="Table"/>
     <w:basedOn w:val="TableNormal"/>

--- a/README.docx
+++ b/README.docx
@@ -159,20 +159,64 @@
         </w:tabs>
         <w:jc w:val="both"/>
         <w:rPr>
-          <w:sz w:val="52"/>
-          <w:szCs w:val="52"/>
-          <w:lang w:val="ro-RO"/>
-        </w:rPr>
-      </w:pPr>
-      <w:r>
-        <w:rPr>
-          <w:sz w:val="52"/>
-          <w:szCs w:val="52"/>
+          <w:sz w:val="40"/>
+          <w:szCs w:val="40"/>
+        </w:rPr>
+      </w:pPr>
+      <w:r>
+        <w:rPr>
+          <w:sz w:val="40"/>
+          <w:szCs w:val="40"/>
           <w:lang w:val="ro-RO"/>
         </w:rPr>
         <w:t xml:space="preserve">Prof. îndrumător </w:t>
         <w:tab/>
         <w:t>Elev,</w:t>
+      </w:r>
+    </w:p>
+    <w:p>
+      <w:pPr>
+        <w:pStyle w:val="Normal"/>
+        <w:widowControl/>
+        <w:tabs>
+          <w:tab w:val="clear" w:pos="720"/>
+          <w:tab w:val="right" w:pos="9135" w:leader="none"/>
+        </w:tabs>
+        <w:suppressAutoHyphens w:val="true"/>
+        <w:bidi w:val="0"/>
+        <w:spacing w:before="0" w:after="200"/>
+        <w:ind w:hanging="0" w:left="0" w:right="1077"/>
+        <w:jc w:val="left"/>
+        <w:rPr>
+          <w:sz w:val="32"/>
+          <w:szCs w:val="32"/>
+        </w:rPr>
+      </w:pPr>
+      <w:r>
+        <w:rPr>
+          <w:sz w:val="32"/>
+          <w:szCs w:val="32"/>
+          <w:lang w:val="ro-RO"/>
+        </w:rPr>
+        <w:t xml:space="preserve">Alterescu </w:t>
+      </w:r>
+      <w:r>
+        <w:rPr>
+          <w:sz w:val="32"/>
+          <w:szCs w:val="32"/>
+          <w:lang w:val="ro-RO"/>
+        </w:rPr>
+        <w:t xml:space="preserve">Iulia Cristina-Vandana </w:t>
+      </w:r>
+      <w:r>
+        <w:rPr>
+          <w:sz w:val="32"/>
+          <w:szCs w:val="32"/>
+          <w:lang w:val="ro-RO"/>
+        </w:rPr>
+        <w:t>Cristina</w:t>
+        <w:tab/>
+        <w:t>Țuburlui Mihai</w:t>
       </w:r>
     </w:p>
     <w:p>
@@ -195,31 +239,6 @@
           <w:szCs w:val="52"/>
           <w:lang w:val="ro-RO"/>
         </w:rPr>
-        <w:t>Alterescu Cristina</w:t>
-        <w:tab/>
-        <w:t>Țuburlui Mihai</w:t>
-      </w:r>
-    </w:p>
-    <w:p>
-      <w:pPr>
-        <w:pStyle w:val="Normal"/>
-        <w:tabs>
-          <w:tab w:val="clear" w:pos="720"/>
-          <w:tab w:val="right" w:pos="9180" w:leader="none"/>
-        </w:tabs>
-        <w:jc w:val="both"/>
-        <w:rPr>
-          <w:sz w:val="52"/>
-          <w:szCs w:val="52"/>
-          <w:lang w:val="ro-RO"/>
-        </w:rPr>
-      </w:pPr>
-      <w:r>
-        <w:rPr>
-          <w:sz w:val="52"/>
-          <w:szCs w:val="52"/>
-          <w:lang w:val="ro-RO"/>
-        </w:rPr>
       </w:r>
     </w:p>
     <w:p>
@@ -410,8 +429,8 @@
         <w:spacing w:lineRule="auto" w:line="360"/>
         <w:rPr/>
       </w:pPr>
-      <w:bookmarkStart w:id="6" w:name="reguli-de-bază"/>
-      <w:bookmarkStart w:id="7" w:name="cum-funcționează-jocul"/>
+      <w:bookmarkStart w:id="6" w:name="cum-funcționează-jocul"/>
+      <w:bookmarkStart w:id="7" w:name="reguli-de-bază"/>
       <w:r>
         <w:rPr/>
         <w:t>Toate pătratele sunt ocupate fără câștigător (egalitate).</w:t>
@@ -8264,8 +8283,8 @@
         <w:spacing w:lineRule="auto" w:line="360"/>
         <w:rPr/>
       </w:pPr>
-      <w:bookmarkStart w:id="34" w:name="interfață-grafică"/>
-      <w:bookmarkStart w:id="35" w:name="funcții-relevante"/>
+      <w:bookmarkStart w:id="34" w:name="funcții-relevante"/>
+      <w:bookmarkStart w:id="35" w:name="interfață-grafică"/>
       <w:r>
         <w:rPr/>
         <w:t>Culori atractive pentru elementele de joc.</w:t>
@@ -14937,7 +14956,7 @@
         <w:pStyle w:val="SourceCode"/>
         <w:numPr>
           <w:ilvl w:val="1"/>
-          <w:numId w:val="8"/>
+          <w:numId w:val="11"/>
         </w:numPr>
         <w:spacing w:lineRule="auto" w:line="360"/>
         <w:rPr/>
@@ -14954,7 +14973,7 @@
         <w:pStyle w:val="SourceCode"/>
         <w:numPr>
           <w:ilvl w:val="1"/>
-          <w:numId w:val="9"/>
+          <w:numId w:val="3"/>
         </w:numPr>
         <w:spacing w:lineRule="auto" w:line="360"/>
         <w:rPr/>
@@ -14964,51 +14983,6 @@
           <w:rStyle w:val="VerbatimChar"/>
         </w:rPr>
         <w:t>windows_compile.sh</w:t>
-      </w:r>
-    </w:p>
-    <w:p>
-      <w:pPr>
-        <w:pStyle w:val="Compact"/>
-        <w:numPr>
-          <w:ilvl w:val="0"/>
-          <w:numId w:val="10"/>
-        </w:numPr>
-        <w:spacing w:lineRule="auto" w:line="360"/>
-        <w:rPr/>
-      </w:pPr>
-      <w:r>
-        <w:rPr/>
-        <w:t>Deschide terminalul in directurul principal al proiectului.</w:t>
-      </w:r>
-    </w:p>
-    <w:p>
-      <w:pPr>
-        <w:pStyle w:val="Compact"/>
-        <w:numPr>
-          <w:ilvl w:val="0"/>
-          <w:numId w:val="11"/>
-        </w:numPr>
-        <w:spacing w:lineRule="auto" w:line="360"/>
-        <w:rPr/>
-      </w:pPr>
-      <w:bookmarkStart w:id="71" w:name="compilare-pe-linux"/>
-      <w:r>
-        <w:rPr/>
-        <w:t>Execută scriptul de compilare specific sistemului ales.</w:t>
-      </w:r>
-      <w:bookmarkEnd w:id="71"/>
-    </w:p>
-    <w:p>
-      <w:pPr>
-        <w:pStyle w:val="Heading3"/>
-        <w:spacing w:lineRule="auto" w:line="360"/>
-        <w:rPr/>
-      </w:pPr>
-      <w:bookmarkStart w:id="72" w:name="__RefHeading___Toc2507_434376567"/>
-      <w:bookmarkEnd w:id="72"/>
-      <w:r>
-        <w:rPr/>
-        <w:t>Compilare pe Windows:</w:t>
       </w:r>
     </w:p>
     <w:p>
@@ -15023,7 +14997,37 @@
       </w:pPr>
       <w:r>
         <w:rPr/>
-        <w:t>Deschide Visual Studio.</w:t>
+        <w:t>Deschide terminalul in directurul principal al proiectului.</w:t>
+      </w:r>
+    </w:p>
+    <w:p>
+      <w:pPr>
+        <w:pStyle w:val="Compact"/>
+        <w:numPr>
+          <w:ilvl w:val="0"/>
+          <w:numId w:val="3"/>
+        </w:numPr>
+        <w:spacing w:lineRule="auto" w:line="360"/>
+        <w:rPr/>
+      </w:pPr>
+      <w:bookmarkStart w:id="71" w:name="compilare-pe-linux"/>
+      <w:r>
+        <w:rPr/>
+        <w:t>Execută scriptul de compilare specific sistemului ales.</w:t>
+      </w:r>
+      <w:bookmarkEnd w:id="71"/>
+    </w:p>
+    <w:p>
+      <w:pPr>
+        <w:pStyle w:val="Heading3"/>
+        <w:spacing w:lineRule="auto" w:line="360"/>
+        <w:rPr/>
+      </w:pPr>
+      <w:bookmarkStart w:id="72" w:name="__RefHeading___Toc2507_434376567"/>
+      <w:bookmarkEnd w:id="72"/>
+      <w:r>
+        <w:rPr/>
+        <w:t>Compilare pe Windows:</w:t>
       </w:r>
     </w:p>
     <w:p>
@@ -15038,17 +15042,7 @@
       </w:pPr>
       <w:r>
         <w:rPr/>
-        <w:t xml:space="preserve">Deschide proiectul </w:t>
-      </w:r>
-      <w:r>
-        <w:rPr>
-          <w:rStyle w:val="VerbatimChar"/>
-        </w:rPr>
-        <w:t>Tic-Tac-Toe.sln</w:t>
-      </w:r>
-      <w:r>
-        <w:rPr/>
-        <w:t>.</w:t>
+        <w:t>Deschide Visual Studio.</w:t>
       </w:r>
     </w:p>
     <w:p>
@@ -15056,7 +15050,32 @@
         <w:pStyle w:val="Compact"/>
         <w:numPr>
           <w:ilvl w:val="0"/>
-          <w:numId w:val="14"/>
+          <w:numId w:val="3"/>
+        </w:numPr>
+        <w:spacing w:lineRule="auto" w:line="360"/>
+        <w:rPr/>
+      </w:pPr>
+      <w:r>
+        <w:rPr/>
+        <w:t xml:space="preserve">Deschide proiectul </w:t>
+      </w:r>
+      <w:r>
+        <w:rPr>
+          <w:rStyle w:val="VerbatimChar"/>
+        </w:rPr>
+        <w:t>Tic-Tac-Toe.sln</w:t>
+      </w:r>
+      <w:r>
+        <w:rPr/>
+        <w:t>.</w:t>
+      </w:r>
+    </w:p>
+    <w:p>
+      <w:pPr>
+        <w:pStyle w:val="Compact"/>
+        <w:numPr>
+          <w:ilvl w:val="0"/>
+          <w:numId w:val="3"/>
         </w:numPr>
         <w:spacing w:lineRule="auto" w:line="360"/>
         <w:rPr/>
@@ -15381,9 +15400,8 @@
       <w:r>
         <w:rPr/>
       </w:r>
-      <w:bookmarkStart w:id="80" w:name="tic-tac-toe"/>
-      <w:bookmarkStart w:id="81" w:name="tic-tac-toe"/>
-      <w:bookmarkEnd w:id="81"/>
+      <w:bookmarkStart w:id="80" w:name="tic-tac-toe_Copy_1"/>
+      <w:bookmarkEnd w:id="80"/>
     </w:p>
     <w:sdt>
       <w:sdtPr>
@@ -15427,16 +15445,17 @@
             </w:rPr>
             <w:fldChar w:fldCharType="separate"/>
           </w:r>
-          <w:hyperlink w:anchor="__RefHeading___Toc2435_434376567" w:tooltip="Tic-Tac-Toe">
-            <w:r>
-              <w:rPr>
-                <w:rStyle w:val="IndexLink"/>
-              </w:rPr>
-              <w:t>Tic-Tac-Toe</w:t>
-              <w:tab/>
-              <w:t>2</w:t>
-            </w:r>
-          </w:hyperlink>
+          <w:r>
+            <w:rPr>
+              <w:rStyle w:val="IndexLink"/>
+            </w:rPr>
+            <w:t>Tic-Tac-Toe</w:t>
+          </w:r>
+          <w:r>
+            <w:rPr/>
+            <w:tab/>
+            <w:t>2</w:t>
+          </w:r>
         </w:p>
         <w:p>
           <w:pPr>
@@ -15447,16 +15466,12 @@
             </w:tabs>
             <w:rPr/>
           </w:pPr>
-          <w:hyperlink w:anchor="__RefHeading___Toc2437_434376567" w:tooltip="Descriere">
-            <w:r>
-              <w:rPr>
-                <w:rStyle w:val="IndexLink"/>
-              </w:rPr>
-              <w:t>Descriere</w:t>
-              <w:tab/>
-              <w:t>2</w:t>
-            </w:r>
-          </w:hyperlink>
+          <w:r>
+            <w:rPr/>
+            <w:t>Descriere</w:t>
+            <w:tab/>
+            <w:t>2</w:t>
+          </w:r>
         </w:p>
         <w:p>
           <w:pPr>
@@ -15467,16 +15482,12 @@
             </w:tabs>
             <w:rPr/>
           </w:pPr>
-          <w:hyperlink w:anchor="__RefHeading___Toc2439_434376567" w:tooltip="Cum funcționează jocul">
-            <w:r>
-              <w:rPr>
-                <w:rStyle w:val="IndexLink"/>
-              </w:rPr>
-              <w:t>Cum funcționează jocul</w:t>
-              <w:tab/>
-              <w:t>2</w:t>
-            </w:r>
-          </w:hyperlink>
+          <w:r>
+            <w:rPr/>
+            <w:t>Cum funcționează jocul</w:t>
+            <w:tab/>
+            <w:t>2</w:t>
+          </w:r>
         </w:p>
         <w:p>
           <w:pPr>
@@ -15487,16 +15498,12 @@
             </w:tabs>
             <w:rPr/>
           </w:pPr>
-          <w:hyperlink w:anchor="__RefHeading___Toc2441_434376567" w:tooltip="Reguli de bază:">
-            <w:r>
-              <w:rPr>
-                <w:rStyle w:val="IndexLink"/>
-              </w:rPr>
-              <w:t>Reguli de bază:</w:t>
-              <w:tab/>
-              <w:t>2</w:t>
-            </w:r>
-          </w:hyperlink>
+          <w:r>
+            <w:rPr/>
+            <w:t>Reguli de bază:</w:t>
+            <w:tab/>
+            <w:t>2</w:t>
+          </w:r>
         </w:p>
         <w:p>
           <w:pPr>
@@ -15507,16 +15514,12 @@
             </w:tabs>
             <w:rPr/>
           </w:pPr>
-          <w:hyperlink w:anchor="__RefHeading___Toc2443_434376567" w:tooltip="Interfața grafica">
-            <w:r>
-              <w:rPr>
-                <w:rStyle w:val="IndexLink"/>
-              </w:rPr>
-              <w:t>Interfața grafica</w:t>
-              <w:tab/>
-              <w:t>3</w:t>
-            </w:r>
-          </w:hyperlink>
+          <w:r>
+            <w:rPr/>
+            <w:t>Interfața grafica</w:t>
+            <w:tab/>
+            <w:t>3</w:t>
+          </w:r>
         </w:p>
         <w:p>
           <w:pPr>
@@ -15527,16 +15530,12 @@
             </w:tabs>
             <w:rPr/>
           </w:pPr>
-          <w:hyperlink w:anchor="__RefHeading___Toc2445_434376567" w:tooltip="Caracteristici">
-            <w:r>
-              <w:rPr>
-                <w:rStyle w:val="IndexLink"/>
-              </w:rPr>
-              <w:t>Caracteristici</w:t>
-              <w:tab/>
-              <w:t>3</w:t>
-            </w:r>
-          </w:hyperlink>
+          <w:r>
+            <w:rPr/>
+            <w:t>Caracteristici</w:t>
+            <w:tab/>
+            <w:t>3</w:t>
+          </w:r>
         </w:p>
         <w:p>
           <w:pPr>
@@ -15547,16 +15546,12 @@
             </w:tabs>
             <w:rPr/>
           </w:pPr>
-          <w:hyperlink w:anchor="__RefHeading___Toc2447_434376567" w:tooltip="Moduri de joc:">
-            <w:r>
-              <w:rPr>
-                <w:rStyle w:val="IndexLink"/>
-              </w:rPr>
-              <w:t>Moduri de joc:</w:t>
-              <w:tab/>
-              <w:t>3</w:t>
-            </w:r>
-          </w:hyperlink>
+          <w:r>
+            <w:rPr/>
+            <w:t>Moduri de joc:</w:t>
+            <w:tab/>
+            <w:t>3</w:t>
+          </w:r>
         </w:p>
         <w:p>
           <w:pPr>
@@ -15567,16 +15562,12 @@
             </w:tabs>
             <w:rPr/>
           </w:pPr>
-          <w:hyperlink w:anchor="__RefHeading___Toc2449_434376567" w:tooltip="Opțiuni AI:">
-            <w:r>
-              <w:rPr>
-                <w:rStyle w:val="IndexLink"/>
-              </w:rPr>
-              <w:t>Opțiuni AI:</w:t>
-              <w:tab/>
-              <w:t>3</w:t>
-            </w:r>
-          </w:hyperlink>
+          <w:r>
+            <w:rPr/>
+            <w:t>Opțiuni AI:</w:t>
+            <w:tab/>
+            <w:t>3</w:t>
+          </w:r>
         </w:p>
         <w:p>
           <w:pPr>
@@ -15587,16 +15578,12 @@
             </w:tabs>
             <w:rPr/>
           </w:pPr>
-          <w:hyperlink w:anchor="__RefHeading___Toc2451_434376567" w:tooltip="Variabile relevante:">
-            <w:r>
-              <w:rPr>
-                <w:rStyle w:val="IndexLink"/>
-              </w:rPr>
-              <w:t>Variabile relevante:</w:t>
-              <w:tab/>
-              <w:t>3</w:t>
-            </w:r>
-          </w:hyperlink>
+          <w:r>
+            <w:rPr/>
+            <w:t>Variabile relevante:</w:t>
+            <w:tab/>
+            <w:t>3</w:t>
+          </w:r>
         </w:p>
         <w:p>
           <w:pPr>
@@ -15607,16 +15594,12 @@
             </w:tabs>
             <w:rPr/>
           </w:pPr>
-          <w:hyperlink w:anchor="__RefHeading___Toc2453_434376567" w:tooltip="Matricele de stare a jocului:">
-            <w:r>
-              <w:rPr>
-                <w:rStyle w:val="IndexLink"/>
-              </w:rPr>
-              <w:t>Matricele de stare a jocului:</w:t>
-              <w:tab/>
-              <w:t>3</w:t>
-            </w:r>
-          </w:hyperlink>
+          <w:r>
+            <w:rPr/>
+            <w:t>Matricele de stare a jocului:</w:t>
+            <w:tab/>
+            <w:t>3</w:t>
+          </w:r>
         </w:p>
         <w:p>
           <w:pPr>
@@ -15627,16 +15610,12 @@
             </w:tabs>
             <w:rPr/>
           </w:pPr>
-          <w:hyperlink w:anchor="__RefHeading___Toc2455_434376567" w:tooltip="Variabile de control al turului și stării:">
-            <w:r>
-              <w:rPr>
-                <w:rStyle w:val="IndexLink"/>
-              </w:rPr>
-              <w:t>Variabile de control al turului și stării:</w:t>
-              <w:tab/>
-              <w:t>4</w:t>
-            </w:r>
-          </w:hyperlink>
+          <w:r>
+            <w:rPr/>
+            <w:t>Variabile de control al turului și stării:</w:t>
+            <w:tab/>
+            <w:t>4</w:t>
+          </w:r>
         </w:p>
         <w:p>
           <w:pPr>
@@ -15647,16 +15626,12 @@
             </w:tabs>
             <w:rPr/>
           </w:pPr>
-          <w:hyperlink w:anchor="__RefHeading___Toc2457_434376567" w:tooltip="Variabile pentru configurația AI-ului:">
-            <w:r>
-              <w:rPr>
-                <w:rStyle w:val="IndexLink"/>
-              </w:rPr>
-              <w:t>Variabile pentru configurația AI-ului:</w:t>
-              <w:tab/>
-              <w:t>5</w:t>
-            </w:r>
-          </w:hyperlink>
+          <w:r>
+            <w:rPr/>
+            <w:t>Variabile pentru configurația AI-ului:</w:t>
+            <w:tab/>
+            <w:t>5</w:t>
+          </w:r>
         </w:p>
         <w:p>
           <w:pPr>
@@ -15667,16 +15642,12 @@
             </w:tabs>
             <w:rPr/>
           </w:pPr>
-          <w:hyperlink w:anchor="__RefHeading___Toc2459_434376567" w:tooltip="Variabile de interfață:">
-            <w:r>
-              <w:rPr>
-                <w:rStyle w:val="IndexLink"/>
-              </w:rPr>
-              <w:t>Variabile de interfață:</w:t>
-              <w:tab/>
-              <w:t>5</w:t>
-            </w:r>
-          </w:hyperlink>
+          <w:r>
+            <w:rPr/>
+            <w:t>Variabile de interfață:</w:t>
+            <w:tab/>
+            <w:t>5</w:t>
+          </w:r>
         </w:p>
         <w:p>
           <w:pPr>
@@ -15687,16 +15658,12 @@
             </w:tabs>
             <w:rPr/>
           </w:pPr>
-          <w:hyperlink w:anchor="__RefHeading___Toc2461_434376567" w:tooltip="Funcții relevante:">
-            <w:r>
-              <w:rPr>
-                <w:rStyle w:val="IndexLink"/>
-              </w:rPr>
-              <w:t>Funcții relevante:</w:t>
-              <w:tab/>
-              <w:t>6</w:t>
-            </w:r>
-          </w:hyperlink>
+          <w:r>
+            <w:rPr/>
+            <w:t>Funcții relevante:</w:t>
+            <w:tab/>
+            <w:t>6</w:t>
+          </w:r>
         </w:p>
         <w:p>
           <w:pPr>
@@ -15707,16 +15674,12 @@
             </w:tabs>
             <w:rPr/>
           </w:pPr>
-          <w:hyperlink w:anchor="__RefHeading___Toc2463_434376567" w:tooltip="Funcții de utilitate și detecție:">
-            <w:r>
-              <w:rPr>
-                <w:rStyle w:val="IndexLink"/>
-              </w:rPr>
-              <w:t>Funcții de utilitate și detecție:</w:t>
-              <w:tab/>
-              <w:t>6</w:t>
-            </w:r>
-          </w:hyperlink>
+          <w:r>
+            <w:rPr/>
+            <w:t>Funcții de utilitate și detecție:</w:t>
+            <w:tab/>
+            <w:t>6</w:t>
+          </w:r>
         </w:p>
         <w:p>
           <w:pPr>
@@ -15727,16 +15690,12 @@
             </w:tabs>
             <w:rPr/>
           </w:pPr>
-          <w:hyperlink w:anchor="__RefHeading___Toc2465_434376567" w:tooltip="Funcții de management al stării jocului:">
-            <w:r>
-              <w:rPr>
-                <w:rStyle w:val="IndexLink"/>
-              </w:rPr>
-              <w:t>Funcții de management al stării jocului:</w:t>
-              <w:tab/>
-              <w:t>7</w:t>
-            </w:r>
-          </w:hyperlink>
+          <w:r>
+            <w:rPr/>
+            <w:t>Funcții de management al stării jocului:</w:t>
+            <w:tab/>
+            <w:t>7</w:t>
+          </w:r>
         </w:p>
         <w:p>
           <w:pPr>
@@ -15747,16 +15706,12 @@
             </w:tabs>
             <w:rPr/>
           </w:pPr>
-          <w:hyperlink w:anchor="__RefHeading___Toc2467_434376567" w:tooltip="Funcții ale algoritmului de inteligență artificială:">
-            <w:r>
-              <w:rPr>
-                <w:rStyle w:val="IndexLink"/>
-              </w:rPr>
-              <w:t>Funcții ale algoritmului de inteligență artificială:</w:t>
-              <w:tab/>
-              <w:t>9</w:t>
-            </w:r>
-          </w:hyperlink>
+          <w:r>
+            <w:rPr/>
+            <w:t>Funcții ale algoritmului de inteligență artificială:</w:t>
+            <w:tab/>
+            <w:t>9</w:t>
+          </w:r>
         </w:p>
         <w:p>
           <w:pPr>
@@ -15767,16 +15722,12 @@
             </w:tabs>
             <w:rPr/>
           </w:pPr>
-          <w:hyperlink w:anchor="__RefHeading___Toc2469_434376567" w:tooltip="Interfață grafică:">
-            <w:r>
-              <w:rPr>
-                <w:rStyle w:val="IndexLink"/>
-              </w:rPr>
-              <w:t>Interfață grafică:</w:t>
-              <w:tab/>
-              <w:t>12</w:t>
-            </w:r>
-          </w:hyperlink>
+          <w:r>
+            <w:rPr/>
+            <w:t>Interfață grafică:</w:t>
+            <w:tab/>
+            <w:t>12</w:t>
+          </w:r>
         </w:p>
         <w:p>
           <w:pPr>
@@ -15787,16 +15738,12 @@
             </w:tabs>
             <w:rPr/>
           </w:pPr>
-          <w:hyperlink w:anchor="__RefHeading___Toc2471_434376567" w:tooltip="Informații pentru admiterea la informatica">
-            <w:r>
-              <w:rPr>
-                <w:rStyle w:val="IndexLink"/>
-              </w:rPr>
-              <w:t>Informații pentru admiterea la informatica</w:t>
-              <w:tab/>
-              <w:t>12</w:t>
-            </w:r>
-          </w:hyperlink>
+          <w:r>
+            <w:rPr/>
+            <w:t>Informații pentru admiterea la informatica</w:t>
+            <w:tab/>
+            <w:t>12</w:t>
+          </w:r>
         </w:p>
         <w:p>
           <w:pPr>
@@ -15807,16 +15754,12 @@
             </w:tabs>
             <w:rPr/>
           </w:pPr>
-          <w:hyperlink w:anchor="__RefHeading___Toc2473_434376567" w:tooltip="Competențe demonstrare:">
-            <w:r>
-              <w:rPr>
-                <w:rStyle w:val="IndexLink"/>
-              </w:rPr>
-              <w:t>Competențe demonstrare:</w:t>
-              <w:tab/>
-              <w:t>12</w:t>
-            </w:r>
-          </w:hyperlink>
+          <w:r>
+            <w:rPr/>
+            <w:t>Competențe demonstrare:</w:t>
+            <w:tab/>
+            <w:t>12</w:t>
+          </w:r>
         </w:p>
         <w:p>
           <w:pPr>
@@ -15827,16 +15770,12 @@
             </w:tabs>
             <w:rPr/>
           </w:pPr>
-          <w:hyperlink w:anchor="__RefHeading___Toc2475_434376567" w:tooltip="Valoarea proiectului:">
-            <w:r>
-              <w:rPr>
-                <w:rStyle w:val="IndexLink"/>
-              </w:rPr>
-              <w:t>Valoarea proiectului:</w:t>
-              <w:tab/>
-              <w:t>13</w:t>
-            </w:r>
-          </w:hyperlink>
+          <w:r>
+            <w:rPr/>
+            <w:t>Valoarea proiectului:</w:t>
+            <w:tab/>
+            <w:t>13</w:t>
+          </w:r>
         </w:p>
         <w:p>
           <w:pPr>
@@ -15847,16 +15786,12 @@
             </w:tabs>
             <w:rPr/>
           </w:pPr>
-          <w:hyperlink w:anchor="__RefHeading___Toc2477_434376567" w:tooltip="Exemple de cod și concepte avansate pentru atestatul la informatică:">
-            <w:r>
-              <w:rPr>
-                <w:rStyle w:val="IndexLink"/>
-              </w:rPr>
-              <w:t>Exemple de cod și concepte avansate pentru atestatul la informatică:</w:t>
-              <w:tab/>
-              <w:t>13</w:t>
-            </w:r>
-          </w:hyperlink>
+          <w:r>
+            <w:rPr/>
+            <w:t>Exemple de cod și concepte avansate pentru atestatul la informatică:</w:t>
+            <w:tab/>
+            <w:t>13</w:t>
+          </w:r>
         </w:p>
         <w:p>
           <w:pPr>
@@ -15867,16 +15802,12 @@
             </w:tabs>
             <w:rPr/>
           </w:pPr>
-          <w:hyperlink w:anchor="__RefHeading___Toc2479_434376567" w:tooltip="1. Utilizarea tablourilor 2D și indexării:">
-            <w:r>
-              <w:rPr>
-                <w:rStyle w:val="IndexLink"/>
-              </w:rPr>
-              <w:t>1. Utilizarea tablourilor 2D și indexării:</w:t>
-              <w:tab/>
-              <w:t>13</w:t>
-            </w:r>
-          </w:hyperlink>
+          <w:r>
+            <w:rPr/>
+            <w:t>1. Utilizarea tablourilor 2D și indexării:</w:t>
+            <w:tab/>
+            <w:t>13</w:t>
+          </w:r>
         </w:p>
         <w:p>
           <w:pPr>
@@ -15887,16 +15818,12 @@
             </w:tabs>
             <w:rPr/>
           </w:pPr>
-          <w:hyperlink w:anchor="__RefHeading___Toc2481_434376567" w:tooltip="2. Tipul de dată std::pair - structură de dată:">
-            <w:r>
-              <w:rPr>
-                <w:rStyle w:val="IndexLink"/>
-              </w:rPr>
-              <w:t>2. Tipul de dată std::pair - structură de dată:</w:t>
-              <w:tab/>
-              <w:t>13</w:t>
-            </w:r>
-          </w:hyperlink>
+          <w:r>
+            <w:rPr/>
+            <w:t>2. Tipul de dată std::pair - structură de dată:</w:t>
+            <w:tab/>
+            <w:t>13</w:t>
+          </w:r>
         </w:p>
         <w:p>
           <w:pPr>
@@ -15907,16 +15834,12 @@
             </w:tabs>
             <w:rPr/>
           </w:pPr>
-          <w:hyperlink w:anchor="__RefHeading___Toc2483_434376567" w:tooltip="3. Utilizarea bibliotecii &lt;random&gt; pentru generarea numerelor aleatoare:">
-            <w:r>
-              <w:rPr>
-                <w:rStyle w:val="IndexLink"/>
-              </w:rPr>
-              <w:t>3. Utilizarea bibliotecii &lt;random&gt; pentru generarea numerelor aleatoare:</w:t>
-              <w:tab/>
-              <w:t>13</w:t>
-            </w:r>
-          </w:hyperlink>
+          <w:r>
+            <w:rPr/>
+            <w:t>3. Utilizarea bibliotecii &lt;random&gt; pentru generarea numerelor aleatoare:</w:t>
+            <w:tab/>
+            <w:t>13</w:t>
+          </w:r>
         </w:p>
         <w:p>
           <w:pPr>
@@ -15927,16 +15850,12 @@
             </w:tabs>
             <w:rPr/>
           </w:pPr>
-          <w:hyperlink w:anchor="__RefHeading___Toc2485_434376567" w:tooltip="4. Valori limitate din &lt;climits&gt;:">
-            <w:r>
-              <w:rPr>
-                <w:rStyle w:val="IndexLink"/>
-              </w:rPr>
-              <w:t>4. Valori limitate din &lt;climits&gt;:</w:t>
-              <w:tab/>
-              <w:t>14</w:t>
-            </w:r>
-          </w:hyperlink>
+          <w:r>
+            <w:rPr/>
+            <w:t>4. Valori limitate din &lt;climits&gt;:</w:t>
+            <w:tab/>
+            <w:t>14</w:t>
+          </w:r>
         </w:p>
         <w:p>
           <w:pPr>
@@ -15947,16 +15866,12 @@
             </w:tabs>
             <w:rPr/>
           </w:pPr>
-          <w:hyperlink w:anchor="__RefHeading___Toc2487_434376567" w:tooltip="5. Structuri și clase în C++:">
-            <w:r>
-              <w:rPr>
-                <w:rStyle w:val="IndexLink"/>
-              </w:rPr>
-              <w:t>5. Structuri și clase în C++:</w:t>
-              <w:tab/>
-              <w:t>14</w:t>
-            </w:r>
-          </w:hyperlink>
+          <w:r>
+            <w:rPr/>
+            <w:t>5. Structuri și clase în C++:</w:t>
+            <w:tab/>
+            <w:t>14</w:t>
+          </w:r>
         </w:p>
         <w:p>
           <w:pPr>
@@ -15967,16 +15882,12 @@
             </w:tabs>
             <w:rPr/>
           </w:pPr>
-          <w:hyperlink w:anchor="__RefHeading___Toc2489_434376567" w:tooltip="6. Operatori logici și boolean:">
-            <w:r>
-              <w:rPr>
-                <w:rStyle w:val="IndexLink"/>
-              </w:rPr>
-              <w:t>6. Operatori logici și boolean:</w:t>
-              <w:tab/>
-              <w:t>15</w:t>
-            </w:r>
-          </w:hyperlink>
+          <w:r>
+            <w:rPr/>
+            <w:t>6. Operatori logici și boolean:</w:t>
+            <w:tab/>
+            <w:t>15</w:t>
+          </w:r>
         </w:p>
         <w:p>
           <w:pPr>
@@ -15987,16 +15898,12 @@
             </w:tabs>
             <w:rPr/>
           </w:pPr>
-          <w:hyperlink w:anchor="__RefHeading___Toc2491_434376567" w:tooltip="7. Operatori ternari și transformări:">
-            <w:r>
-              <w:rPr>
-                <w:rStyle w:val="IndexLink"/>
-              </w:rPr>
-              <w:t>7. Operatori ternari și transformări:</w:t>
-              <w:tab/>
-              <w:t>15</w:t>
-            </w:r>
-          </w:hyperlink>
+          <w:r>
+            <w:rPr/>
+            <w:t>7. Operatori ternari și transformări:</w:t>
+            <w:tab/>
+            <w:t>15</w:t>
+          </w:r>
         </w:p>
         <w:p>
           <w:pPr>
@@ -16007,16 +15914,12 @@
             </w:tabs>
             <w:rPr/>
           </w:pPr>
-          <w:hyperlink w:anchor="__RefHeading___Toc2493_434376567" w:tooltip="8. Recursivitate în Minimax:">
-            <w:r>
-              <w:rPr>
-                <w:rStyle w:val="IndexLink"/>
-              </w:rPr>
-              <w:t>8. Recursivitate în Minimax:</w:t>
-              <w:tab/>
-              <w:t>15</w:t>
-            </w:r>
-          </w:hyperlink>
+          <w:r>
+            <w:rPr/>
+            <w:t>8. Recursivitate în Minimax:</w:t>
+            <w:tab/>
+            <w:t>15</w:t>
+          </w:r>
         </w:p>
         <w:p>
           <w:pPr>
@@ -16027,16 +15930,12 @@
             </w:tabs>
             <w:rPr/>
           </w:pPr>
-          <w:hyperlink w:anchor="__RefHeading___Toc2495_434376567" w:tooltip="9. Algoritmi - Minimax (game tree search):">
-            <w:r>
-              <w:rPr>
-                <w:rStyle w:val="IndexLink"/>
-              </w:rPr>
-              <w:t>9. Algoritmi - Minimax (game tree search):</w:t>
-              <w:tab/>
-              <w:t>16</w:t>
-            </w:r>
-          </w:hyperlink>
+          <w:r>
+            <w:rPr/>
+            <w:t>9. Algoritmi - Minimax (game tree search):</w:t>
+            <w:tab/>
+            <w:t>16</w:t>
+          </w:r>
         </w:p>
         <w:p>
           <w:pPr>
@@ -16047,16 +15946,12 @@
             </w:tabs>
             <w:rPr/>
           </w:pPr>
-          <w:hyperlink w:anchor="__RefHeading___Toc2497_434376567" w:tooltip="10. Pointers și transmitere de parametri:">
-            <w:r>
-              <w:rPr>
-                <w:rStyle w:val="IndexLink"/>
-              </w:rPr>
-              <w:t>10. Pointers și transmitere de parametri:</w:t>
-              <w:tab/>
-              <w:t>17</w:t>
-            </w:r>
-          </w:hyperlink>
+          <w:r>
+            <w:rPr/>
+            <w:t>10. Pointers și transmitere de parametri:</w:t>
+            <w:tab/>
+            <w:t>17</w:t>
+          </w:r>
         </w:p>
         <w:p>
           <w:pPr>
@@ -16067,16 +15962,12 @@
             </w:tabs>
             <w:rPr/>
           </w:pPr>
-          <w:hyperlink w:anchor="__RefHeading___Toc2499_434376567" w:tooltip="11. Optimizări și bune practici:">
-            <w:r>
-              <w:rPr>
-                <w:rStyle w:val="IndexLink"/>
-              </w:rPr>
-              <w:t>11. Optimizări și bune practici:</w:t>
-              <w:tab/>
-              <w:t>17</w:t>
-            </w:r>
-          </w:hyperlink>
+          <w:r>
+            <w:rPr/>
+            <w:t>11. Optimizări și bune practici:</w:t>
+            <w:tab/>
+            <w:t>17</w:t>
+          </w:r>
         </w:p>
         <w:p>
           <w:pPr>
@@ -16087,16 +15978,12 @@
             </w:tabs>
             <w:rPr/>
           </w:pPr>
-          <w:hyperlink w:anchor="__RefHeading___Toc2501_434376567" w:tooltip="Cum să compilezi și să rulezi:">
-            <w:r>
-              <w:rPr>
-                <w:rStyle w:val="IndexLink"/>
-              </w:rPr>
-              <w:t>Cum să compilezi și să rulezi:</w:t>
-              <w:tab/>
-              <w:t>18</w:t>
-            </w:r>
-          </w:hyperlink>
+          <w:r>
+            <w:rPr/>
+            <w:t>Cum să compilezi și să rulezi:</w:t>
+            <w:tab/>
+            <w:t>18</w:t>
+          </w:r>
         </w:p>
         <w:p>
           <w:pPr>
@@ -16107,16 +15994,12 @@
             </w:tabs>
             <w:rPr/>
           </w:pPr>
-          <w:hyperlink w:anchor="__RefHeading___Toc2503_434376567" w:tooltip="Cerințe de sistem:">
-            <w:r>
-              <w:rPr>
-                <w:rStyle w:val="IndexLink"/>
-              </w:rPr>
-              <w:t>Cerințe de sistem:</w:t>
-              <w:tab/>
-              <w:t>18</w:t>
-            </w:r>
-          </w:hyperlink>
+          <w:r>
+            <w:rPr/>
+            <w:t>Cerințe de sistem:</w:t>
+            <w:tab/>
+            <w:t>18</w:t>
+          </w:r>
         </w:p>
         <w:p>
           <w:pPr>
@@ -16127,16 +16010,12 @@
             </w:tabs>
             <w:rPr/>
           </w:pPr>
-          <w:hyperlink w:anchor="__RefHeading___Toc2505_434376567" w:tooltip="Compilare pe Linux:">
-            <w:r>
-              <w:rPr>
-                <w:rStyle w:val="IndexLink"/>
-              </w:rPr>
-              <w:t>Compilare pe Linux:</w:t>
-              <w:tab/>
-              <w:t>18</w:t>
-            </w:r>
-          </w:hyperlink>
+          <w:r>
+            <w:rPr/>
+            <w:t>Compilare pe Linux:</w:t>
+            <w:tab/>
+            <w:t>18</w:t>
+          </w:r>
         </w:p>
         <w:p>
           <w:pPr>
@@ -16147,16 +16026,12 @@
             </w:tabs>
             <w:rPr/>
           </w:pPr>
-          <w:hyperlink w:anchor="__RefHeading___Toc2507_434376567" w:tooltip="Compilare pe Windows:">
-            <w:r>
-              <w:rPr>
-                <w:rStyle w:val="IndexLink"/>
-              </w:rPr>
-              <w:t>Compilare pe Windows:</w:t>
-              <w:tab/>
-              <w:t>19</w:t>
-            </w:r>
-          </w:hyperlink>
+          <w:r>
+            <w:rPr/>
+            <w:t>Compilare pe Windows:</w:t>
+            <w:tab/>
+            <w:t>19</w:t>
+          </w:r>
         </w:p>
         <w:p>
           <w:pPr>
@@ -16167,16 +16042,12 @@
             </w:tabs>
             <w:rPr/>
           </w:pPr>
-          <w:hyperlink w:anchor="__RefHeading___Toc2509_434376567" w:tooltip="Rulare:">
-            <w:r>
-              <w:rPr>
-                <w:rStyle w:val="IndexLink"/>
-              </w:rPr>
-              <w:t>Rulare:</w:t>
-              <w:tab/>
-              <w:t>19</w:t>
-            </w:r>
-          </w:hyperlink>
+          <w:r>
+            <w:rPr/>
+            <w:t>Rulare:</w:t>
+            <w:tab/>
+            <w:t>19</w:t>
+          </w:r>
         </w:p>
         <w:p>
           <w:pPr>
@@ -16187,16 +16058,12 @@
             </w:tabs>
             <w:rPr/>
           </w:pPr>
-          <w:hyperlink w:anchor="__RefHeading___Toc2511_434376567" w:tooltip="Controale:">
-            <w:r>
-              <w:rPr>
-                <w:rStyle w:val="IndexLink"/>
-              </w:rPr>
-              <w:t>Controale:</w:t>
-              <w:tab/>
-              <w:t>19</w:t>
-            </w:r>
-          </w:hyperlink>
+          <w:r>
+            <w:rPr/>
+            <w:t>Controale:</w:t>
+            <w:tab/>
+            <w:t>19</w:t>
+          </w:r>
         </w:p>
         <w:p>
           <w:pPr>
@@ -16208,20 +16075,14 @@
             <w:spacing w:before="0" w:after="200"/>
             <w:rPr/>
           </w:pPr>
-          <w:hyperlink w:anchor="__RefHeading___Toc2513_434376567" w:tooltip="Structura proiectului">
-            <w:r>
-              <w:rPr>
-                <w:rStyle w:val="IndexLink"/>
-              </w:rPr>
-              <w:t>Structura proiectului</w:t>
-              <w:tab/>
-              <w:t>19</w:t>
-            </w:r>
-          </w:hyperlink>
           <w:r>
-            <w:rPr>
-              <w:rStyle w:val="IndexLink"/>
-            </w:rPr>
+            <w:rPr/>
+            <w:t>Structura proiectului</w:t>
+            <w:tab/>
+            <w:t>19</w:t>
+          </w:r>
+          <w:r>
+            <w:rPr/>
             <w:fldChar w:fldCharType="end"/>
           </w:r>
         </w:p>
@@ -16993,6 +16854,363 @@
   <w:abstractNum w:abstractNumId="7">
     <w:lvl w:ilvl="0">
       <w:start w:val="1"/>
+      <w:numFmt w:val="decimal"/>
+      <w:lvlText w:val="%1."/>
+      <w:lvlJc w:val="left"/>
+      <w:pPr>
+        <w:tabs>
+          <w:tab w:val="num" w:pos="0"/>
+        </w:tabs>
+        <w:ind w:left="720" w:hanging="360"/>
+      </w:pPr>
+      <w:rPr/>
+    </w:lvl>
+    <w:lvl w:ilvl="1">
+      <w:start w:val="1"/>
+      <w:numFmt w:val="decimal"/>
+      <w:lvlText w:val="%2."/>
+      <w:lvlJc w:val="left"/>
+      <w:pPr>
+        <w:tabs>
+          <w:tab w:val="num" w:pos="0"/>
+        </w:tabs>
+        <w:ind w:left="1440" w:hanging="360"/>
+      </w:pPr>
+      <w:rPr/>
+    </w:lvl>
+    <w:lvl w:ilvl="2">
+      <w:start w:val="1"/>
+      <w:numFmt w:val="decimal"/>
+      <w:lvlText w:val="%3."/>
+      <w:lvlJc w:val="left"/>
+      <w:pPr>
+        <w:tabs>
+          <w:tab w:val="num" w:pos="0"/>
+        </w:tabs>
+        <w:ind w:left="2160" w:hanging="360"/>
+      </w:pPr>
+      <w:rPr/>
+    </w:lvl>
+    <w:lvl w:ilvl="3">
+      <w:start w:val="1"/>
+      <w:numFmt w:val="decimal"/>
+      <w:lvlText w:val="%4."/>
+      <w:lvlJc w:val="left"/>
+      <w:pPr>
+        <w:tabs>
+          <w:tab w:val="num" w:pos="0"/>
+        </w:tabs>
+        <w:ind w:left="2880" w:hanging="360"/>
+      </w:pPr>
+      <w:rPr/>
+    </w:lvl>
+    <w:lvl w:ilvl="4">
+      <w:start w:val="1"/>
+      <w:numFmt w:val="decimal"/>
+      <w:lvlText w:val="%5."/>
+      <w:lvlJc w:val="left"/>
+      <w:pPr>
+        <w:tabs>
+          <w:tab w:val="num" w:pos="0"/>
+        </w:tabs>
+        <w:ind w:left="3600" w:hanging="360"/>
+      </w:pPr>
+      <w:rPr/>
+    </w:lvl>
+    <w:lvl w:ilvl="5">
+      <w:start w:val="1"/>
+      <w:numFmt w:val="decimal"/>
+      <w:lvlText w:val="%6."/>
+      <w:lvlJc w:val="left"/>
+      <w:pPr>
+        <w:tabs>
+          <w:tab w:val="num" w:pos="0"/>
+        </w:tabs>
+        <w:ind w:left="4320" w:hanging="360"/>
+      </w:pPr>
+      <w:rPr/>
+    </w:lvl>
+    <w:lvl w:ilvl="6">
+      <w:start w:val="1"/>
+      <w:numFmt w:val="decimal"/>
+      <w:lvlText w:val="%7."/>
+      <w:lvlJc w:val="left"/>
+      <w:pPr>
+        <w:tabs>
+          <w:tab w:val="num" w:pos="0"/>
+        </w:tabs>
+        <w:ind w:left="5040" w:hanging="360"/>
+      </w:pPr>
+      <w:rPr/>
+    </w:lvl>
+    <w:lvl w:ilvl="7">
+      <w:start w:val="1"/>
+      <w:numFmt w:val="decimal"/>
+      <w:lvlText w:val="%8."/>
+      <w:lvlJc w:val="left"/>
+      <w:pPr>
+        <w:tabs>
+          <w:tab w:val="num" w:pos="0"/>
+        </w:tabs>
+        <w:ind w:left="5760" w:hanging="360"/>
+      </w:pPr>
+      <w:rPr/>
+    </w:lvl>
+    <w:lvl w:ilvl="8">
+      <w:start w:val="1"/>
+      <w:numFmt w:val="decimal"/>
+      <w:lvlText w:val="%9."/>
+      <w:lvlJc w:val="left"/>
+      <w:pPr>
+        <w:tabs>
+          <w:tab w:val="num" w:pos="0"/>
+        </w:tabs>
+        <w:ind w:left="6480" w:hanging="360"/>
+      </w:pPr>
+      <w:rPr/>
+    </w:lvl>
+  </w:abstractNum>
+  <w:abstractNum w:abstractNumId="8">
+    <w:lvl w:ilvl="0">
+      <w:start w:val="1"/>
+      <w:numFmt w:val="decimal"/>
+      <w:lvlText w:val="%1."/>
+      <w:lvlJc w:val="left"/>
+      <w:pPr>
+        <w:tabs>
+          <w:tab w:val="num" w:pos="0"/>
+        </w:tabs>
+        <w:ind w:left="720" w:hanging="360"/>
+      </w:pPr>
+      <w:rPr/>
+    </w:lvl>
+    <w:lvl w:ilvl="1">
+      <w:start w:val="1"/>
+      <w:numFmt w:val="decimal"/>
+      <w:lvlText w:val="%2."/>
+      <w:lvlJc w:val="left"/>
+      <w:pPr>
+        <w:tabs>
+          <w:tab w:val="num" w:pos="0"/>
+        </w:tabs>
+        <w:ind w:left="1440" w:hanging="360"/>
+      </w:pPr>
+      <w:rPr/>
+    </w:lvl>
+    <w:lvl w:ilvl="2">
+      <w:start w:val="1"/>
+      <w:numFmt w:val="decimal"/>
+      <w:lvlText w:val="%3."/>
+      <w:lvlJc w:val="left"/>
+      <w:pPr>
+        <w:tabs>
+          <w:tab w:val="num" w:pos="0"/>
+        </w:tabs>
+        <w:ind w:left="2160" w:hanging="360"/>
+      </w:pPr>
+      <w:rPr/>
+    </w:lvl>
+    <w:lvl w:ilvl="3">
+      <w:start w:val="1"/>
+      <w:numFmt w:val="decimal"/>
+      <w:lvlText w:val="%4."/>
+      <w:lvlJc w:val="left"/>
+      <w:pPr>
+        <w:tabs>
+          <w:tab w:val="num" w:pos="0"/>
+        </w:tabs>
+        <w:ind w:left="2880" w:hanging="360"/>
+      </w:pPr>
+      <w:rPr/>
+    </w:lvl>
+    <w:lvl w:ilvl="4">
+      <w:start w:val="1"/>
+      <w:numFmt w:val="decimal"/>
+      <w:lvlText w:val="%5."/>
+      <w:lvlJc w:val="left"/>
+      <w:pPr>
+        <w:tabs>
+          <w:tab w:val="num" w:pos="0"/>
+        </w:tabs>
+        <w:ind w:left="3600" w:hanging="360"/>
+      </w:pPr>
+      <w:rPr/>
+    </w:lvl>
+    <w:lvl w:ilvl="5">
+      <w:start w:val="1"/>
+      <w:numFmt w:val="decimal"/>
+      <w:lvlText w:val="%6."/>
+      <w:lvlJc w:val="left"/>
+      <w:pPr>
+        <w:tabs>
+          <w:tab w:val="num" w:pos="0"/>
+        </w:tabs>
+        <w:ind w:left="4320" w:hanging="360"/>
+      </w:pPr>
+      <w:rPr/>
+    </w:lvl>
+    <w:lvl w:ilvl="6">
+      <w:start w:val="1"/>
+      <w:numFmt w:val="decimal"/>
+      <w:lvlText w:val="%7."/>
+      <w:lvlJc w:val="left"/>
+      <w:pPr>
+        <w:tabs>
+          <w:tab w:val="num" w:pos="0"/>
+        </w:tabs>
+        <w:ind w:left="5040" w:hanging="360"/>
+      </w:pPr>
+      <w:rPr/>
+    </w:lvl>
+    <w:lvl w:ilvl="7">
+      <w:start w:val="1"/>
+      <w:numFmt w:val="decimal"/>
+      <w:lvlText w:val="%8."/>
+      <w:lvlJc w:val="left"/>
+      <w:pPr>
+        <w:tabs>
+          <w:tab w:val="num" w:pos="0"/>
+        </w:tabs>
+        <w:ind w:left="5760" w:hanging="360"/>
+      </w:pPr>
+      <w:rPr/>
+    </w:lvl>
+    <w:lvl w:ilvl="8">
+      <w:start w:val="1"/>
+      <w:numFmt w:val="decimal"/>
+      <w:lvlText w:val="%9."/>
+      <w:lvlJc w:val="left"/>
+      <w:pPr>
+        <w:tabs>
+          <w:tab w:val="num" w:pos="0"/>
+        </w:tabs>
+        <w:ind w:left="6480" w:hanging="360"/>
+      </w:pPr>
+      <w:rPr/>
+    </w:lvl>
+  </w:abstractNum>
+  <w:abstractNum w:abstractNumId="9">
+    <w:lvl w:ilvl="0">
+      <w:start w:val="1"/>
+      <w:numFmt w:val="decimal"/>
+      <w:lvlText w:val="%1."/>
+      <w:lvlJc w:val="left"/>
+      <w:pPr>
+        <w:tabs>
+          <w:tab w:val="num" w:pos="0"/>
+        </w:tabs>
+        <w:ind w:left="720" w:hanging="360"/>
+      </w:pPr>
+      <w:rPr/>
+    </w:lvl>
+    <w:lvl w:ilvl="1">
+      <w:start w:val="1"/>
+      <w:numFmt w:val="decimal"/>
+      <w:lvlText w:val="%2."/>
+      <w:lvlJc w:val="left"/>
+      <w:pPr>
+        <w:tabs>
+          <w:tab w:val="num" w:pos="0"/>
+        </w:tabs>
+        <w:ind w:left="1440" w:hanging="360"/>
+      </w:pPr>
+      <w:rPr/>
+    </w:lvl>
+    <w:lvl w:ilvl="2">
+      <w:start w:val="1"/>
+      <w:numFmt w:val="decimal"/>
+      <w:lvlText w:val="%3."/>
+      <w:lvlJc w:val="left"/>
+      <w:pPr>
+        <w:tabs>
+          <w:tab w:val="num" w:pos="0"/>
+        </w:tabs>
+        <w:ind w:left="2160" w:hanging="360"/>
+      </w:pPr>
+      <w:rPr/>
+    </w:lvl>
+    <w:lvl w:ilvl="3">
+      <w:start w:val="1"/>
+      <w:numFmt w:val="decimal"/>
+      <w:lvlText w:val="%4."/>
+      <w:lvlJc w:val="left"/>
+      <w:pPr>
+        <w:tabs>
+          <w:tab w:val="num" w:pos="0"/>
+        </w:tabs>
+        <w:ind w:left="2880" w:hanging="360"/>
+      </w:pPr>
+      <w:rPr/>
+    </w:lvl>
+    <w:lvl w:ilvl="4">
+      <w:start w:val="1"/>
+      <w:numFmt w:val="decimal"/>
+      <w:lvlText w:val="%5."/>
+      <w:lvlJc w:val="left"/>
+      <w:pPr>
+        <w:tabs>
+          <w:tab w:val="num" w:pos="0"/>
+        </w:tabs>
+        <w:ind w:left="3600" w:hanging="360"/>
+      </w:pPr>
+      <w:rPr/>
+    </w:lvl>
+    <w:lvl w:ilvl="5">
+      <w:start w:val="1"/>
+      <w:numFmt w:val="decimal"/>
+      <w:lvlText w:val="%6."/>
+      <w:lvlJc w:val="left"/>
+      <w:pPr>
+        <w:tabs>
+          <w:tab w:val="num" w:pos="0"/>
+        </w:tabs>
+        <w:ind w:left="4320" w:hanging="360"/>
+      </w:pPr>
+      <w:rPr/>
+    </w:lvl>
+    <w:lvl w:ilvl="6">
+      <w:start w:val="1"/>
+      <w:numFmt w:val="decimal"/>
+      <w:lvlText w:val="%7."/>
+      <w:lvlJc w:val="left"/>
+      <w:pPr>
+        <w:tabs>
+          <w:tab w:val="num" w:pos="0"/>
+        </w:tabs>
+        <w:ind w:left="5040" w:hanging="360"/>
+      </w:pPr>
+      <w:rPr/>
+    </w:lvl>
+    <w:lvl w:ilvl="7">
+      <w:start w:val="1"/>
+      <w:numFmt w:val="decimal"/>
+      <w:lvlText w:val="%8."/>
+      <w:lvlJc w:val="left"/>
+      <w:pPr>
+        <w:tabs>
+          <w:tab w:val="num" w:pos="0"/>
+        </w:tabs>
+        <w:ind w:left="5760" w:hanging="360"/>
+      </w:pPr>
+      <w:rPr/>
+    </w:lvl>
+    <w:lvl w:ilvl="8">
+      <w:start w:val="1"/>
+      <w:numFmt w:val="decimal"/>
+      <w:lvlText w:val="%9."/>
+      <w:lvlJc w:val="left"/>
+      <w:pPr>
+        <w:tabs>
+          <w:tab w:val="num" w:pos="0"/>
+        </w:tabs>
+        <w:ind w:left="6480" w:hanging="360"/>
+      </w:pPr>
+      <w:rPr/>
+    </w:lvl>
+  </w:abstractNum>
+  <w:abstractNum w:abstractNumId="10">
+    <w:lvl w:ilvl="0">
+      <w:start w:val="1"/>
       <w:numFmt w:val="none"/>
       <w:suff w:val="nothing"/>
       <w:lvlText w:val=""/>
@@ -17131,7 +17349,16 @@
     <w:abstractNumId w:val="7"/>
   </w:num>
   <w:num w:numId="8">
-    <w:abstractNumId w:val="4"/>
+    <w:abstractNumId w:val="8"/>
+  </w:num>
+  <w:num w:numId="9">
+    <w:abstractNumId w:val="9"/>
+  </w:num>
+  <w:num w:numId="10">
+    <w:abstractNumId w:val="10"/>
+  </w:num>
+  <w:num w:numId="11">
+    <w:abstractNumId w:val="3"/>
     <w:lvlOverride w:ilvl="0">
       <w:startOverride w:val="1"/>
     </w:lvlOverride>
@@ -17139,29 +17366,17 @@
       <w:startOverride w:val="1"/>
     </w:lvlOverride>
   </w:num>
-  <w:num w:numId="9">
-    <w:abstractNumId w:val="4"/>
-  </w:num>
-  <w:num w:numId="10">
-    <w:abstractNumId w:val="4"/>
-    <w:lvlOverride w:ilvl="0">
-      <w:startOverride w:val="1"/>
-    </w:lvlOverride>
-  </w:num>
-  <w:num w:numId="11">
-    <w:abstractNumId w:val="4"/>
-  </w:num>
   <w:num w:numId="12">
-    <w:abstractNumId w:val="4"/>
+    <w:abstractNumId w:val="3"/>
     <w:lvlOverride w:ilvl="0">
       <w:startOverride w:val="1"/>
     </w:lvlOverride>
   </w:num>
   <w:num w:numId="13">
-    <w:abstractNumId w:val="4"/>
-  </w:num>
-  <w:num w:numId="14">
-    <w:abstractNumId w:val="4"/>
+    <w:abstractNumId w:val="3"/>
+    <w:lvlOverride w:ilvl="0">
+      <w:startOverride w:val="1"/>
+    </w:lvlOverride>
   </w:num>
 </w:numbering>
 </file>
@@ -17586,16 +17801,15 @@
     <w:qFormat/>
     <w:rPr/>
   </w:style>
-  <w:style w:type="character" w:styleId="FootnoteCharactersuser">
-    <w:name w:val="Footnote Characters (user)"/>
-    <w:basedOn w:val="BodyTextChar"/>
+  <w:style w:type="character" w:styleId="FootnoteCharacters">
+    <w:name w:val="Footnote Characters"/>
     <w:qFormat/>
     <w:rPr>
       <w:vertAlign w:val="superscript"/>
     </w:rPr>
   </w:style>
-  <w:style w:type="character" w:styleId="FootnoteCharacters">
-    <w:name w:val="Footnote Characters"/>
+  <w:style w:type="character" w:styleId="FootnoteCharactersuser">
+    <w:name w:val="Footnote Characters (user)"/>
     <w:qFormat/>
     <w:rPr>
       <w:vertAlign w:val="superscript"/>
@@ -17871,8 +18085,8 @@
     <w:qFormat/>
     <w:rPr/>
   </w:style>
-  <w:style w:type="character" w:styleId="Bulletsuser">
-    <w:name w:val="Bullets (user)"/>
+  <w:style w:type="character" w:styleId="Bullets">
+    <w:name w:val="Bullets"/>
     <w:qFormat/>
     <w:rPr>
       <w:rFonts w:ascii="OpenSymbol" w:hAnsi="OpenSymbol" w:eastAsia="OpenSymbol" w:cs="OpenSymbol"/>
@@ -18261,37 +18475,37 @@
         <a:srgbClr val="000000"/>
       </a:dk1>
       <a:lt1>
-        <a:srgbClr val="ffffff"/>
+        <a:srgbClr val="FFFFFF"/>
       </a:lt1>
       <a:dk2>
-        <a:srgbClr val="0e2841"/>
+        <a:srgbClr val="0E2841"/>
       </a:dk2>
       <a:lt2>
-        <a:srgbClr val="e8e8e8"/>
+        <a:srgbClr val="E8E8E8"/>
       </a:lt2>
       <a:accent1>
         <a:srgbClr val="156082"/>
       </a:accent1>
       <a:accent2>
-        <a:srgbClr val="e97132"/>
+        <a:srgbClr val="E97132"/>
       </a:accent2>
       <a:accent3>
-        <a:srgbClr val="196b24"/>
+        <a:srgbClr val="196B24"/>
       </a:accent3>
       <a:accent4>
-        <a:srgbClr val="0f9ed5"/>
+        <a:srgbClr val="0F9ED5"/>
       </a:accent4>
       <a:accent5>
-        <a:srgbClr val="a02b93"/>
+        <a:srgbClr val="A02B93"/>
       </a:accent5>
       <a:accent6>
-        <a:srgbClr val="4ea72e"/>
+        <a:srgbClr val="4EA72E"/>
       </a:accent6>
       <a:hlink>
         <a:srgbClr val="467886"/>
       </a:hlink>
       <a:folHlink>
-        <a:srgbClr val="96607d"/>
+        <a:srgbClr val="96607D"/>
       </a:folHlink>
     </a:clrScheme>
     <a:fontScheme name="Office">
